--- a/documents/word/01_GOVERNANCE.docx
+++ b/documents/word/01_GOVERNANCE.docx
@@ -4,6 +4,7 @@
   <w:body>
     <w:p>
       <w:pPr>
+        <w:shd w:val="clear" w:color="auto" w:fill="002060"/>
         <w:spacing w:before="100" w:beforeAutospacing="1" w:after="100" w:afterAutospacing="1" w:line="240" w:lineRule="auto"/>
         <w:jc w:val="center"/>
         <w:outlineLvl w:val="0"/>
@@ -74,7 +75,7 @@
     <w:p>
       <w:pPr>
         <w:rPr>
-          <w:rFonts w:ascii="Times New Roman" w:eastAsia="Times New Roman" w:hAnsi="Times New Roman" w:cs="Times New Roman" w:hint="cs"/>
+          <w:rFonts w:ascii="Times New Roman" w:eastAsia="Times New Roman" w:hAnsi="Times New Roman" w:cs="Times New Roman"/>
           <w:b/>
           <w:bCs/>
           <w:kern w:val="36"/>
@@ -123,7 +124,7 @@
         </w:rPr>
         <w:lastRenderedPageBreak/>
         <w:pict w14:anchorId="67330C09">
-          <v:rect id="_x0000_i1087" style="width:0;height:1.5pt" o:hralign="center" o:hrstd="t" o:hr="t" fillcolor="#a0a0a0" stroked="f"/>
+          <v:rect id="_x0000_i1025" style="width:0;height:1.5pt" o:hralign="center" o:hrstd="t" o:hr="t" fillcolor="#a0a0a0" stroked="f"/>
         </w:pict>
       </w:r>
     </w:p>
@@ -178,7 +179,7 @@
           <w14:ligatures w14:val="none"/>
         </w:rPr>
         <w:pict w14:anchorId="495F83C0">
-          <v:rect id="_x0000_i1025" style="width:0;height:1.5pt" o:hralign="center" o:hrstd="t" o:hr="t" fillcolor="#a0a0a0" stroked="f"/>
+          <v:rect id="_x0000_i1026" style="width:0;height:1.5pt" o:hralign="center" o:hrstd="t" o:hr="t" fillcolor="#a0a0a0" stroked="f"/>
         </w:pict>
       </w:r>
     </w:p>
@@ -1685,7 +1686,7 @@
           <w14:ligatures w14:val="none"/>
         </w:rPr>
         <w:pict w14:anchorId="704E2E6B">
-          <v:rect id="_x0000_i1026" style="width:0;height:1.5pt" o:hralign="center" o:hrstd="t" o:hr="t" fillcolor="#a0a0a0" stroked="f"/>
+          <v:rect id="_x0000_i1027" style="width:0;height:1.5pt" o:hralign="center" o:hrstd="t" o:hr="t" fillcolor="#a0a0a0" stroked="f"/>
         </w:pict>
       </w:r>
     </w:p>
@@ -1933,7 +1934,7 @@
           <w14:ligatures w14:val="none"/>
         </w:rPr>
         <w:pict w14:anchorId="0257BEA1">
-          <v:rect id="_x0000_i1027" style="width:0;height:1.5pt" o:hralign="center" o:hrstd="t" o:hr="t" fillcolor="#a0a0a0" stroked="f"/>
+          <v:rect id="_x0000_i1028" style="width:0;height:1.5pt" o:hralign="center" o:hrstd="t" o:hr="t" fillcolor="#a0a0a0" stroked="f"/>
         </w:pict>
       </w:r>
     </w:p>
@@ -2182,7 +2183,7 @@
         </w:rPr>
         <w:lastRenderedPageBreak/>
         <w:pict w14:anchorId="7B38CE6C">
-          <v:rect id="_x0000_i1028" style="width:0;height:1.5pt" o:hralign="center" o:hrstd="t" o:hr="t" fillcolor="#a0a0a0" stroked="f"/>
+          <v:rect id="_x0000_i1029" style="width:0;height:1.5pt" o:hralign="center" o:hrstd="t" o:hr="t" fillcolor="#a0a0a0" stroked="f"/>
         </w:pict>
       </w:r>
     </w:p>
@@ -2814,7 +2815,7 @@
           <w14:ligatures w14:val="none"/>
         </w:rPr>
         <w:pict w14:anchorId="4D53FE52">
-          <v:rect id="_x0000_i1029" style="width:0;height:1.5pt" o:hralign="center" o:hrstd="t" o:hr="t" fillcolor="#a0a0a0" stroked="f"/>
+          <v:rect id="_x0000_i1030" style="width:0;height:1.5pt" o:hralign="center" o:hrstd="t" o:hr="t" fillcolor="#a0a0a0" stroked="f"/>
         </w:pict>
       </w:r>
     </w:p>
@@ -3041,7 +3042,7 @@
           <w14:ligatures w14:val="none"/>
         </w:rPr>
         <w:pict w14:anchorId="2A506EBA">
-          <v:rect id="_x0000_i1030" style="width:0;height:1.5pt" o:hralign="center" o:hrstd="t" o:hr="t" fillcolor="#a0a0a0" stroked="f"/>
+          <v:rect id="_x0000_i1031" style="width:0;height:1.5pt" o:hralign="center" o:hrstd="t" o:hr="t" fillcolor="#a0a0a0" stroked="f"/>
         </w:pict>
       </w:r>
     </w:p>
@@ -3529,7 +3530,7 @@
           <w14:ligatures w14:val="none"/>
         </w:rPr>
         <w:pict w14:anchorId="6AB48E5D">
-          <v:rect id="_x0000_i1031" style="width:0;height:1.5pt" o:hralign="center" o:hrstd="t" o:hr="t" fillcolor="#a0a0a0" stroked="f"/>
+          <v:rect id="_x0000_i1032" style="width:0;height:1.5pt" o:hralign="center" o:hrstd="t" o:hr="t" fillcolor="#a0a0a0" stroked="f"/>
         </w:pict>
       </w:r>
     </w:p>
@@ -3768,7 +3769,7 @@
           <w14:ligatures w14:val="none"/>
         </w:rPr>
         <w:pict w14:anchorId="2BC679DA">
-          <v:rect id="_x0000_i1032" style="width:0;height:1.5pt" o:hralign="center" o:hrstd="t" o:hr="t" fillcolor="#a0a0a0" stroked="f"/>
+          <v:rect id="_x0000_i1033" style="width:0;height:1.5pt" o:hralign="center" o:hrstd="t" o:hr="t" fillcolor="#a0a0a0" stroked="f"/>
         </w:pict>
       </w:r>
     </w:p>
@@ -3803,39 +3804,33 @@
     </w:p>
     <w:tbl>
       <w:tblPr>
+        <w:tblStyle w:val="PlainTable1"/>
         <w:tblW w:w="0" w:type="auto"/>
-        <w:tblCellSpacing w:w="15" w:type="dxa"/>
-        <w:tblCellMar>
-          <w:top w:w="15" w:type="dxa"/>
-          <w:left w:w="15" w:type="dxa"/>
-          <w:bottom w:w="15" w:type="dxa"/>
-          <w:right w:w="15" w:type="dxa"/>
-        </w:tblCellMar>
         <w:tblLook w:val="04A0" w:firstRow="1" w:lastRow="0" w:firstColumn="1" w:lastColumn="0" w:noHBand="0" w:noVBand="1"/>
       </w:tblPr>
       <w:tblGrid>
-        <w:gridCol w:w="1009"/>
-        <w:gridCol w:w="5028"/>
+        <w:gridCol w:w="1230"/>
+        <w:gridCol w:w="5169"/>
       </w:tblGrid>
       <w:tr>
         <w:trPr>
+          <w:cnfStyle w:val="100000000000" w:firstRow="1" w:lastRow="0" w:firstColumn="0" w:lastColumn="0" w:oddVBand="0" w:evenVBand="0" w:oddHBand="0" w:evenHBand="0" w:firstRowFirstColumn="0" w:firstRowLastColumn="0" w:lastRowFirstColumn="0" w:lastRowLastColumn="0"/>
           <w:tblHeader/>
-          <w:tblCellSpacing w:w="15" w:type="dxa"/>
         </w:trPr>
         <w:tc>
           <w:tcPr>
+            <w:cnfStyle w:val="001000000000" w:firstRow="0" w:lastRow="0" w:firstColumn="1" w:lastColumn="0" w:oddVBand="0" w:evenVBand="0" w:oddHBand="0" w:evenHBand="0" w:firstRowFirstColumn="0" w:firstRowLastColumn="0" w:lastRowFirstColumn="0" w:lastRowLastColumn="0"/>
             <w:tcW w:w="0" w:type="auto"/>
-            <w:vAlign w:val="center"/>
+            <w:shd w:val="clear" w:color="auto" w:fill="002060"/>
             <w:hideMark/>
           </w:tcPr>
           <w:p>
             <w:pPr>
-              <w:spacing w:after="0" w:line="240" w:lineRule="auto"/>
               <w:jc w:val="center"/>
               <w:rPr>
                 <w:rFonts w:ascii="Times New Roman" w:eastAsia="Times New Roman" w:hAnsi="Times New Roman" w:cs="Times New Roman"/>
-                <w:b/>
-                <w:bCs/>
+                <w:b w:val="0"/>
+                <w:bCs w:val="0"/>
                 <w:kern w:val="0"/>
                 <w:sz w:val="24"/>
                 <w:szCs w:val="24"/>
@@ -3846,8 +3841,6 @@
             <w:r>
               <w:rPr>
                 <w:rFonts w:ascii="Times New Roman" w:eastAsia="Times New Roman" w:hAnsi="Times New Roman" w:cs="Times New Roman"/>
-                <w:b/>
-                <w:bCs/>
                 <w:kern w:val="0"/>
                 <w:sz w:val="24"/>
                 <w:szCs w:val="24"/>
@@ -3861,17 +3854,17 @@
         <w:tc>
           <w:tcPr>
             <w:tcW w:w="0" w:type="auto"/>
-            <w:vAlign w:val="center"/>
+            <w:shd w:val="clear" w:color="auto" w:fill="002060"/>
             <w:hideMark/>
           </w:tcPr>
           <w:p>
             <w:pPr>
-              <w:spacing w:after="0" w:line="240" w:lineRule="auto"/>
               <w:jc w:val="center"/>
+              <w:cnfStyle w:val="100000000000" w:firstRow="1" w:lastRow="0" w:firstColumn="0" w:lastColumn="0" w:oddVBand="0" w:evenVBand="0" w:oddHBand="0" w:evenHBand="0" w:firstRowFirstColumn="0" w:firstRowLastColumn="0" w:lastRowFirstColumn="0" w:lastRowLastColumn="0"/>
               <w:rPr>
                 <w:rFonts w:ascii="Times New Roman" w:eastAsia="Times New Roman" w:hAnsi="Times New Roman" w:cs="Times New Roman"/>
-                <w:b/>
-                <w:bCs/>
+                <w:b w:val="0"/>
+                <w:bCs w:val="0"/>
                 <w:kern w:val="0"/>
                 <w:sz w:val="24"/>
                 <w:szCs w:val="24"/>
@@ -3882,8 +3875,6 @@
             <w:r>
               <w:rPr>
                 <w:rFonts w:ascii="Times New Roman" w:eastAsia="Times New Roman" w:hAnsi="Times New Roman" w:cs="Times New Roman"/>
-                <w:b/>
-                <w:bCs/>
                 <w:kern w:val="0"/>
                 <w:sz w:val="24"/>
                 <w:szCs w:val="24"/>
@@ -3897,17 +3888,16 @@
       </w:tr>
       <w:tr>
         <w:trPr>
-          <w:tblCellSpacing w:w="15" w:type="dxa"/>
+          <w:cnfStyle w:val="000000100000" w:firstRow="0" w:lastRow="0" w:firstColumn="0" w:lastColumn="0" w:oddVBand="0" w:evenVBand="0" w:oddHBand="1" w:evenHBand="0" w:firstRowFirstColumn="0" w:firstRowLastColumn="0" w:lastRowFirstColumn="0" w:lastRowLastColumn="0"/>
         </w:trPr>
         <w:tc>
           <w:tcPr>
+            <w:cnfStyle w:val="001000000000" w:firstRow="0" w:lastRow="0" w:firstColumn="1" w:lastColumn="0" w:oddVBand="0" w:evenVBand="0" w:oddHBand="0" w:evenHBand="0" w:firstRowFirstColumn="0" w:firstRowLastColumn="0" w:lastRowFirstColumn="0" w:lastRowLastColumn="0"/>
             <w:tcW w:w="0" w:type="auto"/>
-            <w:vAlign w:val="center"/>
             <w:hideMark/>
           </w:tcPr>
           <w:p>
             <w:pPr>
-              <w:spacing w:after="0" w:line="240" w:lineRule="auto"/>
               <w:rPr>
                 <w:rFonts w:ascii="Times New Roman" w:eastAsia="Times New Roman" w:hAnsi="Times New Roman" w:cs="Times New Roman"/>
                 <w:kern w:val="0"/>
@@ -3933,12 +3923,11 @@
         <w:tc>
           <w:tcPr>
             <w:tcW w:w="0" w:type="auto"/>
-            <w:vAlign w:val="center"/>
             <w:hideMark/>
           </w:tcPr>
           <w:p>
             <w:pPr>
-              <w:spacing w:after="0" w:line="240" w:lineRule="auto"/>
+              <w:cnfStyle w:val="000000100000" w:firstRow="0" w:lastRow="0" w:firstColumn="0" w:lastColumn="0" w:oddVBand="0" w:evenVBand="0" w:oddHBand="1" w:evenHBand="0" w:firstRowFirstColumn="0" w:firstRowLastColumn="0" w:lastRowFirstColumn="0" w:lastRowLastColumn="0"/>
               <w:rPr>
                 <w:rFonts w:ascii="Times New Roman" w:eastAsia="Times New Roman" w:hAnsi="Times New Roman" w:cs="Times New Roman"/>
                 <w:kern w:val="0"/>
@@ -3963,18 +3952,14 @@
         </w:tc>
       </w:tr>
       <w:tr>
-        <w:trPr>
-          <w:tblCellSpacing w:w="15" w:type="dxa"/>
-        </w:trPr>
         <w:tc>
           <w:tcPr>
+            <w:cnfStyle w:val="001000000000" w:firstRow="0" w:lastRow="0" w:firstColumn="1" w:lastColumn="0" w:oddVBand="0" w:evenVBand="0" w:oddHBand="0" w:evenHBand="0" w:firstRowFirstColumn="0" w:firstRowLastColumn="0" w:lastRowFirstColumn="0" w:lastRowLastColumn="0"/>
             <w:tcW w:w="0" w:type="auto"/>
-            <w:vAlign w:val="center"/>
             <w:hideMark/>
           </w:tcPr>
           <w:p>
             <w:pPr>
-              <w:spacing w:after="0" w:line="240" w:lineRule="auto"/>
               <w:rPr>
                 <w:rFonts w:ascii="Times New Roman" w:eastAsia="Times New Roman" w:hAnsi="Times New Roman" w:cs="Times New Roman"/>
                 <w:kern w:val="0"/>
@@ -4000,12 +3985,11 @@
         <w:tc>
           <w:tcPr>
             <w:tcW w:w="0" w:type="auto"/>
-            <w:vAlign w:val="center"/>
             <w:hideMark/>
           </w:tcPr>
           <w:p>
             <w:pPr>
-              <w:spacing w:after="0" w:line="240" w:lineRule="auto"/>
+              <w:cnfStyle w:val="000000000000" w:firstRow="0" w:lastRow="0" w:firstColumn="0" w:lastColumn="0" w:oddVBand="0" w:evenVBand="0" w:oddHBand="0" w:evenHBand="0" w:firstRowFirstColumn="0" w:firstRowLastColumn="0" w:lastRowFirstColumn="0" w:lastRowLastColumn="0"/>
               <w:rPr>
                 <w:rFonts w:ascii="Times New Roman" w:eastAsia="Times New Roman" w:hAnsi="Times New Roman" w:cs="Times New Roman"/>
                 <w:kern w:val="0"/>
@@ -4031,17 +4015,16 @@
       </w:tr>
       <w:tr>
         <w:trPr>
-          <w:tblCellSpacing w:w="15" w:type="dxa"/>
+          <w:cnfStyle w:val="000000100000" w:firstRow="0" w:lastRow="0" w:firstColumn="0" w:lastColumn="0" w:oddVBand="0" w:evenVBand="0" w:oddHBand="1" w:evenHBand="0" w:firstRowFirstColumn="0" w:firstRowLastColumn="0" w:lastRowFirstColumn="0" w:lastRowLastColumn="0"/>
         </w:trPr>
         <w:tc>
           <w:tcPr>
+            <w:cnfStyle w:val="001000000000" w:firstRow="0" w:lastRow="0" w:firstColumn="1" w:lastColumn="0" w:oddVBand="0" w:evenVBand="0" w:oddHBand="0" w:evenHBand="0" w:firstRowFirstColumn="0" w:firstRowLastColumn="0" w:lastRowFirstColumn="0" w:lastRowLastColumn="0"/>
             <w:tcW w:w="0" w:type="auto"/>
-            <w:vAlign w:val="center"/>
             <w:hideMark/>
           </w:tcPr>
           <w:p>
             <w:pPr>
-              <w:spacing w:after="0" w:line="240" w:lineRule="auto"/>
               <w:rPr>
                 <w:rFonts w:ascii="Times New Roman" w:eastAsia="Times New Roman" w:hAnsi="Times New Roman" w:cs="Times New Roman"/>
                 <w:kern w:val="0"/>
@@ -4060,7 +4043,6 @@
                 <w:lang w:val="en-GB" w:eastAsia="en-GB" w:bidi="ar-SA"/>
                 <w14:ligatures w14:val="none"/>
               </w:rPr>
-              <w:lastRenderedPageBreak/>
               <w:t>Process</w:t>
             </w:r>
           </w:p>
@@ -4068,12 +4050,11 @@
         <w:tc>
           <w:tcPr>
             <w:tcW w:w="0" w:type="auto"/>
-            <w:vAlign w:val="center"/>
             <w:hideMark/>
           </w:tcPr>
           <w:p>
             <w:pPr>
-              <w:spacing w:after="0" w:line="240" w:lineRule="auto"/>
+              <w:cnfStyle w:val="000000100000" w:firstRow="0" w:lastRow="0" w:firstColumn="0" w:lastColumn="0" w:oddVBand="0" w:evenVBand="0" w:oddHBand="1" w:evenHBand="0" w:firstRowFirstColumn="0" w:firstRowLastColumn="0" w:lastRowFirstColumn="0" w:lastRowLastColumn="0"/>
               <w:rPr>
                 <w:rFonts w:ascii="Times New Roman" w:eastAsia="Times New Roman" w:hAnsi="Times New Roman" w:cs="Times New Roman"/>
                 <w:kern w:val="0"/>
@@ -4098,18 +4079,14 @@
         </w:tc>
       </w:tr>
       <w:tr>
-        <w:trPr>
-          <w:tblCellSpacing w:w="15" w:type="dxa"/>
-        </w:trPr>
         <w:tc>
           <w:tcPr>
+            <w:cnfStyle w:val="001000000000" w:firstRow="0" w:lastRow="0" w:firstColumn="1" w:lastColumn="0" w:oddVBand="0" w:evenVBand="0" w:oddHBand="0" w:evenHBand="0" w:firstRowFirstColumn="0" w:firstRowLastColumn="0" w:lastRowFirstColumn="0" w:lastRowLastColumn="0"/>
             <w:tcW w:w="0" w:type="auto"/>
-            <w:vAlign w:val="center"/>
             <w:hideMark/>
           </w:tcPr>
           <w:p>
             <w:pPr>
-              <w:spacing w:after="0" w:line="240" w:lineRule="auto"/>
               <w:rPr>
                 <w:rFonts w:ascii="Times New Roman" w:eastAsia="Times New Roman" w:hAnsi="Times New Roman" w:cs="Times New Roman"/>
                 <w:kern w:val="0"/>
@@ -4128,6 +4105,7 @@
                 <w:lang w:val="en-GB" w:eastAsia="en-GB" w:bidi="ar-SA"/>
                 <w14:ligatures w14:val="none"/>
               </w:rPr>
+              <w:lastRenderedPageBreak/>
               <w:t>Output</w:t>
             </w:r>
           </w:p>
@@ -4135,12 +4113,11 @@
         <w:tc>
           <w:tcPr>
             <w:tcW w:w="0" w:type="auto"/>
-            <w:vAlign w:val="center"/>
             <w:hideMark/>
           </w:tcPr>
           <w:p>
             <w:pPr>
-              <w:spacing w:after="0" w:line="240" w:lineRule="auto"/>
+              <w:cnfStyle w:val="000000000000" w:firstRow="0" w:lastRow="0" w:firstColumn="0" w:lastColumn="0" w:oddVBand="0" w:evenVBand="0" w:oddHBand="0" w:evenHBand="0" w:firstRowFirstColumn="0" w:firstRowLastColumn="0" w:lastRowFirstColumn="0" w:lastRowLastColumn="0"/>
               <w:rPr>
                 <w:rFonts w:ascii="Times New Roman" w:eastAsia="Times New Roman" w:hAnsi="Times New Roman" w:cs="Times New Roman"/>
                 <w:kern w:val="0"/>
@@ -4166,17 +4143,16 @@
       </w:tr>
       <w:tr>
         <w:trPr>
-          <w:tblCellSpacing w:w="15" w:type="dxa"/>
+          <w:cnfStyle w:val="000000100000" w:firstRow="0" w:lastRow="0" w:firstColumn="0" w:lastColumn="0" w:oddVBand="0" w:evenVBand="0" w:oddHBand="1" w:evenHBand="0" w:firstRowFirstColumn="0" w:firstRowLastColumn="0" w:lastRowFirstColumn="0" w:lastRowLastColumn="0"/>
         </w:trPr>
         <w:tc>
           <w:tcPr>
+            <w:cnfStyle w:val="001000000000" w:firstRow="0" w:lastRow="0" w:firstColumn="1" w:lastColumn="0" w:oddVBand="0" w:evenVBand="0" w:oddHBand="0" w:evenHBand="0" w:firstRowFirstColumn="0" w:firstRowLastColumn="0" w:lastRowFirstColumn="0" w:lastRowLastColumn="0"/>
             <w:tcW w:w="0" w:type="auto"/>
-            <w:vAlign w:val="center"/>
             <w:hideMark/>
           </w:tcPr>
           <w:p>
             <w:pPr>
-              <w:spacing w:after="0" w:line="240" w:lineRule="auto"/>
               <w:rPr>
                 <w:rFonts w:ascii="Times New Roman" w:eastAsia="Times New Roman" w:hAnsi="Times New Roman" w:cs="Times New Roman"/>
                 <w:kern w:val="0"/>
@@ -4202,12 +4178,11 @@
         <w:tc>
           <w:tcPr>
             <w:tcW w:w="0" w:type="auto"/>
-            <w:vAlign w:val="center"/>
             <w:hideMark/>
           </w:tcPr>
           <w:p>
             <w:pPr>
-              <w:spacing w:after="0" w:line="240" w:lineRule="auto"/>
+              <w:cnfStyle w:val="000000100000" w:firstRow="0" w:lastRow="0" w:firstColumn="0" w:lastColumn="0" w:oddVBand="0" w:evenVBand="0" w:oddHBand="1" w:evenHBand="0" w:firstRowFirstColumn="0" w:firstRowLastColumn="0" w:lastRowFirstColumn="0" w:lastRowLastColumn="0"/>
               <w:rPr>
                 <w:rFonts w:ascii="Times New Roman" w:eastAsia="Times New Roman" w:hAnsi="Times New Roman" w:cs="Times New Roman"/>
                 <w:kern w:val="0"/>
@@ -4254,7 +4229,7 @@
           <w14:ligatures w14:val="none"/>
         </w:rPr>
         <w:pict w14:anchorId="783D6188">
-          <v:rect id="_x0000_i1033" style="width:0;height:1.5pt" o:hralign="center" o:hrstd="t" o:hr="t" fillcolor="#a0a0a0" stroked="f"/>
+          <v:rect id="_x0000_i1034" style="width:0;height:1.5pt" o:hralign="center" o:hrstd="t" o:hr="t" fillcolor="#a0a0a0" stroked="f"/>
         </w:pict>
       </w:r>
     </w:p>
@@ -4362,7 +4337,7 @@
           <w14:ligatures w14:val="none"/>
         </w:rPr>
         <w:pict w14:anchorId="65D3873B">
-          <v:rect id="_x0000_i1034" style="width:0;height:1.5pt" o:hralign="center" o:hrstd="t" o:hr="t" fillcolor="#a0a0a0" stroked="f"/>
+          <v:rect id="_x0000_i1035" style="width:0;height:1.5pt" o:hralign="center" o:hrstd="t" o:hr="t" fillcolor="#a0a0a0" stroked="f"/>
         </w:pict>
       </w:r>
     </w:p>
@@ -4618,7 +4593,7 @@
           <w14:ligatures w14:val="none"/>
         </w:rPr>
         <w:pict w14:anchorId="7EF7C0C4">
-          <v:rect id="_x0000_i1035" style="width:0;height:1.5pt" o:hralign="center" o:hrstd="t" o:hr="t" fillcolor="#a0a0a0" stroked="f"/>
+          <v:rect id="_x0000_i1036" style="width:0;height:1.5pt" o:hralign="center" o:hrstd="t" o:hr="t" fillcolor="#a0a0a0" stroked="f"/>
         </w:pict>
       </w:r>
     </w:p>
@@ -4805,7 +4780,7 @@
           <w14:ligatures w14:val="none"/>
         </w:rPr>
         <w:pict w14:anchorId="01AB1359">
-          <v:rect id="_x0000_i1036" style="width:0;height:1.5pt" o:hralign="center" o:hrstd="t" o:hr="t" fillcolor="#a0a0a0" stroked="f"/>
+          <v:rect id="_x0000_i1037" style="width:0;height:1.5pt" o:hralign="center" o:hrstd="t" o:hr="t" fillcolor="#a0a0a0" stroked="f"/>
         </w:pict>
       </w:r>
     </w:p>
@@ -4887,7 +4862,6 @@
           <w:lang w:val="en-GB" w:eastAsia="en-GB" w:bidi="ar-SA"/>
           <w14:ligatures w14:val="none"/>
         </w:rPr>
-        <w:lastRenderedPageBreak/>
         <w:t>CEO (Chair)</w:t>
       </w:r>
     </w:p>
@@ -4944,6 +4918,7 @@
           <w:lang w:val="en-GB" w:eastAsia="en-GB" w:bidi="ar-SA"/>
           <w14:ligatures w14:val="none"/>
         </w:rPr>
+        <w:lastRenderedPageBreak/>
         <w:t>Investment Director</w:t>
       </w:r>
     </w:p>
@@ -5147,6 +5122,7 @@
           <w:kern w:val="0"/>
           <w:sz w:val="24"/>
           <w:szCs w:val="24"/>
+          <w:highlight w:val="yellow"/>
           <w:lang w:val="en-GB" w:eastAsia="en-GB" w:bidi="ar-SA"/>
           <w14:ligatures w14:val="none"/>
         </w:rPr>
@@ -5157,6 +5133,7 @@
           <w:kern w:val="0"/>
           <w:sz w:val="24"/>
           <w:szCs w:val="24"/>
+          <w:highlight w:val="yellow"/>
           <w:lang w:val="en-GB" w:eastAsia="en-GB" w:bidi="ar-SA"/>
           <w14:ligatures w14:val="none"/>
         </w:rPr>
@@ -5168,6 +5145,7 @@
           <w:kern w:val="0"/>
           <w:sz w:val="24"/>
           <w:szCs w:val="24"/>
+          <w:highlight w:val="yellow"/>
           <w:lang w:val="en-GB" w:eastAsia="en-GB" w:bidi="ar-SA"/>
           <w14:ligatures w14:val="none"/>
         </w:rPr>
@@ -5181,6 +5159,7 @@
           <w:kern w:val="0"/>
           <w:sz w:val="24"/>
           <w:szCs w:val="24"/>
+          <w:highlight w:val="yellow"/>
           <w:lang w:val="en-GB" w:eastAsia="en-GB" w:bidi="ar-SA"/>
           <w14:ligatures w14:val="none"/>
         </w:rPr>
@@ -5192,6 +5171,7 @@
           <w:kern w:val="0"/>
           <w:sz w:val="24"/>
           <w:szCs w:val="24"/>
+          <w:highlight w:val="yellow"/>
           <w:lang w:val="en-GB" w:eastAsia="en-GB" w:bidi="ar-SA"/>
           <w14:ligatures w14:val="none"/>
         </w:rPr>
@@ -5204,6 +5184,7 @@
           <w:kern w:val="0"/>
           <w:sz w:val="24"/>
           <w:szCs w:val="24"/>
+          <w:highlight w:val="yellow"/>
           <w:lang w:val="en-GB" w:eastAsia="en-GB" w:bidi="ar-SA"/>
           <w14:ligatures w14:val="none"/>
         </w:rPr>
@@ -5216,6 +5197,7 @@
           <w:kern w:val="0"/>
           <w:sz w:val="24"/>
           <w:szCs w:val="24"/>
+          <w:highlight w:val="yellow"/>
           <w:lang w:val="en-GB" w:eastAsia="en-GB" w:bidi="ar-SA"/>
           <w14:ligatures w14:val="none"/>
         </w:rPr>
@@ -5227,6 +5209,7 @@
           <w:kern w:val="0"/>
           <w:sz w:val="24"/>
           <w:szCs w:val="24"/>
+          <w:highlight w:val="yellow"/>
           <w:lang w:val="en-GB" w:eastAsia="en-GB" w:bidi="ar-SA"/>
           <w14:ligatures w14:val="none"/>
         </w:rPr>
@@ -5252,11 +5235,12 @@
           <w:kern w:val="0"/>
           <w:sz w:val="24"/>
           <w:szCs w:val="24"/>
+          <w:highlight w:val="yellow"/>
           <w:lang w:val="en-GB" w:eastAsia="en-GB" w:bidi="ar-SA"/>
           <w14:ligatures w14:val="none"/>
         </w:rPr>
         <w:pict w14:anchorId="1B11DF6D">
-          <v:rect id="_x0000_i1037" style="width:0;height:1.5pt" o:hralign="center" o:hrstd="t" o:hr="t" fillcolor="#a0a0a0" stroked="f"/>
+          <v:rect id="_x0000_i1038" style="width:0;height:1.5pt" o:hralign="center" o:hrstd="t" o:hr="t" fillcolor="#a0a0a0" stroked="f"/>
         </w:pict>
       </w:r>
     </w:p>
@@ -5419,7 +5403,7 @@
           <w14:ligatures w14:val="none"/>
         </w:rPr>
         <w:pict w14:anchorId="17B524E1">
-          <v:rect id="_x0000_i1038" style="width:0;height:1.5pt" o:hralign="center" o:hrstd="t" o:hr="t" fillcolor="#a0a0a0" stroked="f"/>
+          <v:rect id="_x0000_i1039" style="width:0;height:1.5pt" o:hralign="center" o:hrstd="t" o:hr="t" fillcolor="#a0a0a0" stroked="f"/>
         </w:pict>
       </w:r>
     </w:p>
@@ -5460,16 +5444,18 @@
           <w:kern w:val="0"/>
           <w:sz w:val="24"/>
           <w:szCs w:val="24"/>
-          <w:lang w:val="en-GB" w:eastAsia="en-GB" w:bidi="ar-SA"/>
-          <w14:ligatures w14:val="none"/>
-        </w:rPr>
-      </w:pPr>
-      <w:r>
-        <w:rPr>
-          <w:rFonts w:ascii="Times New Roman" w:eastAsia="Times New Roman" w:hAnsi="Times New Roman" w:cs="Times New Roman"/>
-          <w:kern w:val="0"/>
-          <w:sz w:val="24"/>
-          <w:szCs w:val="24"/>
+          <w:highlight w:val="yellow"/>
+          <w:lang w:val="en-GB" w:eastAsia="en-GB" w:bidi="ar-SA"/>
+          <w14:ligatures w14:val="none"/>
+        </w:rPr>
+      </w:pPr>
+      <w:r>
+        <w:rPr>
+          <w:rFonts w:ascii="Times New Roman" w:eastAsia="Times New Roman" w:hAnsi="Times New Roman" w:cs="Times New Roman"/>
+          <w:kern w:val="0"/>
+          <w:sz w:val="24"/>
+          <w:szCs w:val="24"/>
+          <w:highlight w:val="yellow"/>
           <w:lang w:val="en-GB" w:eastAsia="en-GB" w:bidi="ar-SA"/>
           <w14:ligatures w14:val="none"/>
         </w:rPr>
@@ -5481,6 +5467,7 @@
           <w:kern w:val="0"/>
           <w:sz w:val="24"/>
           <w:szCs w:val="24"/>
+          <w:highlight w:val="yellow"/>
           <w:lang w:val="en-GB" w:eastAsia="en-GB" w:bidi="ar-SA"/>
           <w14:ligatures w14:val="none"/>
         </w:rPr>
@@ -5493,6 +5480,7 @@
           <w:kern w:val="0"/>
           <w:sz w:val="24"/>
           <w:szCs w:val="24"/>
+          <w:highlight w:val="yellow"/>
           <w:lang w:val="en-GB" w:eastAsia="en-GB" w:bidi="ar-SA"/>
           <w14:ligatures w14:val="none"/>
         </w:rPr>
@@ -5505,6 +5493,7 @@
           <w:kern w:val="0"/>
           <w:sz w:val="24"/>
           <w:szCs w:val="24"/>
+          <w:highlight w:val="yellow"/>
           <w:lang w:val="en-GB" w:eastAsia="en-GB" w:bidi="ar-SA"/>
           <w14:ligatures w14:val="none"/>
         </w:rPr>
@@ -5517,6 +5506,7 @@
           <w:kern w:val="0"/>
           <w:sz w:val="24"/>
           <w:szCs w:val="24"/>
+          <w:highlight w:val="yellow"/>
           <w:lang w:val="en-GB" w:eastAsia="en-GB" w:bidi="ar-SA"/>
           <w14:ligatures w14:val="none"/>
         </w:rPr>
@@ -5530,6 +5520,7 @@
           <w:kern w:val="0"/>
           <w:sz w:val="24"/>
           <w:szCs w:val="24"/>
+          <w:highlight w:val="yellow"/>
           <w:lang w:val="en-GB" w:eastAsia="en-GB" w:bidi="ar-SA"/>
           <w14:ligatures w14:val="none"/>
         </w:rPr>
@@ -5542,6 +5533,7 @@
           <w:kern w:val="0"/>
           <w:sz w:val="24"/>
           <w:szCs w:val="24"/>
+          <w:highlight w:val="yellow"/>
           <w:lang w:val="en-GB" w:eastAsia="en-GB" w:bidi="ar-SA"/>
           <w14:ligatures w14:val="none"/>
         </w:rPr>
@@ -5566,11 +5558,12 @@
           <w:kern w:val="0"/>
           <w:sz w:val="24"/>
           <w:szCs w:val="24"/>
+          <w:highlight w:val="yellow"/>
           <w:lang w:val="en-GB" w:eastAsia="en-GB" w:bidi="ar-SA"/>
           <w14:ligatures w14:val="none"/>
         </w:rPr>
         <w:pict w14:anchorId="1B5492C6">
-          <v:rect id="_x0000_i1039" style="width:0;height:1.5pt" o:hralign="center" o:hrstd="t" o:hr="t" fillcolor="#a0a0a0" stroked="f"/>
+          <v:rect id="_x0000_i1040" style="width:0;height:1.5pt" o:hralign="center" o:hrstd="t" o:hr="t" fillcolor="#a0a0a0" stroked="f"/>
         </w:pict>
       </w:r>
     </w:p>
@@ -5765,9 +5758,8 @@
           <w:lang w:val="en-GB" w:eastAsia="en-GB" w:bidi="ar-SA"/>
           <w14:ligatures w14:val="none"/>
         </w:rPr>
-        <w:lastRenderedPageBreak/>
         <w:pict w14:anchorId="168F70E7">
-          <v:rect id="_x0000_i1040" style="width:0;height:1.5pt" o:hralign="center" o:hrstd="t" o:hr="t" fillcolor="#a0a0a0" stroked="f"/>
+          <v:rect id="_x0000_i1041" style="width:0;height:1.5pt" o:hralign="center" o:hrstd="t" o:hr="t" fillcolor="#a0a0a0" stroked="f"/>
         </w:pict>
       </w:r>
     </w:p>
@@ -5797,6 +5789,7 @@
           <w:lang w:val="en-GB" w:eastAsia="en-GB" w:bidi="ar-SA"/>
           <w14:ligatures w14:val="none"/>
         </w:rPr>
+        <w:lastRenderedPageBreak/>
         <w:t>Detailed Process</w:t>
       </w:r>
     </w:p>
@@ -6015,7 +6008,7 @@
           <w14:ligatures w14:val="none"/>
         </w:rPr>
         <w:pict w14:anchorId="17EAFF86">
-          <v:rect id="_x0000_i1041" style="width:0;height:1.5pt" o:hralign="center" o:hrstd="t" o:hr="t" fillcolor="#a0a0a0" stroked="f"/>
+          <v:rect id="_x0000_i1042" style="width:0;height:1.5pt" o:hralign="center" o:hrstd="t" o:hr="t" fillcolor="#a0a0a0" stroked="f"/>
         </w:pict>
       </w:r>
     </w:p>
@@ -6206,7 +6199,7 @@
           <w14:ligatures w14:val="none"/>
         </w:rPr>
         <w:pict w14:anchorId="2D597499">
-          <v:rect id="_x0000_i1042" style="width:0;height:1.5pt" o:hralign="center" o:hrstd="t" o:hr="t" fillcolor="#a0a0a0" stroked="f"/>
+          <v:rect id="_x0000_i1043" style="width:0;height:1.5pt" o:hralign="center" o:hrstd="t" o:hr="t" fillcolor="#a0a0a0" stroked="f"/>
         </w:pict>
       </w:r>
     </w:p>
@@ -6547,6 +6540,7 @@
           <w:kern w:val="0"/>
           <w:sz w:val="24"/>
           <w:szCs w:val="24"/>
+          <w:highlight w:val="yellow"/>
           <w:lang w:val="en-GB" w:eastAsia="en-GB" w:bidi="ar-SA"/>
           <w14:ligatures w14:val="none"/>
         </w:rPr>
@@ -6557,6 +6551,7 @@
           <w:kern w:val="0"/>
           <w:sz w:val="24"/>
           <w:szCs w:val="24"/>
+          <w:highlight w:val="yellow"/>
           <w:lang w:val="en-GB" w:eastAsia="en-GB" w:bidi="ar-SA"/>
           <w14:ligatures w14:val="none"/>
         </w:rPr>
@@ -6568,6 +6563,7 @@
           <w:kern w:val="0"/>
           <w:sz w:val="24"/>
           <w:szCs w:val="24"/>
+          <w:highlight w:val="yellow"/>
           <w:lang w:val="en-GB" w:eastAsia="en-GB" w:bidi="ar-SA"/>
           <w14:ligatures w14:val="none"/>
         </w:rPr>
@@ -6581,6 +6577,7 @@
           <w:kern w:val="0"/>
           <w:sz w:val="24"/>
           <w:szCs w:val="24"/>
+          <w:highlight w:val="yellow"/>
           <w:lang w:val="en-GB" w:eastAsia="en-GB" w:bidi="ar-SA"/>
           <w14:ligatures w14:val="none"/>
         </w:rPr>
@@ -6592,6 +6589,7 @@
           <w:kern w:val="0"/>
           <w:sz w:val="24"/>
           <w:szCs w:val="24"/>
+          <w:highlight w:val="yellow"/>
           <w:lang w:val="en-GB" w:eastAsia="en-GB" w:bidi="ar-SA"/>
           <w14:ligatures w14:val="none"/>
         </w:rPr>
@@ -6617,11 +6615,12 @@
           <w:kern w:val="0"/>
           <w:sz w:val="24"/>
           <w:szCs w:val="24"/>
+          <w:highlight w:val="yellow"/>
           <w:lang w:val="en-GB" w:eastAsia="en-GB" w:bidi="ar-SA"/>
           <w14:ligatures w14:val="none"/>
         </w:rPr>
         <w:pict w14:anchorId="5BDADEE8">
-          <v:rect id="_x0000_i1043" style="width:0;height:1.5pt" o:hralign="center" o:hrstd="t" o:hr="t" fillcolor="#a0a0a0" stroked="f"/>
+          <v:rect id="_x0000_i1044" style="width:0;height:1.5pt" o:hralign="center" o:hrstd="t" o:hr="t" fillcolor="#a0a0a0" stroked="f"/>
         </w:pict>
       </w:r>
     </w:p>
@@ -6651,7 +6650,6 @@
           <w:lang w:val="en-GB" w:eastAsia="en-GB" w:bidi="ar-SA"/>
           <w14:ligatures w14:val="none"/>
         </w:rPr>
-        <w:lastRenderedPageBreak/>
         <w:t>Step 4 – SAP Integration</w:t>
       </w:r>
     </w:p>
@@ -6680,6 +6678,7 @@
           <w:lang w:val="en-GB" w:eastAsia="en-GB" w:bidi="ar-SA"/>
           <w14:ligatures w14:val="none"/>
         </w:rPr>
+        <w:lastRenderedPageBreak/>
         <w:t>Vendor performance update</w:t>
       </w:r>
     </w:p>
@@ -6789,7 +6788,7 @@
           <w14:ligatures w14:val="none"/>
         </w:rPr>
         <w:pict w14:anchorId="76A65580">
-          <v:rect id="_x0000_i1044" style="width:0;height:1.5pt" o:hralign="center" o:hrstd="t" o:hr="t" fillcolor="#a0a0a0" stroked="f"/>
+          <v:rect id="_x0000_i1045" style="width:0;height:1.5pt" o:hralign="center" o:hrstd="t" o:hr="t" fillcolor="#a0a0a0" stroked="f"/>
         </w:pict>
       </w:r>
     </w:p>
@@ -6840,6 +6839,7 @@
           <w:kern w:val="0"/>
           <w:sz w:val="24"/>
           <w:szCs w:val="24"/>
+          <w:highlight w:val="yellow"/>
           <w:lang w:val="en-GB" w:eastAsia="en-GB" w:bidi="ar-SA"/>
           <w14:ligatures w14:val="none"/>
         </w:rPr>
@@ -6851,6 +6851,7 @@
           <w:kern w:val="0"/>
           <w:sz w:val="24"/>
           <w:szCs w:val="24"/>
+          <w:highlight w:val="yellow"/>
           <w:lang w:val="en-GB" w:eastAsia="en-GB" w:bidi="ar-SA"/>
           <w14:ligatures w14:val="none"/>
         </w:rPr>
@@ -6863,6 +6864,7 @@
           <w:kern w:val="0"/>
           <w:sz w:val="24"/>
           <w:szCs w:val="24"/>
+          <w:highlight w:val="yellow"/>
           <w:lang w:val="en-GB" w:eastAsia="en-GB" w:bidi="ar-SA"/>
           <w14:ligatures w14:val="none"/>
         </w:rPr>
@@ -6875,6 +6877,7 @@
           <w:kern w:val="0"/>
           <w:sz w:val="24"/>
           <w:szCs w:val="24"/>
+          <w:highlight w:val="yellow"/>
           <w:lang w:val="en-GB" w:eastAsia="en-GB" w:bidi="ar-SA"/>
           <w14:ligatures w14:val="none"/>
         </w:rPr>
@@ -6887,6 +6890,7 @@
           <w:kern w:val="0"/>
           <w:sz w:val="24"/>
           <w:szCs w:val="24"/>
+          <w:highlight w:val="yellow"/>
           <w:lang w:val="en-GB" w:eastAsia="en-GB" w:bidi="ar-SA"/>
           <w14:ligatures w14:val="none"/>
         </w:rPr>
@@ -6916,7 +6920,7 @@
           <w14:ligatures w14:val="none"/>
         </w:rPr>
         <w:pict w14:anchorId="662B0CEE">
-          <v:rect id="_x0000_i1045" style="width:0;height:1.5pt" o:hralign="center" o:hrstd="t" o:hr="t" fillcolor="#a0a0a0" stroked="f"/>
+          <v:rect id="_x0000_i1046" style="width:0;height:1.5pt" o:hralign="center" o:hrstd="t" o:hr="t" fillcolor="#a0a0a0" stroked="f"/>
         </w:pict>
       </w:r>
     </w:p>
@@ -7024,7 +7028,7 @@
           <w14:ligatures w14:val="none"/>
         </w:rPr>
         <w:pict w14:anchorId="1C9BE300">
-          <v:rect id="_x0000_i1046" style="width:0;height:1.5pt" o:hralign="center" o:hrstd="t" o:hr="t" fillcolor="#a0a0a0" stroked="f"/>
+          <v:rect id="_x0000_i1047" style="width:0;height:1.5pt" o:hralign="center" o:hrstd="t" o:hr="t" fillcolor="#a0a0a0" stroked="f"/>
         </w:pict>
       </w:r>
     </w:p>
@@ -7280,7 +7284,7 @@
           <w14:ligatures w14:val="none"/>
         </w:rPr>
         <w:pict w14:anchorId="236036FE">
-          <v:rect id="_x0000_i1047" style="width:0;height:1.5pt" o:hralign="center" o:hrstd="t" o:hr="t" fillcolor="#a0a0a0" stroked="f"/>
+          <v:rect id="_x0000_i1048" style="width:0;height:1.5pt" o:hralign="center" o:hrstd="t" o:hr="t" fillcolor="#a0a0a0" stroked="f"/>
         </w:pict>
       </w:r>
     </w:p>
@@ -7363,7 +7367,6 @@
           <w:lang w:val="en-GB" w:eastAsia="en-GB" w:bidi="ar-SA"/>
           <w14:ligatures w14:val="none"/>
         </w:rPr>
-        <w:lastRenderedPageBreak/>
         <w:t>DoA_Matrix</w:t>
       </w:r>
       <w:proofErr w:type="spellEnd"/>
@@ -7432,6 +7435,7 @@
           <w:lang w:val="en-GB" w:eastAsia="en-GB" w:bidi="ar-SA"/>
           <w14:ligatures w14:val="none"/>
         </w:rPr>
+        <w:lastRenderedPageBreak/>
         <w:t>CapEx</w:t>
       </w:r>
     </w:p>
@@ -7569,7 +7573,7 @@
           <w14:ligatures w14:val="none"/>
         </w:rPr>
         <w:pict w14:anchorId="3D2A6665">
-          <v:rect id="_x0000_i1048" style="width:0;height:1.5pt" o:hralign="center" o:hrstd="t" o:hr="t" fillcolor="#a0a0a0" stroked="f"/>
+          <v:rect id="_x0000_i1049" style="width:0;height:1.5pt" o:hralign="center" o:hrstd="t" o:hr="t" fillcolor="#a0a0a0" stroked="f"/>
         </w:pict>
       </w:r>
     </w:p>
@@ -7660,7 +7664,7 @@
           <w14:ligatures w14:val="none"/>
         </w:rPr>
         <w:pict w14:anchorId="1EA70C68">
-          <v:rect id="_x0000_i1049" style="width:0;height:1.5pt" o:hralign="center" o:hrstd="t" o:hr="t" fillcolor="#a0a0a0" stroked="f"/>
+          <v:rect id="_x0000_i1050" style="width:0;height:1.5pt" o:hralign="center" o:hrstd="t" o:hr="t" fillcolor="#a0a0a0" stroked="f"/>
         </w:pict>
       </w:r>
     </w:p>
@@ -7785,6 +7789,7 @@
           <w:kern w:val="0"/>
           <w:sz w:val="24"/>
           <w:szCs w:val="24"/>
+          <w:highlight w:val="yellow"/>
           <w:lang w:val="en-GB" w:eastAsia="en-GB" w:bidi="ar-SA"/>
           <w14:ligatures w14:val="none"/>
         </w:rPr>
@@ -7795,6 +7800,7 @@
           <w:kern w:val="0"/>
           <w:sz w:val="24"/>
           <w:szCs w:val="24"/>
+          <w:highlight w:val="yellow"/>
           <w:lang w:val="en-GB" w:eastAsia="en-GB" w:bidi="ar-SA"/>
           <w14:ligatures w14:val="none"/>
         </w:rPr>
@@ -7806,6 +7812,7 @@
           <w:kern w:val="0"/>
           <w:sz w:val="24"/>
           <w:szCs w:val="24"/>
+          <w:highlight w:val="yellow"/>
           <w:lang w:val="en-GB" w:eastAsia="en-GB" w:bidi="ar-SA"/>
           <w14:ligatures w14:val="none"/>
         </w:rPr>
@@ -7819,6 +7826,7 @@
           <w:kern w:val="0"/>
           <w:sz w:val="24"/>
           <w:szCs w:val="24"/>
+          <w:highlight w:val="yellow"/>
           <w:lang w:val="en-GB" w:eastAsia="en-GB" w:bidi="ar-SA"/>
           <w14:ligatures w14:val="none"/>
         </w:rPr>
@@ -7830,6 +7838,7 @@
           <w:kern w:val="0"/>
           <w:sz w:val="24"/>
           <w:szCs w:val="24"/>
+          <w:highlight w:val="yellow"/>
           <w:lang w:val="en-GB" w:eastAsia="en-GB" w:bidi="ar-SA"/>
           <w14:ligatures w14:val="none"/>
         </w:rPr>
@@ -7855,11 +7864,12 @@
           <w:kern w:val="0"/>
           <w:sz w:val="24"/>
           <w:szCs w:val="24"/>
+          <w:highlight w:val="yellow"/>
           <w:lang w:val="en-GB" w:eastAsia="en-GB" w:bidi="ar-SA"/>
           <w14:ligatures w14:val="none"/>
         </w:rPr>
         <w:pict w14:anchorId="0993B1D9">
-          <v:rect id="_x0000_i1050" style="width:0;height:1.5pt" o:hralign="center" o:hrstd="t" o:hr="t" fillcolor="#a0a0a0" stroked="f"/>
+          <v:rect id="_x0000_i1051" style="width:0;height:1.5pt" o:hralign="center" o:hrstd="t" o:hr="t" fillcolor="#a0a0a0" stroked="f"/>
         </w:pict>
       </w:r>
     </w:p>
@@ -7900,16 +7910,18 @@
           <w:kern w:val="0"/>
           <w:sz w:val="24"/>
           <w:szCs w:val="24"/>
-          <w:lang w:val="en-GB" w:eastAsia="en-GB" w:bidi="ar-SA"/>
-          <w14:ligatures w14:val="none"/>
-        </w:rPr>
-      </w:pPr>
-      <w:r>
-        <w:rPr>
-          <w:rFonts w:ascii="Times New Roman" w:eastAsia="Times New Roman" w:hAnsi="Times New Roman" w:cs="Times New Roman"/>
-          <w:kern w:val="0"/>
-          <w:sz w:val="24"/>
-          <w:szCs w:val="24"/>
+          <w:highlight w:val="yellow"/>
+          <w:lang w:val="en-GB" w:eastAsia="en-GB" w:bidi="ar-SA"/>
+          <w14:ligatures w14:val="none"/>
+        </w:rPr>
+      </w:pPr>
+      <w:r>
+        <w:rPr>
+          <w:rFonts w:ascii="Times New Roman" w:eastAsia="Times New Roman" w:hAnsi="Times New Roman" w:cs="Times New Roman"/>
+          <w:kern w:val="0"/>
+          <w:sz w:val="24"/>
+          <w:szCs w:val="24"/>
+          <w:highlight w:val="yellow"/>
           <w:lang w:val="en-GB" w:eastAsia="en-GB" w:bidi="ar-SA"/>
           <w14:ligatures w14:val="none"/>
         </w:rPr>
@@ -7921,6 +7933,7 @@
           <w:kern w:val="0"/>
           <w:sz w:val="24"/>
           <w:szCs w:val="24"/>
+          <w:highlight w:val="yellow"/>
           <w:lang w:val="en-GB" w:eastAsia="en-GB" w:bidi="ar-SA"/>
           <w14:ligatures w14:val="none"/>
         </w:rPr>
@@ -7933,6 +7946,7 @@
           <w:kern w:val="0"/>
           <w:sz w:val="24"/>
           <w:szCs w:val="24"/>
+          <w:highlight w:val="yellow"/>
           <w:lang w:val="en-GB" w:eastAsia="en-GB" w:bidi="ar-SA"/>
           <w14:ligatures w14:val="none"/>
         </w:rPr>
@@ -7945,6 +7959,7 @@
           <w:kern w:val="0"/>
           <w:sz w:val="24"/>
           <w:szCs w:val="24"/>
+          <w:highlight w:val="yellow"/>
           <w:lang w:val="en-GB" w:eastAsia="en-GB" w:bidi="ar-SA"/>
           <w14:ligatures w14:val="none"/>
         </w:rPr>
@@ -7957,6 +7972,7 @@
           <w:kern w:val="0"/>
           <w:sz w:val="24"/>
           <w:szCs w:val="24"/>
+          <w:highlight w:val="yellow"/>
           <w:lang w:val="en-GB" w:eastAsia="en-GB" w:bidi="ar-SA"/>
           <w14:ligatures w14:val="none"/>
         </w:rPr>
@@ -7982,11 +7998,12 @@
           <w:kern w:val="0"/>
           <w:sz w:val="24"/>
           <w:szCs w:val="24"/>
+          <w:highlight w:val="yellow"/>
           <w:lang w:val="en-GB" w:eastAsia="en-GB" w:bidi="ar-SA"/>
           <w14:ligatures w14:val="none"/>
         </w:rPr>
         <w:pict w14:anchorId="021A90ED">
-          <v:rect id="_x0000_i1051" style="width:0;height:1.5pt" o:hralign="center" o:hrstd="t" o:hr="t" fillcolor="#a0a0a0" stroked="f"/>
+          <v:rect id="_x0000_i1052" style="width:0;height:1.5pt" o:hralign="center" o:hrstd="t" o:hr="t" fillcolor="#a0a0a0" stroked="f"/>
         </w:pict>
       </w:r>
     </w:p>
@@ -8021,45 +8038,38 @@
     </w:p>
     <w:tbl>
       <w:tblPr>
+        <w:tblStyle w:val="PlainTable1"/>
         <w:tblW w:w="0" w:type="auto"/>
-        <w:tblCellSpacing w:w="15" w:type="dxa"/>
-        <w:tblCellMar>
-          <w:top w:w="15" w:type="dxa"/>
-          <w:left w:w="15" w:type="dxa"/>
-          <w:bottom w:w="15" w:type="dxa"/>
-          <w:right w:w="15" w:type="dxa"/>
-        </w:tblCellMar>
         <w:tblLook w:val="04A0" w:firstRow="1" w:lastRow="0" w:firstColumn="1" w:lastColumn="0" w:noHBand="0" w:noVBand="1"/>
       </w:tblPr>
       <w:tblGrid>
-        <w:gridCol w:w="2102"/>
-        <w:gridCol w:w="701"/>
-        <w:gridCol w:w="634"/>
-        <w:gridCol w:w="594"/>
-        <w:gridCol w:w="581"/>
-        <w:gridCol w:w="567"/>
-        <w:gridCol w:w="527"/>
-        <w:gridCol w:w="649"/>
+        <w:gridCol w:w="2323"/>
+        <w:gridCol w:w="857"/>
+        <w:gridCol w:w="790"/>
+        <w:gridCol w:w="750"/>
+        <w:gridCol w:w="737"/>
+        <w:gridCol w:w="723"/>
+        <w:gridCol w:w="683"/>
+        <w:gridCol w:w="790"/>
       </w:tblGrid>
       <w:tr>
         <w:trPr>
-          <w:tblHeader/>
-          <w:tblCellSpacing w:w="15" w:type="dxa"/>
+          <w:cnfStyle w:val="100000000000" w:firstRow="1" w:lastRow="0" w:firstColumn="0" w:lastColumn="0" w:oddVBand="0" w:evenVBand="0" w:oddHBand="0" w:evenHBand="0" w:firstRowFirstColumn="0" w:firstRowLastColumn="0" w:lastRowFirstColumn="0" w:lastRowLastColumn="0"/>
         </w:trPr>
         <w:tc>
           <w:tcPr>
+            <w:cnfStyle w:val="001000000000" w:firstRow="0" w:lastRow="0" w:firstColumn="1" w:lastColumn="0" w:oddVBand="0" w:evenVBand="0" w:oddHBand="0" w:evenHBand="0" w:firstRowFirstColumn="0" w:firstRowLastColumn="0" w:lastRowFirstColumn="0" w:lastRowLastColumn="0"/>
             <w:tcW w:w="0" w:type="auto"/>
-            <w:vAlign w:val="center"/>
+            <w:shd w:val="clear" w:color="auto" w:fill="002060"/>
             <w:hideMark/>
           </w:tcPr>
           <w:p>
             <w:pPr>
-              <w:spacing w:after="0" w:line="240" w:lineRule="auto"/>
               <w:jc w:val="center"/>
               <w:rPr>
                 <w:rFonts w:ascii="Times New Roman" w:eastAsia="Times New Roman" w:hAnsi="Times New Roman" w:cs="Times New Roman"/>
-                <w:b/>
-                <w:bCs/>
+                <w:b w:val="0"/>
+                <w:bCs w:val="0"/>
                 <w:kern w:val="0"/>
                 <w:sz w:val="24"/>
                 <w:szCs w:val="24"/>
@@ -8070,8 +8080,6 @@
             <w:r>
               <w:rPr>
                 <w:rFonts w:ascii="Times New Roman" w:eastAsia="Times New Roman" w:hAnsi="Times New Roman" w:cs="Times New Roman"/>
-                <w:b/>
-                <w:bCs/>
                 <w:kern w:val="0"/>
                 <w:sz w:val="24"/>
                 <w:szCs w:val="24"/>
@@ -8085,17 +8093,17 @@
         <w:tc>
           <w:tcPr>
             <w:tcW w:w="0" w:type="auto"/>
-            <w:vAlign w:val="center"/>
+            <w:shd w:val="clear" w:color="auto" w:fill="002060"/>
             <w:hideMark/>
           </w:tcPr>
           <w:p>
             <w:pPr>
-              <w:spacing w:after="0" w:line="240" w:lineRule="auto"/>
               <w:jc w:val="center"/>
+              <w:cnfStyle w:val="100000000000" w:firstRow="1" w:lastRow="0" w:firstColumn="0" w:lastColumn="0" w:oddVBand="0" w:evenVBand="0" w:oddHBand="0" w:evenHBand="0" w:firstRowFirstColumn="0" w:firstRowLastColumn="0" w:lastRowFirstColumn="0" w:lastRowLastColumn="0"/>
               <w:rPr>
                 <w:rFonts w:ascii="Times New Roman" w:eastAsia="Times New Roman" w:hAnsi="Times New Roman" w:cs="Times New Roman"/>
-                <w:b/>
-                <w:bCs/>
+                <w:b w:val="0"/>
+                <w:bCs w:val="0"/>
                 <w:kern w:val="0"/>
                 <w:sz w:val="24"/>
                 <w:szCs w:val="24"/>
@@ -8106,8 +8114,6 @@
             <w:r>
               <w:rPr>
                 <w:rFonts w:ascii="Times New Roman" w:eastAsia="Times New Roman" w:hAnsi="Times New Roman" w:cs="Times New Roman"/>
-                <w:b/>
-                <w:bCs/>
                 <w:kern w:val="0"/>
                 <w:sz w:val="24"/>
                 <w:szCs w:val="24"/>
@@ -8121,17 +8127,17 @@
         <w:tc>
           <w:tcPr>
             <w:tcW w:w="0" w:type="auto"/>
-            <w:vAlign w:val="center"/>
+            <w:shd w:val="clear" w:color="auto" w:fill="002060"/>
             <w:hideMark/>
           </w:tcPr>
           <w:p>
             <w:pPr>
-              <w:spacing w:after="0" w:line="240" w:lineRule="auto"/>
               <w:jc w:val="center"/>
+              <w:cnfStyle w:val="100000000000" w:firstRow="1" w:lastRow="0" w:firstColumn="0" w:lastColumn="0" w:oddVBand="0" w:evenVBand="0" w:oddHBand="0" w:evenHBand="0" w:firstRowFirstColumn="0" w:firstRowLastColumn="0" w:lastRowFirstColumn="0" w:lastRowLastColumn="0"/>
               <w:rPr>
                 <w:rFonts w:ascii="Times New Roman" w:eastAsia="Times New Roman" w:hAnsi="Times New Roman" w:cs="Times New Roman"/>
-                <w:b/>
-                <w:bCs/>
+                <w:b w:val="0"/>
+                <w:bCs w:val="0"/>
                 <w:kern w:val="0"/>
                 <w:sz w:val="24"/>
                 <w:szCs w:val="24"/>
@@ -8142,8 +8148,6 @@
             <w:r>
               <w:rPr>
                 <w:rFonts w:ascii="Times New Roman" w:eastAsia="Times New Roman" w:hAnsi="Times New Roman" w:cs="Times New Roman"/>
-                <w:b/>
-                <w:bCs/>
                 <w:kern w:val="0"/>
                 <w:sz w:val="24"/>
                 <w:szCs w:val="24"/>
@@ -8157,17 +8161,17 @@
         <w:tc>
           <w:tcPr>
             <w:tcW w:w="0" w:type="auto"/>
-            <w:vAlign w:val="center"/>
+            <w:shd w:val="clear" w:color="auto" w:fill="002060"/>
             <w:hideMark/>
           </w:tcPr>
           <w:p>
             <w:pPr>
-              <w:spacing w:after="0" w:line="240" w:lineRule="auto"/>
               <w:jc w:val="center"/>
+              <w:cnfStyle w:val="100000000000" w:firstRow="1" w:lastRow="0" w:firstColumn="0" w:lastColumn="0" w:oddVBand="0" w:evenVBand="0" w:oddHBand="0" w:evenHBand="0" w:firstRowFirstColumn="0" w:firstRowLastColumn="0" w:lastRowFirstColumn="0" w:lastRowLastColumn="0"/>
               <w:rPr>
                 <w:rFonts w:ascii="Times New Roman" w:eastAsia="Times New Roman" w:hAnsi="Times New Roman" w:cs="Times New Roman"/>
-                <w:b/>
-                <w:bCs/>
+                <w:b w:val="0"/>
+                <w:bCs w:val="0"/>
                 <w:kern w:val="0"/>
                 <w:sz w:val="24"/>
                 <w:szCs w:val="24"/>
@@ -8178,8 +8182,6 @@
             <w:r>
               <w:rPr>
                 <w:rFonts w:ascii="Times New Roman" w:eastAsia="Times New Roman" w:hAnsi="Times New Roman" w:cs="Times New Roman"/>
-                <w:b/>
-                <w:bCs/>
                 <w:kern w:val="0"/>
                 <w:sz w:val="24"/>
                 <w:szCs w:val="24"/>
@@ -8193,17 +8195,17 @@
         <w:tc>
           <w:tcPr>
             <w:tcW w:w="0" w:type="auto"/>
-            <w:vAlign w:val="center"/>
+            <w:shd w:val="clear" w:color="auto" w:fill="002060"/>
             <w:hideMark/>
           </w:tcPr>
           <w:p>
             <w:pPr>
-              <w:spacing w:after="0" w:line="240" w:lineRule="auto"/>
               <w:jc w:val="center"/>
+              <w:cnfStyle w:val="100000000000" w:firstRow="1" w:lastRow="0" w:firstColumn="0" w:lastColumn="0" w:oddVBand="0" w:evenVBand="0" w:oddHBand="0" w:evenHBand="0" w:firstRowFirstColumn="0" w:firstRowLastColumn="0" w:lastRowFirstColumn="0" w:lastRowLastColumn="0"/>
               <w:rPr>
                 <w:rFonts w:ascii="Times New Roman" w:eastAsia="Times New Roman" w:hAnsi="Times New Roman" w:cs="Times New Roman"/>
-                <w:b/>
-                <w:bCs/>
+                <w:b w:val="0"/>
+                <w:bCs w:val="0"/>
                 <w:kern w:val="0"/>
                 <w:sz w:val="24"/>
                 <w:szCs w:val="24"/>
@@ -8214,8 +8216,6 @@
             <w:r>
               <w:rPr>
                 <w:rFonts w:ascii="Times New Roman" w:eastAsia="Times New Roman" w:hAnsi="Times New Roman" w:cs="Times New Roman"/>
-                <w:b/>
-                <w:bCs/>
                 <w:kern w:val="0"/>
                 <w:sz w:val="24"/>
                 <w:szCs w:val="24"/>
@@ -8229,17 +8229,17 @@
         <w:tc>
           <w:tcPr>
             <w:tcW w:w="0" w:type="auto"/>
-            <w:vAlign w:val="center"/>
+            <w:shd w:val="clear" w:color="auto" w:fill="002060"/>
             <w:hideMark/>
           </w:tcPr>
           <w:p>
             <w:pPr>
-              <w:spacing w:after="0" w:line="240" w:lineRule="auto"/>
               <w:jc w:val="center"/>
+              <w:cnfStyle w:val="100000000000" w:firstRow="1" w:lastRow="0" w:firstColumn="0" w:lastColumn="0" w:oddVBand="0" w:evenVBand="0" w:oddHBand="0" w:evenHBand="0" w:firstRowFirstColumn="0" w:firstRowLastColumn="0" w:lastRowFirstColumn="0" w:lastRowLastColumn="0"/>
               <w:rPr>
                 <w:rFonts w:ascii="Times New Roman" w:eastAsia="Times New Roman" w:hAnsi="Times New Roman" w:cs="Times New Roman"/>
-                <w:b/>
-                <w:bCs/>
+                <w:b w:val="0"/>
+                <w:bCs w:val="0"/>
                 <w:kern w:val="0"/>
                 <w:sz w:val="24"/>
                 <w:szCs w:val="24"/>
@@ -8250,8 +8250,6 @@
             <w:r>
               <w:rPr>
                 <w:rFonts w:ascii="Times New Roman" w:eastAsia="Times New Roman" w:hAnsi="Times New Roman" w:cs="Times New Roman"/>
-                <w:b/>
-                <w:bCs/>
                 <w:kern w:val="0"/>
                 <w:sz w:val="24"/>
                 <w:szCs w:val="24"/>
@@ -8265,17 +8263,17 @@
         <w:tc>
           <w:tcPr>
             <w:tcW w:w="0" w:type="auto"/>
-            <w:vAlign w:val="center"/>
+            <w:shd w:val="clear" w:color="auto" w:fill="002060"/>
             <w:hideMark/>
           </w:tcPr>
           <w:p>
             <w:pPr>
-              <w:spacing w:after="0" w:line="240" w:lineRule="auto"/>
               <w:jc w:val="center"/>
+              <w:cnfStyle w:val="100000000000" w:firstRow="1" w:lastRow="0" w:firstColumn="0" w:lastColumn="0" w:oddVBand="0" w:evenVBand="0" w:oddHBand="0" w:evenHBand="0" w:firstRowFirstColumn="0" w:firstRowLastColumn="0" w:lastRowFirstColumn="0" w:lastRowLastColumn="0"/>
               <w:rPr>
                 <w:rFonts w:ascii="Times New Roman" w:eastAsia="Times New Roman" w:hAnsi="Times New Roman" w:cs="Times New Roman"/>
-                <w:b/>
-                <w:bCs/>
+                <w:b w:val="0"/>
+                <w:bCs w:val="0"/>
                 <w:kern w:val="0"/>
                 <w:sz w:val="24"/>
                 <w:szCs w:val="24"/>
@@ -8286,8 +8284,6 @@
             <w:r>
               <w:rPr>
                 <w:rFonts w:ascii="Times New Roman" w:eastAsia="Times New Roman" w:hAnsi="Times New Roman" w:cs="Times New Roman"/>
-                <w:b/>
-                <w:bCs/>
                 <w:kern w:val="0"/>
                 <w:sz w:val="24"/>
                 <w:szCs w:val="24"/>
@@ -8301,17 +8297,17 @@
         <w:tc>
           <w:tcPr>
             <w:tcW w:w="0" w:type="auto"/>
-            <w:vAlign w:val="center"/>
+            <w:shd w:val="clear" w:color="auto" w:fill="002060"/>
             <w:hideMark/>
           </w:tcPr>
           <w:p>
             <w:pPr>
-              <w:spacing w:after="0" w:line="240" w:lineRule="auto"/>
               <w:jc w:val="center"/>
+              <w:cnfStyle w:val="100000000000" w:firstRow="1" w:lastRow="0" w:firstColumn="0" w:lastColumn="0" w:oddVBand="0" w:evenVBand="0" w:oddHBand="0" w:evenHBand="0" w:firstRowFirstColumn="0" w:firstRowLastColumn="0" w:lastRowFirstColumn="0" w:lastRowLastColumn="0"/>
               <w:rPr>
                 <w:rFonts w:ascii="Times New Roman" w:eastAsia="Times New Roman" w:hAnsi="Times New Roman" w:cs="Times New Roman"/>
-                <w:b/>
-                <w:bCs/>
+                <w:b w:val="0"/>
+                <w:bCs w:val="0"/>
                 <w:kern w:val="0"/>
                 <w:sz w:val="24"/>
                 <w:szCs w:val="24"/>
@@ -8322,8 +8318,6 @@
             <w:r>
               <w:rPr>
                 <w:rFonts w:ascii="Times New Roman" w:eastAsia="Times New Roman" w:hAnsi="Times New Roman" w:cs="Times New Roman"/>
-                <w:b/>
-                <w:bCs/>
                 <w:kern w:val="0"/>
                 <w:sz w:val="24"/>
                 <w:szCs w:val="24"/>
@@ -8337,17 +8331,16 @@
       </w:tr>
       <w:tr>
         <w:trPr>
-          <w:tblCellSpacing w:w="15" w:type="dxa"/>
+          <w:cnfStyle w:val="000000100000" w:firstRow="0" w:lastRow="0" w:firstColumn="0" w:lastColumn="0" w:oddVBand="0" w:evenVBand="0" w:oddHBand="1" w:evenHBand="0" w:firstRowFirstColumn="0" w:firstRowLastColumn="0" w:lastRowFirstColumn="0" w:lastRowLastColumn="0"/>
         </w:trPr>
         <w:tc>
           <w:tcPr>
+            <w:cnfStyle w:val="001000000000" w:firstRow="0" w:lastRow="0" w:firstColumn="1" w:lastColumn="0" w:oddVBand="0" w:evenVBand="0" w:oddHBand="0" w:evenHBand="0" w:firstRowFirstColumn="0" w:firstRowLastColumn="0" w:lastRowFirstColumn="0" w:lastRowLastColumn="0"/>
             <w:tcW w:w="0" w:type="auto"/>
-            <w:vAlign w:val="center"/>
             <w:hideMark/>
           </w:tcPr>
           <w:p>
             <w:pPr>
-              <w:spacing w:after="0" w:line="240" w:lineRule="auto"/>
               <w:rPr>
                 <w:rFonts w:ascii="Times New Roman" w:eastAsia="Times New Roman" w:hAnsi="Times New Roman" w:cs="Times New Roman"/>
                 <w:kern w:val="0"/>
@@ -8373,12 +8366,11 @@
         <w:tc>
           <w:tcPr>
             <w:tcW w:w="0" w:type="auto"/>
-            <w:vAlign w:val="center"/>
             <w:hideMark/>
           </w:tcPr>
           <w:p>
             <w:pPr>
-              <w:spacing w:after="0" w:line="240" w:lineRule="auto"/>
+              <w:cnfStyle w:val="000000100000" w:firstRow="0" w:lastRow="0" w:firstColumn="0" w:lastColumn="0" w:oddVBand="0" w:evenVBand="0" w:oddHBand="1" w:evenHBand="0" w:firstRowFirstColumn="0" w:firstRowLastColumn="0" w:lastRowFirstColumn="0" w:lastRowLastColumn="0"/>
               <w:rPr>
                 <w:rFonts w:ascii="Times New Roman" w:eastAsia="Times New Roman" w:hAnsi="Times New Roman" w:cs="Times New Roman"/>
                 <w:kern w:val="0"/>
@@ -8404,12 +8396,11 @@
         <w:tc>
           <w:tcPr>
             <w:tcW w:w="0" w:type="auto"/>
-            <w:vAlign w:val="center"/>
             <w:hideMark/>
           </w:tcPr>
           <w:p>
             <w:pPr>
-              <w:spacing w:after="0" w:line="240" w:lineRule="auto"/>
+              <w:cnfStyle w:val="000000100000" w:firstRow="0" w:lastRow="0" w:firstColumn="0" w:lastColumn="0" w:oddVBand="0" w:evenVBand="0" w:oddHBand="1" w:evenHBand="0" w:firstRowFirstColumn="0" w:firstRowLastColumn="0" w:lastRowFirstColumn="0" w:lastRowLastColumn="0"/>
               <w:rPr>
                 <w:rFonts w:ascii="Times New Roman" w:eastAsia="Times New Roman" w:hAnsi="Times New Roman" w:cs="Times New Roman"/>
                 <w:kern w:val="0"/>
@@ -8435,12 +8426,11 @@
         <w:tc>
           <w:tcPr>
             <w:tcW w:w="0" w:type="auto"/>
-            <w:vAlign w:val="center"/>
             <w:hideMark/>
           </w:tcPr>
           <w:p>
             <w:pPr>
-              <w:spacing w:after="0" w:line="240" w:lineRule="auto"/>
+              <w:cnfStyle w:val="000000100000" w:firstRow="0" w:lastRow="0" w:firstColumn="0" w:lastColumn="0" w:oddVBand="0" w:evenVBand="0" w:oddHBand="1" w:evenHBand="0" w:firstRowFirstColumn="0" w:firstRowLastColumn="0" w:lastRowFirstColumn="0" w:lastRowLastColumn="0"/>
               <w:rPr>
                 <w:rFonts w:ascii="Times New Roman" w:eastAsia="Times New Roman" w:hAnsi="Times New Roman" w:cs="Times New Roman"/>
                 <w:kern w:val="0"/>
@@ -8466,12 +8456,11 @@
         <w:tc>
           <w:tcPr>
             <w:tcW w:w="0" w:type="auto"/>
-            <w:vAlign w:val="center"/>
             <w:hideMark/>
           </w:tcPr>
           <w:p>
             <w:pPr>
-              <w:spacing w:after="0" w:line="240" w:lineRule="auto"/>
+              <w:cnfStyle w:val="000000100000" w:firstRow="0" w:lastRow="0" w:firstColumn="0" w:lastColumn="0" w:oddVBand="0" w:evenVBand="0" w:oddHBand="1" w:evenHBand="0" w:firstRowFirstColumn="0" w:firstRowLastColumn="0" w:lastRowFirstColumn="0" w:lastRowLastColumn="0"/>
               <w:rPr>
                 <w:rFonts w:ascii="Times New Roman" w:eastAsia="Times New Roman" w:hAnsi="Times New Roman" w:cs="Times New Roman"/>
                 <w:kern w:val="0"/>
@@ -8497,12 +8486,11 @@
         <w:tc>
           <w:tcPr>
             <w:tcW w:w="0" w:type="auto"/>
-            <w:vAlign w:val="center"/>
             <w:hideMark/>
           </w:tcPr>
           <w:p>
             <w:pPr>
-              <w:spacing w:after="0" w:line="240" w:lineRule="auto"/>
+              <w:cnfStyle w:val="000000100000" w:firstRow="0" w:lastRow="0" w:firstColumn="0" w:lastColumn="0" w:oddVBand="0" w:evenVBand="0" w:oddHBand="1" w:evenHBand="0" w:firstRowFirstColumn="0" w:firstRowLastColumn="0" w:lastRowFirstColumn="0" w:lastRowLastColumn="0"/>
               <w:rPr>
                 <w:rFonts w:ascii="Times New Roman" w:eastAsia="Times New Roman" w:hAnsi="Times New Roman" w:cs="Times New Roman"/>
                 <w:kern w:val="0"/>
@@ -8528,12 +8516,11 @@
         <w:tc>
           <w:tcPr>
             <w:tcW w:w="0" w:type="auto"/>
-            <w:vAlign w:val="center"/>
             <w:hideMark/>
           </w:tcPr>
           <w:p>
             <w:pPr>
-              <w:spacing w:after="0" w:line="240" w:lineRule="auto"/>
+              <w:cnfStyle w:val="000000100000" w:firstRow="0" w:lastRow="0" w:firstColumn="0" w:lastColumn="0" w:oddVBand="0" w:evenVBand="0" w:oddHBand="1" w:evenHBand="0" w:firstRowFirstColumn="0" w:firstRowLastColumn="0" w:lastRowFirstColumn="0" w:lastRowLastColumn="0"/>
               <w:rPr>
                 <w:rFonts w:ascii="Times New Roman" w:eastAsia="Times New Roman" w:hAnsi="Times New Roman" w:cs="Times New Roman"/>
                 <w:kern w:val="0"/>
@@ -8559,12 +8546,253 @@
         <w:tc>
           <w:tcPr>
             <w:tcW w:w="0" w:type="auto"/>
-            <w:vAlign w:val="center"/>
             <w:hideMark/>
           </w:tcPr>
           <w:p>
             <w:pPr>
-              <w:spacing w:after="0" w:line="240" w:lineRule="auto"/>
+              <w:cnfStyle w:val="000000100000" w:firstRow="0" w:lastRow="0" w:firstColumn="0" w:lastColumn="0" w:oddVBand="0" w:evenVBand="0" w:oddHBand="1" w:evenHBand="0" w:firstRowFirstColumn="0" w:firstRowLastColumn="0" w:lastRowFirstColumn="0" w:lastRowLastColumn="0"/>
+              <w:rPr>
+                <w:rFonts w:ascii="Times New Roman" w:eastAsia="Times New Roman" w:hAnsi="Times New Roman" w:cs="Times New Roman"/>
+                <w:kern w:val="0"/>
+                <w:sz w:val="24"/>
+                <w:szCs w:val="24"/>
+                <w:lang w:val="en-GB" w:eastAsia="en-GB" w:bidi="ar-SA"/>
+                <w14:ligatures w14:val="none"/>
+              </w:rPr>
+            </w:pPr>
+            <w:r>
+              <w:rPr>
+                <w:rFonts w:ascii="Times New Roman" w:eastAsia="Times New Roman" w:hAnsi="Times New Roman" w:cs="Times New Roman"/>
+                <w:kern w:val="0"/>
+                <w:sz w:val="24"/>
+                <w:szCs w:val="24"/>
+                <w:lang w:val="en-GB" w:eastAsia="en-GB" w:bidi="ar-SA"/>
+                <w14:ligatures w14:val="none"/>
+              </w:rPr>
+              <w:t>C</w:t>
+            </w:r>
+          </w:p>
+        </w:tc>
+      </w:tr>
+      <w:tr>
+        <w:tc>
+          <w:tcPr>
+            <w:cnfStyle w:val="001000000000" w:firstRow="0" w:lastRow="0" w:firstColumn="1" w:lastColumn="0" w:oddVBand="0" w:evenVBand="0" w:oddHBand="0" w:evenHBand="0" w:firstRowFirstColumn="0" w:firstRowLastColumn="0" w:lastRowFirstColumn="0" w:lastRowLastColumn="0"/>
+            <w:tcW w:w="0" w:type="auto"/>
+            <w:hideMark/>
+          </w:tcPr>
+          <w:p>
+            <w:pPr>
+              <w:rPr>
+                <w:rFonts w:ascii="Times New Roman" w:eastAsia="Times New Roman" w:hAnsi="Times New Roman" w:cs="Times New Roman"/>
+                <w:kern w:val="0"/>
+                <w:sz w:val="24"/>
+                <w:szCs w:val="24"/>
+                <w:lang w:val="en-GB" w:eastAsia="en-GB" w:bidi="ar-SA"/>
+                <w14:ligatures w14:val="none"/>
+              </w:rPr>
+            </w:pPr>
+            <w:r>
+              <w:rPr>
+                <w:rFonts w:ascii="Times New Roman" w:eastAsia="Times New Roman" w:hAnsi="Times New Roman" w:cs="Times New Roman"/>
+                <w:kern w:val="0"/>
+                <w:sz w:val="24"/>
+                <w:szCs w:val="24"/>
+                <w:lang w:val="en-GB" w:eastAsia="en-GB" w:bidi="ar-SA"/>
+                <w14:ligatures w14:val="none"/>
+              </w:rPr>
+              <w:t>CapEx &gt;5M</w:t>
+            </w:r>
+          </w:p>
+        </w:tc>
+        <w:tc>
+          <w:tcPr>
+            <w:tcW w:w="0" w:type="auto"/>
+            <w:hideMark/>
+          </w:tcPr>
+          <w:p>
+            <w:pPr>
+              <w:cnfStyle w:val="000000000000" w:firstRow="0" w:lastRow="0" w:firstColumn="0" w:lastColumn="0" w:oddVBand="0" w:evenVBand="0" w:oddHBand="0" w:evenHBand="0" w:firstRowFirstColumn="0" w:firstRowLastColumn="0" w:lastRowFirstColumn="0" w:lastRowLastColumn="0"/>
+              <w:rPr>
+                <w:rFonts w:ascii="Times New Roman" w:eastAsia="Times New Roman" w:hAnsi="Times New Roman" w:cs="Times New Roman"/>
+                <w:kern w:val="0"/>
+                <w:sz w:val="24"/>
+                <w:szCs w:val="24"/>
+                <w:lang w:val="en-GB" w:eastAsia="en-GB" w:bidi="ar-SA"/>
+                <w14:ligatures w14:val="none"/>
+              </w:rPr>
+            </w:pPr>
+            <w:r>
+              <w:rPr>
+                <w:rFonts w:ascii="Times New Roman" w:eastAsia="Times New Roman" w:hAnsi="Times New Roman" w:cs="Times New Roman"/>
+                <w:kern w:val="0"/>
+                <w:sz w:val="24"/>
+                <w:szCs w:val="24"/>
+                <w:lang w:val="en-GB" w:eastAsia="en-GB" w:bidi="ar-SA"/>
+                <w14:ligatures w14:val="none"/>
+              </w:rPr>
+              <w:t>A</w:t>
+            </w:r>
+          </w:p>
+        </w:tc>
+        <w:tc>
+          <w:tcPr>
+            <w:tcW w:w="0" w:type="auto"/>
+            <w:hideMark/>
+          </w:tcPr>
+          <w:p>
+            <w:pPr>
+              <w:cnfStyle w:val="000000000000" w:firstRow="0" w:lastRow="0" w:firstColumn="0" w:lastColumn="0" w:oddVBand="0" w:evenVBand="0" w:oddHBand="0" w:evenHBand="0" w:firstRowFirstColumn="0" w:firstRowLastColumn="0" w:lastRowFirstColumn="0" w:lastRowLastColumn="0"/>
+              <w:rPr>
+                <w:rFonts w:ascii="Times New Roman" w:eastAsia="Times New Roman" w:hAnsi="Times New Roman" w:cs="Times New Roman"/>
+                <w:kern w:val="0"/>
+                <w:sz w:val="24"/>
+                <w:szCs w:val="24"/>
+                <w:lang w:val="en-GB" w:eastAsia="en-GB" w:bidi="ar-SA"/>
+                <w14:ligatures w14:val="none"/>
+              </w:rPr>
+            </w:pPr>
+            <w:r>
+              <w:rPr>
+                <w:rFonts w:ascii="Times New Roman" w:eastAsia="Times New Roman" w:hAnsi="Times New Roman" w:cs="Times New Roman"/>
+                <w:kern w:val="0"/>
+                <w:sz w:val="24"/>
+                <w:szCs w:val="24"/>
+                <w:lang w:val="en-GB" w:eastAsia="en-GB" w:bidi="ar-SA"/>
+                <w14:ligatures w14:val="none"/>
+              </w:rPr>
+              <w:t>C</w:t>
+            </w:r>
+          </w:p>
+        </w:tc>
+        <w:tc>
+          <w:tcPr>
+            <w:tcW w:w="0" w:type="auto"/>
+            <w:hideMark/>
+          </w:tcPr>
+          <w:p>
+            <w:pPr>
+              <w:cnfStyle w:val="000000000000" w:firstRow="0" w:lastRow="0" w:firstColumn="0" w:lastColumn="0" w:oddVBand="0" w:evenVBand="0" w:oddHBand="0" w:evenHBand="0" w:firstRowFirstColumn="0" w:firstRowLastColumn="0" w:lastRowFirstColumn="0" w:lastRowLastColumn="0"/>
+              <w:rPr>
+                <w:rFonts w:ascii="Times New Roman" w:eastAsia="Times New Roman" w:hAnsi="Times New Roman" w:cs="Times New Roman"/>
+                <w:kern w:val="0"/>
+                <w:sz w:val="24"/>
+                <w:szCs w:val="24"/>
+                <w:lang w:val="en-GB" w:eastAsia="en-GB" w:bidi="ar-SA"/>
+                <w14:ligatures w14:val="none"/>
+              </w:rPr>
+            </w:pPr>
+            <w:r>
+              <w:rPr>
+                <w:rFonts w:ascii="Times New Roman" w:eastAsia="Times New Roman" w:hAnsi="Times New Roman" w:cs="Times New Roman"/>
+                <w:kern w:val="0"/>
+                <w:sz w:val="24"/>
+                <w:szCs w:val="24"/>
+                <w:lang w:val="en-GB" w:eastAsia="en-GB" w:bidi="ar-SA"/>
+                <w14:ligatures w14:val="none"/>
+              </w:rPr>
+              <w:t>-</w:t>
+            </w:r>
+          </w:p>
+        </w:tc>
+        <w:tc>
+          <w:tcPr>
+            <w:tcW w:w="0" w:type="auto"/>
+            <w:hideMark/>
+          </w:tcPr>
+          <w:p>
+            <w:pPr>
+              <w:cnfStyle w:val="000000000000" w:firstRow="0" w:lastRow="0" w:firstColumn="0" w:lastColumn="0" w:oddVBand="0" w:evenVBand="0" w:oddHBand="0" w:evenHBand="0" w:firstRowFirstColumn="0" w:firstRowLastColumn="0" w:lastRowFirstColumn="0" w:lastRowLastColumn="0"/>
+              <w:rPr>
+                <w:rFonts w:ascii="Times New Roman" w:eastAsia="Times New Roman" w:hAnsi="Times New Roman" w:cs="Times New Roman"/>
+                <w:kern w:val="0"/>
+                <w:sz w:val="24"/>
+                <w:szCs w:val="24"/>
+                <w:lang w:val="en-GB" w:eastAsia="en-GB" w:bidi="ar-SA"/>
+                <w14:ligatures w14:val="none"/>
+              </w:rPr>
+            </w:pPr>
+            <w:r>
+              <w:rPr>
+                <w:rFonts w:ascii="Times New Roman" w:eastAsia="Times New Roman" w:hAnsi="Times New Roman" w:cs="Times New Roman"/>
+                <w:kern w:val="0"/>
+                <w:sz w:val="24"/>
+                <w:szCs w:val="24"/>
+                <w:lang w:val="en-GB" w:eastAsia="en-GB" w:bidi="ar-SA"/>
+                <w14:ligatures w14:val="none"/>
+              </w:rPr>
+              <w:t>R</w:t>
+            </w:r>
+          </w:p>
+        </w:tc>
+        <w:tc>
+          <w:tcPr>
+            <w:tcW w:w="0" w:type="auto"/>
+            <w:hideMark/>
+          </w:tcPr>
+          <w:p>
+            <w:pPr>
+              <w:cnfStyle w:val="000000000000" w:firstRow="0" w:lastRow="0" w:firstColumn="0" w:lastColumn="0" w:oddVBand="0" w:evenVBand="0" w:oddHBand="0" w:evenHBand="0" w:firstRowFirstColumn="0" w:firstRowLastColumn="0" w:lastRowFirstColumn="0" w:lastRowLastColumn="0"/>
+              <w:rPr>
+                <w:rFonts w:ascii="Times New Roman" w:eastAsia="Times New Roman" w:hAnsi="Times New Roman" w:cs="Times New Roman"/>
+                <w:kern w:val="0"/>
+                <w:sz w:val="24"/>
+                <w:szCs w:val="24"/>
+                <w:lang w:val="en-GB" w:eastAsia="en-GB" w:bidi="ar-SA"/>
+                <w14:ligatures w14:val="none"/>
+              </w:rPr>
+            </w:pPr>
+            <w:r>
+              <w:rPr>
+                <w:rFonts w:ascii="Times New Roman" w:eastAsia="Times New Roman" w:hAnsi="Times New Roman" w:cs="Times New Roman"/>
+                <w:kern w:val="0"/>
+                <w:sz w:val="24"/>
+                <w:szCs w:val="24"/>
+                <w:lang w:val="en-GB" w:eastAsia="en-GB" w:bidi="ar-SA"/>
+                <w14:ligatures w14:val="none"/>
+              </w:rPr>
+              <w:t>R</w:t>
+            </w:r>
+          </w:p>
+        </w:tc>
+        <w:tc>
+          <w:tcPr>
+            <w:tcW w:w="0" w:type="auto"/>
+            <w:hideMark/>
+          </w:tcPr>
+          <w:p>
+            <w:pPr>
+              <w:cnfStyle w:val="000000000000" w:firstRow="0" w:lastRow="0" w:firstColumn="0" w:lastColumn="0" w:oddVBand="0" w:evenVBand="0" w:oddHBand="0" w:evenHBand="0" w:firstRowFirstColumn="0" w:firstRowLastColumn="0" w:lastRowFirstColumn="0" w:lastRowLastColumn="0"/>
+              <w:rPr>
+                <w:rFonts w:ascii="Times New Roman" w:eastAsia="Times New Roman" w:hAnsi="Times New Roman" w:cs="Times New Roman"/>
+                <w:kern w:val="0"/>
+                <w:sz w:val="24"/>
+                <w:szCs w:val="24"/>
+                <w:lang w:val="en-GB" w:eastAsia="en-GB" w:bidi="ar-SA"/>
+                <w14:ligatures w14:val="none"/>
+              </w:rPr>
+            </w:pPr>
+            <w:r>
+              <w:rPr>
+                <w:rFonts w:ascii="Times New Roman" w:eastAsia="Times New Roman" w:hAnsi="Times New Roman" w:cs="Times New Roman"/>
+                <w:kern w:val="0"/>
+                <w:sz w:val="24"/>
+                <w:szCs w:val="24"/>
+                <w:lang w:val="en-GB" w:eastAsia="en-GB" w:bidi="ar-SA"/>
+                <w14:ligatures w14:val="none"/>
+              </w:rPr>
+              <w:t>C</w:t>
+            </w:r>
+          </w:p>
+        </w:tc>
+        <w:tc>
+          <w:tcPr>
+            <w:tcW w:w="0" w:type="auto"/>
+            <w:hideMark/>
+          </w:tcPr>
+          <w:p>
+            <w:pPr>
+              <w:cnfStyle w:val="000000000000" w:firstRow="0" w:lastRow="0" w:firstColumn="0" w:lastColumn="0" w:oddVBand="0" w:evenVBand="0" w:oddHBand="0" w:evenHBand="0" w:firstRowFirstColumn="0" w:firstRowLastColumn="0" w:lastRowFirstColumn="0" w:lastRowLastColumn="0"/>
               <w:rPr>
                 <w:rFonts w:ascii="Times New Roman" w:eastAsia="Times New Roman" w:hAnsi="Times New Roman" w:cs="Times New Roman"/>
                 <w:kern w:val="0"/>
@@ -8590,17 +8818,16 @@
       </w:tr>
       <w:tr>
         <w:trPr>
-          <w:tblCellSpacing w:w="15" w:type="dxa"/>
+          <w:cnfStyle w:val="000000100000" w:firstRow="0" w:lastRow="0" w:firstColumn="0" w:lastColumn="0" w:oddVBand="0" w:evenVBand="0" w:oddHBand="1" w:evenHBand="0" w:firstRowFirstColumn="0" w:firstRowLastColumn="0" w:lastRowFirstColumn="0" w:lastRowLastColumn="0"/>
         </w:trPr>
         <w:tc>
           <w:tcPr>
+            <w:cnfStyle w:val="001000000000" w:firstRow="0" w:lastRow="0" w:firstColumn="1" w:lastColumn="0" w:oddVBand="0" w:evenVBand="0" w:oddHBand="0" w:evenHBand="0" w:firstRowFirstColumn="0" w:firstRowLastColumn="0" w:lastRowFirstColumn="0" w:lastRowLastColumn="0"/>
             <w:tcW w:w="0" w:type="auto"/>
-            <w:vAlign w:val="center"/>
             <w:hideMark/>
           </w:tcPr>
           <w:p>
             <w:pPr>
-              <w:spacing w:after="0" w:line="240" w:lineRule="auto"/>
               <w:rPr>
                 <w:rFonts w:ascii="Times New Roman" w:eastAsia="Times New Roman" w:hAnsi="Times New Roman" w:cs="Times New Roman"/>
                 <w:kern w:val="0"/>
@@ -8619,19 +8846,48 @@
                 <w:lang w:val="en-GB" w:eastAsia="en-GB" w:bidi="ar-SA"/>
                 <w14:ligatures w14:val="none"/>
               </w:rPr>
-              <w:t>CapEx &gt;5M</w:t>
+              <w:t>Investment 1–5M</w:t>
             </w:r>
           </w:p>
         </w:tc>
         <w:tc>
           <w:tcPr>
             <w:tcW w:w="0" w:type="auto"/>
-            <w:vAlign w:val="center"/>
             <w:hideMark/>
           </w:tcPr>
           <w:p>
             <w:pPr>
-              <w:spacing w:after="0" w:line="240" w:lineRule="auto"/>
+              <w:cnfStyle w:val="000000100000" w:firstRow="0" w:lastRow="0" w:firstColumn="0" w:lastColumn="0" w:oddVBand="0" w:evenVBand="0" w:oddHBand="1" w:evenHBand="0" w:firstRowFirstColumn="0" w:firstRowLastColumn="0" w:lastRowFirstColumn="0" w:lastRowLastColumn="0"/>
+              <w:rPr>
+                <w:rFonts w:ascii="Times New Roman" w:eastAsia="Times New Roman" w:hAnsi="Times New Roman" w:cs="Times New Roman"/>
+                <w:kern w:val="0"/>
+                <w:sz w:val="24"/>
+                <w:szCs w:val="24"/>
+                <w:lang w:val="en-GB" w:eastAsia="en-GB" w:bidi="ar-SA"/>
+                <w14:ligatures w14:val="none"/>
+              </w:rPr>
+            </w:pPr>
+            <w:r>
+              <w:rPr>
+                <w:rFonts w:ascii="Times New Roman" w:eastAsia="Times New Roman" w:hAnsi="Times New Roman" w:cs="Times New Roman"/>
+                <w:kern w:val="0"/>
+                <w:sz w:val="24"/>
+                <w:szCs w:val="24"/>
+                <w:lang w:val="en-GB" w:eastAsia="en-GB" w:bidi="ar-SA"/>
+                <w14:ligatures w14:val="none"/>
+              </w:rPr>
+              <w:t>C</w:t>
+            </w:r>
+          </w:p>
+        </w:tc>
+        <w:tc>
+          <w:tcPr>
+            <w:tcW w:w="0" w:type="auto"/>
+            <w:hideMark/>
+          </w:tcPr>
+          <w:p>
+            <w:pPr>
+              <w:cnfStyle w:val="000000100000" w:firstRow="0" w:lastRow="0" w:firstColumn="0" w:lastColumn="0" w:oddVBand="0" w:evenVBand="0" w:oddHBand="1" w:evenHBand="0" w:firstRowFirstColumn="0" w:firstRowLastColumn="0" w:lastRowFirstColumn="0" w:lastRowLastColumn="0"/>
               <w:rPr>
                 <w:rFonts w:ascii="Times New Roman" w:eastAsia="Times New Roman" w:hAnsi="Times New Roman" w:cs="Times New Roman"/>
                 <w:kern w:val="0"/>
@@ -8657,12 +8913,101 @@
         <w:tc>
           <w:tcPr>
             <w:tcW w:w="0" w:type="auto"/>
-            <w:vAlign w:val="center"/>
             <w:hideMark/>
           </w:tcPr>
           <w:p>
             <w:pPr>
-              <w:spacing w:after="0" w:line="240" w:lineRule="auto"/>
+              <w:cnfStyle w:val="000000100000" w:firstRow="0" w:lastRow="0" w:firstColumn="0" w:lastColumn="0" w:oddVBand="0" w:evenVBand="0" w:oddHBand="1" w:evenHBand="0" w:firstRowFirstColumn="0" w:firstRowLastColumn="0" w:lastRowFirstColumn="0" w:lastRowLastColumn="0"/>
+              <w:rPr>
+                <w:rFonts w:ascii="Times New Roman" w:eastAsia="Times New Roman" w:hAnsi="Times New Roman" w:cs="Times New Roman"/>
+                <w:kern w:val="0"/>
+                <w:sz w:val="24"/>
+                <w:szCs w:val="24"/>
+                <w:lang w:val="en-GB" w:eastAsia="en-GB" w:bidi="ar-SA"/>
+                <w14:ligatures w14:val="none"/>
+              </w:rPr>
+            </w:pPr>
+            <w:r>
+              <w:rPr>
+                <w:rFonts w:ascii="Times New Roman" w:eastAsia="Times New Roman" w:hAnsi="Times New Roman" w:cs="Times New Roman"/>
+                <w:kern w:val="0"/>
+                <w:sz w:val="24"/>
+                <w:szCs w:val="24"/>
+                <w:lang w:val="en-GB" w:eastAsia="en-GB" w:bidi="ar-SA"/>
+                <w14:ligatures w14:val="none"/>
+              </w:rPr>
+              <w:t>-</w:t>
+            </w:r>
+          </w:p>
+        </w:tc>
+        <w:tc>
+          <w:tcPr>
+            <w:tcW w:w="0" w:type="auto"/>
+            <w:hideMark/>
+          </w:tcPr>
+          <w:p>
+            <w:pPr>
+              <w:cnfStyle w:val="000000100000" w:firstRow="0" w:lastRow="0" w:firstColumn="0" w:lastColumn="0" w:oddVBand="0" w:evenVBand="0" w:oddHBand="1" w:evenHBand="0" w:firstRowFirstColumn="0" w:firstRowLastColumn="0" w:lastRowFirstColumn="0" w:lastRowLastColumn="0"/>
+              <w:rPr>
+                <w:rFonts w:ascii="Times New Roman" w:eastAsia="Times New Roman" w:hAnsi="Times New Roman" w:cs="Times New Roman"/>
+                <w:kern w:val="0"/>
+                <w:sz w:val="24"/>
+                <w:szCs w:val="24"/>
+                <w:lang w:val="en-GB" w:eastAsia="en-GB" w:bidi="ar-SA"/>
+                <w14:ligatures w14:val="none"/>
+              </w:rPr>
+            </w:pPr>
+            <w:r>
+              <w:rPr>
+                <w:rFonts w:ascii="Times New Roman" w:eastAsia="Times New Roman" w:hAnsi="Times New Roman" w:cs="Times New Roman"/>
+                <w:kern w:val="0"/>
+                <w:sz w:val="24"/>
+                <w:szCs w:val="24"/>
+                <w:lang w:val="en-GB" w:eastAsia="en-GB" w:bidi="ar-SA"/>
+                <w14:ligatures w14:val="none"/>
+              </w:rPr>
+              <w:t>R</w:t>
+            </w:r>
+          </w:p>
+        </w:tc>
+        <w:tc>
+          <w:tcPr>
+            <w:tcW w:w="0" w:type="auto"/>
+            <w:hideMark/>
+          </w:tcPr>
+          <w:p>
+            <w:pPr>
+              <w:cnfStyle w:val="000000100000" w:firstRow="0" w:lastRow="0" w:firstColumn="0" w:lastColumn="0" w:oddVBand="0" w:evenVBand="0" w:oddHBand="1" w:evenHBand="0" w:firstRowFirstColumn="0" w:firstRowLastColumn="0" w:lastRowFirstColumn="0" w:lastRowLastColumn="0"/>
+              <w:rPr>
+                <w:rFonts w:ascii="Times New Roman" w:eastAsia="Times New Roman" w:hAnsi="Times New Roman" w:cs="Times New Roman"/>
+                <w:kern w:val="0"/>
+                <w:sz w:val="24"/>
+                <w:szCs w:val="24"/>
+                <w:lang w:val="en-GB" w:eastAsia="en-GB" w:bidi="ar-SA"/>
+                <w14:ligatures w14:val="none"/>
+              </w:rPr>
+            </w:pPr>
+            <w:r>
+              <w:rPr>
+                <w:rFonts w:ascii="Times New Roman" w:eastAsia="Times New Roman" w:hAnsi="Times New Roman" w:cs="Times New Roman"/>
+                <w:kern w:val="0"/>
+                <w:sz w:val="24"/>
+                <w:szCs w:val="24"/>
+                <w:lang w:val="en-GB" w:eastAsia="en-GB" w:bidi="ar-SA"/>
+                <w14:ligatures w14:val="none"/>
+              </w:rPr>
+              <w:t>R</w:t>
+            </w:r>
+          </w:p>
+        </w:tc>
+        <w:tc>
+          <w:tcPr>
+            <w:tcW w:w="0" w:type="auto"/>
+            <w:hideMark/>
+          </w:tcPr>
+          <w:p>
+            <w:pPr>
+              <w:cnfStyle w:val="000000100000" w:firstRow="0" w:lastRow="0" w:firstColumn="0" w:lastColumn="0" w:oddVBand="0" w:evenVBand="0" w:oddHBand="1" w:evenHBand="0" w:firstRowFirstColumn="0" w:firstRowLastColumn="0" w:lastRowFirstColumn="0" w:lastRowLastColumn="0"/>
               <w:rPr>
                 <w:rFonts w:ascii="Times New Roman" w:eastAsia="Times New Roman" w:hAnsi="Times New Roman" w:cs="Times New Roman"/>
                 <w:kern w:val="0"/>
@@ -8688,12 +9033,73 @@
         <w:tc>
           <w:tcPr>
             <w:tcW w:w="0" w:type="auto"/>
-            <w:vAlign w:val="center"/>
             <w:hideMark/>
           </w:tcPr>
           <w:p>
             <w:pPr>
-              <w:spacing w:after="0" w:line="240" w:lineRule="auto"/>
+              <w:cnfStyle w:val="000000100000" w:firstRow="0" w:lastRow="0" w:firstColumn="0" w:lastColumn="0" w:oddVBand="0" w:evenVBand="0" w:oddHBand="1" w:evenHBand="0" w:firstRowFirstColumn="0" w:firstRowLastColumn="0" w:lastRowFirstColumn="0" w:lastRowLastColumn="0"/>
+              <w:rPr>
+                <w:rFonts w:ascii="Times New Roman" w:eastAsia="Times New Roman" w:hAnsi="Times New Roman" w:cs="Times New Roman"/>
+                <w:kern w:val="0"/>
+                <w:sz w:val="24"/>
+                <w:szCs w:val="24"/>
+                <w:lang w:val="en-GB" w:eastAsia="en-GB" w:bidi="ar-SA"/>
+                <w14:ligatures w14:val="none"/>
+              </w:rPr>
+            </w:pPr>
+            <w:r>
+              <w:rPr>
+                <w:rFonts w:ascii="Times New Roman" w:eastAsia="Times New Roman" w:hAnsi="Times New Roman" w:cs="Times New Roman"/>
+                <w:kern w:val="0"/>
+                <w:sz w:val="24"/>
+                <w:szCs w:val="24"/>
+                <w:lang w:val="en-GB" w:eastAsia="en-GB" w:bidi="ar-SA"/>
+                <w14:ligatures w14:val="none"/>
+              </w:rPr>
+              <w:t>C</w:t>
+            </w:r>
+          </w:p>
+        </w:tc>
+      </w:tr>
+      <w:tr>
+        <w:tc>
+          <w:tcPr>
+            <w:cnfStyle w:val="001000000000" w:firstRow="0" w:lastRow="0" w:firstColumn="1" w:lastColumn="0" w:oddVBand="0" w:evenVBand="0" w:oddHBand="0" w:evenHBand="0" w:firstRowFirstColumn="0" w:firstRowLastColumn="0" w:lastRowFirstColumn="0" w:lastRowLastColumn="0"/>
+            <w:tcW w:w="0" w:type="auto"/>
+            <w:hideMark/>
+          </w:tcPr>
+          <w:p>
+            <w:pPr>
+              <w:rPr>
+                <w:rFonts w:ascii="Times New Roman" w:eastAsia="Times New Roman" w:hAnsi="Times New Roman" w:cs="Times New Roman"/>
+                <w:kern w:val="0"/>
+                <w:sz w:val="24"/>
+                <w:szCs w:val="24"/>
+                <w:lang w:val="en-GB" w:eastAsia="en-GB" w:bidi="ar-SA"/>
+                <w14:ligatures w14:val="none"/>
+              </w:rPr>
+            </w:pPr>
+            <w:r>
+              <w:rPr>
+                <w:rFonts w:ascii="Times New Roman" w:eastAsia="Times New Roman" w:hAnsi="Times New Roman" w:cs="Times New Roman"/>
+                <w:kern w:val="0"/>
+                <w:sz w:val="24"/>
+                <w:szCs w:val="24"/>
+                <w:lang w:val="en-GB" w:eastAsia="en-GB" w:bidi="ar-SA"/>
+                <w14:ligatures w14:val="none"/>
+              </w:rPr>
+              <w:t>Vendor SLA Review</w:t>
+            </w:r>
+          </w:p>
+        </w:tc>
+        <w:tc>
+          <w:tcPr>
+            <w:tcW w:w="0" w:type="auto"/>
+            <w:hideMark/>
+          </w:tcPr>
+          <w:p>
+            <w:pPr>
+              <w:cnfStyle w:val="000000000000" w:firstRow="0" w:lastRow="0" w:firstColumn="0" w:lastColumn="0" w:oddVBand="0" w:evenVBand="0" w:oddHBand="0" w:evenHBand="0" w:firstRowFirstColumn="0" w:firstRowLastColumn="0" w:lastRowFirstColumn="0" w:lastRowLastColumn="0"/>
               <w:rPr>
                 <w:rFonts w:ascii="Times New Roman" w:eastAsia="Times New Roman" w:hAnsi="Times New Roman" w:cs="Times New Roman"/>
                 <w:kern w:val="0"/>
@@ -8719,12 +9125,131 @@
         <w:tc>
           <w:tcPr>
             <w:tcW w:w="0" w:type="auto"/>
-            <w:vAlign w:val="center"/>
             <w:hideMark/>
           </w:tcPr>
           <w:p>
             <w:pPr>
-              <w:spacing w:after="0" w:line="240" w:lineRule="auto"/>
+              <w:cnfStyle w:val="000000000000" w:firstRow="0" w:lastRow="0" w:firstColumn="0" w:lastColumn="0" w:oddVBand="0" w:evenVBand="0" w:oddHBand="0" w:evenHBand="0" w:firstRowFirstColumn="0" w:firstRowLastColumn="0" w:lastRowFirstColumn="0" w:lastRowLastColumn="0"/>
+              <w:rPr>
+                <w:rFonts w:ascii="Times New Roman" w:eastAsia="Times New Roman" w:hAnsi="Times New Roman" w:cs="Times New Roman"/>
+                <w:kern w:val="0"/>
+                <w:sz w:val="24"/>
+                <w:szCs w:val="24"/>
+                <w:lang w:val="en-GB" w:eastAsia="en-GB" w:bidi="ar-SA"/>
+                <w14:ligatures w14:val="none"/>
+              </w:rPr>
+            </w:pPr>
+            <w:r>
+              <w:rPr>
+                <w:rFonts w:ascii="Times New Roman" w:eastAsia="Times New Roman" w:hAnsi="Times New Roman" w:cs="Times New Roman"/>
+                <w:kern w:val="0"/>
+                <w:sz w:val="24"/>
+                <w:szCs w:val="24"/>
+                <w:lang w:val="en-GB" w:eastAsia="en-GB" w:bidi="ar-SA"/>
+                <w14:ligatures w14:val="none"/>
+              </w:rPr>
+              <w:t>-</w:t>
+            </w:r>
+          </w:p>
+        </w:tc>
+        <w:tc>
+          <w:tcPr>
+            <w:tcW w:w="0" w:type="auto"/>
+            <w:hideMark/>
+          </w:tcPr>
+          <w:p>
+            <w:pPr>
+              <w:cnfStyle w:val="000000000000" w:firstRow="0" w:lastRow="0" w:firstColumn="0" w:lastColumn="0" w:oddVBand="0" w:evenVBand="0" w:oddHBand="0" w:evenHBand="0" w:firstRowFirstColumn="0" w:firstRowLastColumn="0" w:lastRowFirstColumn="0" w:lastRowLastColumn="0"/>
+              <w:rPr>
+                <w:rFonts w:ascii="Times New Roman" w:eastAsia="Times New Roman" w:hAnsi="Times New Roman" w:cs="Times New Roman"/>
+                <w:kern w:val="0"/>
+                <w:sz w:val="24"/>
+                <w:szCs w:val="24"/>
+                <w:lang w:val="en-GB" w:eastAsia="en-GB" w:bidi="ar-SA"/>
+                <w14:ligatures w14:val="none"/>
+              </w:rPr>
+            </w:pPr>
+            <w:r>
+              <w:rPr>
+                <w:rFonts w:ascii="Times New Roman" w:eastAsia="Times New Roman" w:hAnsi="Times New Roman" w:cs="Times New Roman"/>
+                <w:kern w:val="0"/>
+                <w:sz w:val="24"/>
+                <w:szCs w:val="24"/>
+                <w:lang w:val="en-GB" w:eastAsia="en-GB" w:bidi="ar-SA"/>
+                <w14:ligatures w14:val="none"/>
+              </w:rPr>
+              <w:t>A</w:t>
+            </w:r>
+          </w:p>
+        </w:tc>
+        <w:tc>
+          <w:tcPr>
+            <w:tcW w:w="0" w:type="auto"/>
+            <w:hideMark/>
+          </w:tcPr>
+          <w:p>
+            <w:pPr>
+              <w:cnfStyle w:val="000000000000" w:firstRow="0" w:lastRow="0" w:firstColumn="0" w:lastColumn="0" w:oddVBand="0" w:evenVBand="0" w:oddHBand="0" w:evenHBand="0" w:firstRowFirstColumn="0" w:firstRowLastColumn="0" w:lastRowFirstColumn="0" w:lastRowLastColumn="0"/>
+              <w:rPr>
+                <w:rFonts w:ascii="Times New Roman" w:eastAsia="Times New Roman" w:hAnsi="Times New Roman" w:cs="Times New Roman"/>
+                <w:kern w:val="0"/>
+                <w:sz w:val="24"/>
+                <w:szCs w:val="24"/>
+                <w:lang w:val="en-GB" w:eastAsia="en-GB" w:bidi="ar-SA"/>
+                <w14:ligatures w14:val="none"/>
+              </w:rPr>
+            </w:pPr>
+            <w:r>
+              <w:rPr>
+                <w:rFonts w:ascii="Times New Roman" w:eastAsia="Times New Roman" w:hAnsi="Times New Roman" w:cs="Times New Roman"/>
+                <w:kern w:val="0"/>
+                <w:sz w:val="24"/>
+                <w:szCs w:val="24"/>
+                <w:lang w:val="en-GB" w:eastAsia="en-GB" w:bidi="ar-SA"/>
+                <w14:ligatures w14:val="none"/>
+              </w:rPr>
+              <w:t>C</w:t>
+            </w:r>
+          </w:p>
+        </w:tc>
+        <w:tc>
+          <w:tcPr>
+            <w:tcW w:w="0" w:type="auto"/>
+            <w:hideMark/>
+          </w:tcPr>
+          <w:p>
+            <w:pPr>
+              <w:cnfStyle w:val="000000000000" w:firstRow="0" w:lastRow="0" w:firstColumn="0" w:lastColumn="0" w:oddVBand="0" w:evenVBand="0" w:oddHBand="0" w:evenHBand="0" w:firstRowFirstColumn="0" w:firstRowLastColumn="0" w:lastRowFirstColumn="0" w:lastRowLastColumn="0"/>
+              <w:rPr>
+                <w:rFonts w:ascii="Times New Roman" w:eastAsia="Times New Roman" w:hAnsi="Times New Roman" w:cs="Times New Roman"/>
+                <w:kern w:val="0"/>
+                <w:sz w:val="24"/>
+                <w:szCs w:val="24"/>
+                <w:lang w:val="en-GB" w:eastAsia="en-GB" w:bidi="ar-SA"/>
+                <w14:ligatures w14:val="none"/>
+              </w:rPr>
+            </w:pPr>
+            <w:r>
+              <w:rPr>
+                <w:rFonts w:ascii="Times New Roman" w:eastAsia="Times New Roman" w:hAnsi="Times New Roman" w:cs="Times New Roman"/>
+                <w:kern w:val="0"/>
+                <w:sz w:val="24"/>
+                <w:szCs w:val="24"/>
+                <w:lang w:val="en-GB" w:eastAsia="en-GB" w:bidi="ar-SA"/>
+                <w14:ligatures w14:val="none"/>
+              </w:rPr>
+              <w:t>C</w:t>
+            </w:r>
+          </w:p>
+        </w:tc>
+        <w:tc>
+          <w:tcPr>
+            <w:tcW w:w="0" w:type="auto"/>
+            <w:hideMark/>
+          </w:tcPr>
+          <w:p>
+            <w:pPr>
+              <w:cnfStyle w:val="000000000000" w:firstRow="0" w:lastRow="0" w:firstColumn="0" w:lastColumn="0" w:oddVBand="0" w:evenVBand="0" w:oddHBand="0" w:evenHBand="0" w:firstRowFirstColumn="0" w:firstRowLastColumn="0" w:lastRowFirstColumn="0" w:lastRowLastColumn="0"/>
               <w:rPr>
                 <w:rFonts w:ascii="Times New Roman" w:eastAsia="Times New Roman" w:hAnsi="Times New Roman" w:cs="Times New Roman"/>
                 <w:kern w:val="0"/>
@@ -8750,12 +9275,166 @@
         <w:tc>
           <w:tcPr>
             <w:tcW w:w="0" w:type="auto"/>
-            <w:vAlign w:val="center"/>
             <w:hideMark/>
           </w:tcPr>
           <w:p>
             <w:pPr>
-              <w:spacing w:after="0" w:line="240" w:lineRule="auto"/>
+              <w:cnfStyle w:val="000000000000" w:firstRow="0" w:lastRow="0" w:firstColumn="0" w:lastColumn="0" w:oddVBand="0" w:evenVBand="0" w:oddHBand="0" w:evenHBand="0" w:firstRowFirstColumn="0" w:firstRowLastColumn="0" w:lastRowFirstColumn="0" w:lastRowLastColumn="0"/>
+              <w:rPr>
+                <w:rFonts w:ascii="Times New Roman" w:eastAsia="Times New Roman" w:hAnsi="Times New Roman" w:cs="Times New Roman"/>
+                <w:kern w:val="0"/>
+                <w:sz w:val="24"/>
+                <w:szCs w:val="24"/>
+                <w:lang w:val="en-GB" w:eastAsia="en-GB" w:bidi="ar-SA"/>
+                <w14:ligatures w14:val="none"/>
+              </w:rPr>
+            </w:pPr>
+            <w:r>
+              <w:rPr>
+                <w:rFonts w:ascii="Times New Roman" w:eastAsia="Times New Roman" w:hAnsi="Times New Roman" w:cs="Times New Roman"/>
+                <w:kern w:val="0"/>
+                <w:sz w:val="24"/>
+                <w:szCs w:val="24"/>
+                <w:lang w:val="en-GB" w:eastAsia="en-GB" w:bidi="ar-SA"/>
+                <w14:ligatures w14:val="none"/>
+              </w:rPr>
+              <w:t>-</w:t>
+            </w:r>
+          </w:p>
+        </w:tc>
+      </w:tr>
+      <w:tr>
+        <w:trPr>
+          <w:cnfStyle w:val="000000100000" w:firstRow="0" w:lastRow="0" w:firstColumn="0" w:lastColumn="0" w:oddVBand="0" w:evenVBand="0" w:oddHBand="1" w:evenHBand="0" w:firstRowFirstColumn="0" w:firstRowLastColumn="0" w:lastRowFirstColumn="0" w:lastRowLastColumn="0"/>
+        </w:trPr>
+        <w:tc>
+          <w:tcPr>
+            <w:cnfStyle w:val="001000000000" w:firstRow="0" w:lastRow="0" w:firstColumn="1" w:lastColumn="0" w:oddVBand="0" w:evenVBand="0" w:oddHBand="0" w:evenHBand="0" w:firstRowFirstColumn="0" w:firstRowLastColumn="0" w:lastRowFirstColumn="0" w:lastRowLastColumn="0"/>
+            <w:tcW w:w="0" w:type="auto"/>
+            <w:hideMark/>
+          </w:tcPr>
+          <w:p>
+            <w:pPr>
+              <w:rPr>
+                <w:rFonts w:ascii="Times New Roman" w:eastAsia="Times New Roman" w:hAnsi="Times New Roman" w:cs="Times New Roman"/>
+                <w:kern w:val="0"/>
+                <w:sz w:val="24"/>
+                <w:szCs w:val="24"/>
+                <w:lang w:val="en-GB" w:eastAsia="en-GB" w:bidi="ar-SA"/>
+                <w14:ligatures w14:val="none"/>
+              </w:rPr>
+            </w:pPr>
+            <w:r>
+              <w:rPr>
+                <w:rFonts w:ascii="Times New Roman" w:eastAsia="Times New Roman" w:hAnsi="Times New Roman" w:cs="Times New Roman"/>
+                <w:kern w:val="0"/>
+                <w:sz w:val="24"/>
+                <w:szCs w:val="24"/>
+                <w:lang w:val="en-GB" w:eastAsia="en-GB" w:bidi="ar-SA"/>
+                <w14:ligatures w14:val="none"/>
+              </w:rPr>
+              <w:t>DoA Update</w:t>
+            </w:r>
+          </w:p>
+        </w:tc>
+        <w:tc>
+          <w:tcPr>
+            <w:tcW w:w="0" w:type="auto"/>
+            <w:hideMark/>
+          </w:tcPr>
+          <w:p>
+            <w:pPr>
+              <w:cnfStyle w:val="000000100000" w:firstRow="0" w:lastRow="0" w:firstColumn="0" w:lastColumn="0" w:oddVBand="0" w:evenVBand="0" w:oddHBand="1" w:evenHBand="0" w:firstRowFirstColumn="0" w:firstRowLastColumn="0" w:lastRowFirstColumn="0" w:lastRowLastColumn="0"/>
+              <w:rPr>
+                <w:rFonts w:ascii="Times New Roman" w:eastAsia="Times New Roman" w:hAnsi="Times New Roman" w:cs="Times New Roman"/>
+                <w:kern w:val="0"/>
+                <w:sz w:val="24"/>
+                <w:szCs w:val="24"/>
+                <w:lang w:val="en-GB" w:eastAsia="en-GB" w:bidi="ar-SA"/>
+                <w14:ligatures w14:val="none"/>
+              </w:rPr>
+            </w:pPr>
+            <w:r>
+              <w:rPr>
+                <w:rFonts w:ascii="Times New Roman" w:eastAsia="Times New Roman" w:hAnsi="Times New Roman" w:cs="Times New Roman"/>
+                <w:kern w:val="0"/>
+                <w:sz w:val="24"/>
+                <w:szCs w:val="24"/>
+                <w:lang w:val="en-GB" w:eastAsia="en-GB" w:bidi="ar-SA"/>
+                <w14:ligatures w14:val="none"/>
+              </w:rPr>
+              <w:t>A</w:t>
+            </w:r>
+          </w:p>
+        </w:tc>
+        <w:tc>
+          <w:tcPr>
+            <w:tcW w:w="0" w:type="auto"/>
+            <w:hideMark/>
+          </w:tcPr>
+          <w:p>
+            <w:pPr>
+              <w:cnfStyle w:val="000000100000" w:firstRow="0" w:lastRow="0" w:firstColumn="0" w:lastColumn="0" w:oddVBand="0" w:evenVBand="0" w:oddHBand="1" w:evenHBand="0" w:firstRowFirstColumn="0" w:firstRowLastColumn="0" w:lastRowFirstColumn="0" w:lastRowLastColumn="0"/>
+              <w:rPr>
+                <w:rFonts w:ascii="Times New Roman" w:eastAsia="Times New Roman" w:hAnsi="Times New Roman" w:cs="Times New Roman"/>
+                <w:kern w:val="0"/>
+                <w:sz w:val="24"/>
+                <w:szCs w:val="24"/>
+                <w:lang w:val="en-GB" w:eastAsia="en-GB" w:bidi="ar-SA"/>
+                <w14:ligatures w14:val="none"/>
+              </w:rPr>
+            </w:pPr>
+            <w:r>
+              <w:rPr>
+                <w:rFonts w:ascii="Times New Roman" w:eastAsia="Times New Roman" w:hAnsi="Times New Roman" w:cs="Times New Roman"/>
+                <w:kern w:val="0"/>
+                <w:sz w:val="24"/>
+                <w:szCs w:val="24"/>
+                <w:lang w:val="en-GB" w:eastAsia="en-GB" w:bidi="ar-SA"/>
+                <w14:ligatures w14:val="none"/>
+              </w:rPr>
+              <w:t>C</w:t>
+            </w:r>
+          </w:p>
+        </w:tc>
+        <w:tc>
+          <w:tcPr>
+            <w:tcW w:w="0" w:type="auto"/>
+            <w:hideMark/>
+          </w:tcPr>
+          <w:p>
+            <w:pPr>
+              <w:cnfStyle w:val="000000100000" w:firstRow="0" w:lastRow="0" w:firstColumn="0" w:lastColumn="0" w:oddVBand="0" w:evenVBand="0" w:oddHBand="1" w:evenHBand="0" w:firstRowFirstColumn="0" w:firstRowLastColumn="0" w:lastRowFirstColumn="0" w:lastRowLastColumn="0"/>
+              <w:rPr>
+                <w:rFonts w:ascii="Times New Roman" w:eastAsia="Times New Roman" w:hAnsi="Times New Roman" w:cs="Times New Roman"/>
+                <w:kern w:val="0"/>
+                <w:sz w:val="24"/>
+                <w:szCs w:val="24"/>
+                <w:lang w:val="en-GB" w:eastAsia="en-GB" w:bidi="ar-SA"/>
+                <w14:ligatures w14:val="none"/>
+              </w:rPr>
+            </w:pPr>
+            <w:r>
+              <w:rPr>
+                <w:rFonts w:ascii="Times New Roman" w:eastAsia="Times New Roman" w:hAnsi="Times New Roman" w:cs="Times New Roman"/>
+                <w:kern w:val="0"/>
+                <w:sz w:val="24"/>
+                <w:szCs w:val="24"/>
+                <w:lang w:val="en-GB" w:eastAsia="en-GB" w:bidi="ar-SA"/>
+                <w14:ligatures w14:val="none"/>
+              </w:rPr>
+              <w:t>-</w:t>
+            </w:r>
+          </w:p>
+        </w:tc>
+        <w:tc>
+          <w:tcPr>
+            <w:tcW w:w="0" w:type="auto"/>
+            <w:hideMark/>
+          </w:tcPr>
+          <w:p>
+            <w:pPr>
+              <w:cnfStyle w:val="000000100000" w:firstRow="0" w:lastRow="0" w:firstColumn="0" w:lastColumn="0" w:oddVBand="0" w:evenVBand="0" w:oddHBand="1" w:evenHBand="0" w:firstRowFirstColumn="0" w:firstRowLastColumn="0" w:lastRowFirstColumn="0" w:lastRowLastColumn="0"/>
               <w:rPr>
                 <w:rFonts w:ascii="Times New Roman" w:eastAsia="Times New Roman" w:hAnsi="Times New Roman" w:cs="Times New Roman"/>
                 <w:kern w:val="0"/>
@@ -8781,12 +9460,41 @@
         <w:tc>
           <w:tcPr>
             <w:tcW w:w="0" w:type="auto"/>
-            <w:vAlign w:val="center"/>
             <w:hideMark/>
           </w:tcPr>
           <w:p>
             <w:pPr>
-              <w:spacing w:after="0" w:line="240" w:lineRule="auto"/>
+              <w:cnfStyle w:val="000000100000" w:firstRow="0" w:lastRow="0" w:firstColumn="0" w:lastColumn="0" w:oddVBand="0" w:evenVBand="0" w:oddHBand="1" w:evenHBand="0" w:firstRowFirstColumn="0" w:firstRowLastColumn="0" w:lastRowFirstColumn="0" w:lastRowLastColumn="0"/>
+              <w:rPr>
+                <w:rFonts w:ascii="Times New Roman" w:eastAsia="Times New Roman" w:hAnsi="Times New Roman" w:cs="Times New Roman"/>
+                <w:kern w:val="0"/>
+                <w:sz w:val="24"/>
+                <w:szCs w:val="24"/>
+                <w:lang w:val="en-GB" w:eastAsia="en-GB" w:bidi="ar-SA"/>
+                <w14:ligatures w14:val="none"/>
+              </w:rPr>
+            </w:pPr>
+            <w:r>
+              <w:rPr>
+                <w:rFonts w:ascii="Times New Roman" w:eastAsia="Times New Roman" w:hAnsi="Times New Roman" w:cs="Times New Roman"/>
+                <w:kern w:val="0"/>
+                <w:sz w:val="24"/>
+                <w:szCs w:val="24"/>
+                <w:lang w:val="en-GB" w:eastAsia="en-GB" w:bidi="ar-SA"/>
+                <w14:ligatures w14:val="none"/>
+              </w:rPr>
+              <w:t>R</w:t>
+            </w:r>
+          </w:p>
+        </w:tc>
+        <w:tc>
+          <w:tcPr>
+            <w:tcW w:w="0" w:type="auto"/>
+            <w:hideMark/>
+          </w:tcPr>
+          <w:p>
+            <w:pPr>
+              <w:cnfStyle w:val="000000100000" w:firstRow="0" w:lastRow="0" w:firstColumn="0" w:lastColumn="0" w:oddVBand="0" w:evenVBand="0" w:oddHBand="1" w:evenHBand="0" w:firstRowFirstColumn="0" w:firstRowLastColumn="0" w:lastRowFirstColumn="0" w:lastRowLastColumn="0"/>
               <w:rPr>
                 <w:rFonts w:ascii="Times New Roman" w:eastAsia="Times New Roman" w:hAnsi="Times New Roman" w:cs="Times New Roman"/>
                 <w:kern w:val="0"/>
@@ -8812,771 +9520,11 @@
         <w:tc>
           <w:tcPr>
             <w:tcW w:w="0" w:type="auto"/>
-            <w:vAlign w:val="center"/>
             <w:hideMark/>
           </w:tcPr>
           <w:p>
             <w:pPr>
-              <w:spacing w:after="0" w:line="240" w:lineRule="auto"/>
-              <w:rPr>
-                <w:rFonts w:ascii="Times New Roman" w:eastAsia="Times New Roman" w:hAnsi="Times New Roman" w:cs="Times New Roman"/>
-                <w:kern w:val="0"/>
-                <w:sz w:val="24"/>
-                <w:szCs w:val="24"/>
-                <w:lang w:val="en-GB" w:eastAsia="en-GB" w:bidi="ar-SA"/>
-                <w14:ligatures w14:val="none"/>
-              </w:rPr>
-            </w:pPr>
-            <w:r>
-              <w:rPr>
-                <w:rFonts w:ascii="Times New Roman" w:eastAsia="Times New Roman" w:hAnsi="Times New Roman" w:cs="Times New Roman"/>
-                <w:kern w:val="0"/>
-                <w:sz w:val="24"/>
-                <w:szCs w:val="24"/>
-                <w:lang w:val="en-GB" w:eastAsia="en-GB" w:bidi="ar-SA"/>
-                <w14:ligatures w14:val="none"/>
-              </w:rPr>
-              <w:t>C</w:t>
-            </w:r>
-          </w:p>
-        </w:tc>
-      </w:tr>
-      <w:tr>
-        <w:trPr>
-          <w:tblCellSpacing w:w="15" w:type="dxa"/>
-        </w:trPr>
-        <w:tc>
-          <w:tcPr>
-            <w:tcW w:w="0" w:type="auto"/>
-            <w:vAlign w:val="center"/>
-            <w:hideMark/>
-          </w:tcPr>
-          <w:p>
-            <w:pPr>
-              <w:spacing w:after="0" w:line="240" w:lineRule="auto"/>
-              <w:rPr>
-                <w:rFonts w:ascii="Times New Roman" w:eastAsia="Times New Roman" w:hAnsi="Times New Roman" w:cs="Times New Roman"/>
-                <w:kern w:val="0"/>
-                <w:sz w:val="24"/>
-                <w:szCs w:val="24"/>
-                <w:lang w:val="en-GB" w:eastAsia="en-GB" w:bidi="ar-SA"/>
-                <w14:ligatures w14:val="none"/>
-              </w:rPr>
-            </w:pPr>
-            <w:r>
-              <w:rPr>
-                <w:rFonts w:ascii="Times New Roman" w:eastAsia="Times New Roman" w:hAnsi="Times New Roman" w:cs="Times New Roman"/>
-                <w:kern w:val="0"/>
-                <w:sz w:val="24"/>
-                <w:szCs w:val="24"/>
-                <w:lang w:val="en-GB" w:eastAsia="en-GB" w:bidi="ar-SA"/>
-                <w14:ligatures w14:val="none"/>
-              </w:rPr>
-              <w:t>Investment 1–5M</w:t>
-            </w:r>
-          </w:p>
-        </w:tc>
-        <w:tc>
-          <w:tcPr>
-            <w:tcW w:w="0" w:type="auto"/>
-            <w:vAlign w:val="center"/>
-            <w:hideMark/>
-          </w:tcPr>
-          <w:p>
-            <w:pPr>
-              <w:spacing w:after="0" w:line="240" w:lineRule="auto"/>
-              <w:rPr>
-                <w:rFonts w:ascii="Times New Roman" w:eastAsia="Times New Roman" w:hAnsi="Times New Roman" w:cs="Times New Roman"/>
-                <w:kern w:val="0"/>
-                <w:sz w:val="24"/>
-                <w:szCs w:val="24"/>
-                <w:lang w:val="en-GB" w:eastAsia="en-GB" w:bidi="ar-SA"/>
-                <w14:ligatures w14:val="none"/>
-              </w:rPr>
-            </w:pPr>
-            <w:r>
-              <w:rPr>
-                <w:rFonts w:ascii="Times New Roman" w:eastAsia="Times New Roman" w:hAnsi="Times New Roman" w:cs="Times New Roman"/>
-                <w:kern w:val="0"/>
-                <w:sz w:val="24"/>
-                <w:szCs w:val="24"/>
-                <w:lang w:val="en-GB" w:eastAsia="en-GB" w:bidi="ar-SA"/>
-                <w14:ligatures w14:val="none"/>
-              </w:rPr>
-              <w:t>C</w:t>
-            </w:r>
-          </w:p>
-        </w:tc>
-        <w:tc>
-          <w:tcPr>
-            <w:tcW w:w="0" w:type="auto"/>
-            <w:vAlign w:val="center"/>
-            <w:hideMark/>
-          </w:tcPr>
-          <w:p>
-            <w:pPr>
-              <w:spacing w:after="0" w:line="240" w:lineRule="auto"/>
-              <w:rPr>
-                <w:rFonts w:ascii="Times New Roman" w:eastAsia="Times New Roman" w:hAnsi="Times New Roman" w:cs="Times New Roman"/>
-                <w:kern w:val="0"/>
-                <w:sz w:val="24"/>
-                <w:szCs w:val="24"/>
-                <w:lang w:val="en-GB" w:eastAsia="en-GB" w:bidi="ar-SA"/>
-                <w14:ligatures w14:val="none"/>
-              </w:rPr>
-            </w:pPr>
-            <w:r>
-              <w:rPr>
-                <w:rFonts w:ascii="Times New Roman" w:eastAsia="Times New Roman" w:hAnsi="Times New Roman" w:cs="Times New Roman"/>
-                <w:kern w:val="0"/>
-                <w:sz w:val="24"/>
-                <w:szCs w:val="24"/>
-                <w:lang w:val="en-GB" w:eastAsia="en-GB" w:bidi="ar-SA"/>
-                <w14:ligatures w14:val="none"/>
-              </w:rPr>
-              <w:t>A</w:t>
-            </w:r>
-          </w:p>
-        </w:tc>
-        <w:tc>
-          <w:tcPr>
-            <w:tcW w:w="0" w:type="auto"/>
-            <w:vAlign w:val="center"/>
-            <w:hideMark/>
-          </w:tcPr>
-          <w:p>
-            <w:pPr>
-              <w:spacing w:after="0" w:line="240" w:lineRule="auto"/>
-              <w:rPr>
-                <w:rFonts w:ascii="Times New Roman" w:eastAsia="Times New Roman" w:hAnsi="Times New Roman" w:cs="Times New Roman"/>
-                <w:kern w:val="0"/>
-                <w:sz w:val="24"/>
-                <w:szCs w:val="24"/>
-                <w:lang w:val="en-GB" w:eastAsia="en-GB" w:bidi="ar-SA"/>
-                <w14:ligatures w14:val="none"/>
-              </w:rPr>
-            </w:pPr>
-            <w:r>
-              <w:rPr>
-                <w:rFonts w:ascii="Times New Roman" w:eastAsia="Times New Roman" w:hAnsi="Times New Roman" w:cs="Times New Roman"/>
-                <w:kern w:val="0"/>
-                <w:sz w:val="24"/>
-                <w:szCs w:val="24"/>
-                <w:lang w:val="en-GB" w:eastAsia="en-GB" w:bidi="ar-SA"/>
-                <w14:ligatures w14:val="none"/>
-              </w:rPr>
-              <w:t>-</w:t>
-            </w:r>
-          </w:p>
-        </w:tc>
-        <w:tc>
-          <w:tcPr>
-            <w:tcW w:w="0" w:type="auto"/>
-            <w:vAlign w:val="center"/>
-            <w:hideMark/>
-          </w:tcPr>
-          <w:p>
-            <w:pPr>
-              <w:spacing w:after="0" w:line="240" w:lineRule="auto"/>
-              <w:rPr>
-                <w:rFonts w:ascii="Times New Roman" w:eastAsia="Times New Roman" w:hAnsi="Times New Roman" w:cs="Times New Roman"/>
-                <w:kern w:val="0"/>
-                <w:sz w:val="24"/>
-                <w:szCs w:val="24"/>
-                <w:lang w:val="en-GB" w:eastAsia="en-GB" w:bidi="ar-SA"/>
-                <w14:ligatures w14:val="none"/>
-              </w:rPr>
-            </w:pPr>
-            <w:r>
-              <w:rPr>
-                <w:rFonts w:ascii="Times New Roman" w:eastAsia="Times New Roman" w:hAnsi="Times New Roman" w:cs="Times New Roman"/>
-                <w:kern w:val="0"/>
-                <w:sz w:val="24"/>
-                <w:szCs w:val="24"/>
-                <w:lang w:val="en-GB" w:eastAsia="en-GB" w:bidi="ar-SA"/>
-                <w14:ligatures w14:val="none"/>
-              </w:rPr>
-              <w:t>R</w:t>
-            </w:r>
-          </w:p>
-        </w:tc>
-        <w:tc>
-          <w:tcPr>
-            <w:tcW w:w="0" w:type="auto"/>
-            <w:vAlign w:val="center"/>
-            <w:hideMark/>
-          </w:tcPr>
-          <w:p>
-            <w:pPr>
-              <w:spacing w:after="0" w:line="240" w:lineRule="auto"/>
-              <w:rPr>
-                <w:rFonts w:ascii="Times New Roman" w:eastAsia="Times New Roman" w:hAnsi="Times New Roman" w:cs="Times New Roman"/>
-                <w:kern w:val="0"/>
-                <w:sz w:val="24"/>
-                <w:szCs w:val="24"/>
-                <w:lang w:val="en-GB" w:eastAsia="en-GB" w:bidi="ar-SA"/>
-                <w14:ligatures w14:val="none"/>
-              </w:rPr>
-            </w:pPr>
-            <w:r>
-              <w:rPr>
-                <w:rFonts w:ascii="Times New Roman" w:eastAsia="Times New Roman" w:hAnsi="Times New Roman" w:cs="Times New Roman"/>
-                <w:kern w:val="0"/>
-                <w:sz w:val="24"/>
-                <w:szCs w:val="24"/>
-                <w:lang w:val="en-GB" w:eastAsia="en-GB" w:bidi="ar-SA"/>
-                <w14:ligatures w14:val="none"/>
-              </w:rPr>
-              <w:t>R</w:t>
-            </w:r>
-          </w:p>
-        </w:tc>
-        <w:tc>
-          <w:tcPr>
-            <w:tcW w:w="0" w:type="auto"/>
-            <w:vAlign w:val="center"/>
-            <w:hideMark/>
-          </w:tcPr>
-          <w:p>
-            <w:pPr>
-              <w:spacing w:after="0" w:line="240" w:lineRule="auto"/>
-              <w:rPr>
-                <w:rFonts w:ascii="Times New Roman" w:eastAsia="Times New Roman" w:hAnsi="Times New Roman" w:cs="Times New Roman"/>
-                <w:kern w:val="0"/>
-                <w:sz w:val="24"/>
-                <w:szCs w:val="24"/>
-                <w:lang w:val="en-GB" w:eastAsia="en-GB" w:bidi="ar-SA"/>
-                <w14:ligatures w14:val="none"/>
-              </w:rPr>
-            </w:pPr>
-            <w:r>
-              <w:rPr>
-                <w:rFonts w:ascii="Times New Roman" w:eastAsia="Times New Roman" w:hAnsi="Times New Roman" w:cs="Times New Roman"/>
-                <w:kern w:val="0"/>
-                <w:sz w:val="24"/>
-                <w:szCs w:val="24"/>
-                <w:lang w:val="en-GB" w:eastAsia="en-GB" w:bidi="ar-SA"/>
-                <w14:ligatures w14:val="none"/>
-              </w:rPr>
-              <w:t>C</w:t>
-            </w:r>
-          </w:p>
-        </w:tc>
-        <w:tc>
-          <w:tcPr>
-            <w:tcW w:w="0" w:type="auto"/>
-            <w:vAlign w:val="center"/>
-            <w:hideMark/>
-          </w:tcPr>
-          <w:p>
-            <w:pPr>
-              <w:spacing w:after="0" w:line="240" w:lineRule="auto"/>
-              <w:rPr>
-                <w:rFonts w:ascii="Times New Roman" w:eastAsia="Times New Roman" w:hAnsi="Times New Roman" w:cs="Times New Roman"/>
-                <w:kern w:val="0"/>
-                <w:sz w:val="24"/>
-                <w:szCs w:val="24"/>
-                <w:lang w:val="en-GB" w:eastAsia="en-GB" w:bidi="ar-SA"/>
-                <w14:ligatures w14:val="none"/>
-              </w:rPr>
-            </w:pPr>
-            <w:r>
-              <w:rPr>
-                <w:rFonts w:ascii="Times New Roman" w:eastAsia="Times New Roman" w:hAnsi="Times New Roman" w:cs="Times New Roman"/>
-                <w:kern w:val="0"/>
-                <w:sz w:val="24"/>
-                <w:szCs w:val="24"/>
-                <w:lang w:val="en-GB" w:eastAsia="en-GB" w:bidi="ar-SA"/>
-                <w14:ligatures w14:val="none"/>
-              </w:rPr>
-              <w:t>C</w:t>
-            </w:r>
-          </w:p>
-        </w:tc>
-      </w:tr>
-      <w:tr>
-        <w:trPr>
-          <w:tblCellSpacing w:w="15" w:type="dxa"/>
-        </w:trPr>
-        <w:tc>
-          <w:tcPr>
-            <w:tcW w:w="0" w:type="auto"/>
-            <w:vAlign w:val="center"/>
-            <w:hideMark/>
-          </w:tcPr>
-          <w:p>
-            <w:pPr>
-              <w:spacing w:after="0" w:line="240" w:lineRule="auto"/>
-              <w:rPr>
-                <w:rFonts w:ascii="Times New Roman" w:eastAsia="Times New Roman" w:hAnsi="Times New Roman" w:cs="Times New Roman"/>
-                <w:kern w:val="0"/>
-                <w:sz w:val="24"/>
-                <w:szCs w:val="24"/>
-                <w:lang w:val="en-GB" w:eastAsia="en-GB" w:bidi="ar-SA"/>
-                <w14:ligatures w14:val="none"/>
-              </w:rPr>
-            </w:pPr>
-            <w:r>
-              <w:rPr>
-                <w:rFonts w:ascii="Times New Roman" w:eastAsia="Times New Roman" w:hAnsi="Times New Roman" w:cs="Times New Roman"/>
-                <w:kern w:val="0"/>
-                <w:sz w:val="24"/>
-                <w:szCs w:val="24"/>
-                <w:lang w:val="en-GB" w:eastAsia="en-GB" w:bidi="ar-SA"/>
-                <w14:ligatures w14:val="none"/>
-              </w:rPr>
-              <w:t>Vendor SLA Review</w:t>
-            </w:r>
-          </w:p>
-        </w:tc>
-        <w:tc>
-          <w:tcPr>
-            <w:tcW w:w="0" w:type="auto"/>
-            <w:vAlign w:val="center"/>
-            <w:hideMark/>
-          </w:tcPr>
-          <w:p>
-            <w:pPr>
-              <w:spacing w:after="0" w:line="240" w:lineRule="auto"/>
-              <w:rPr>
-                <w:rFonts w:ascii="Times New Roman" w:eastAsia="Times New Roman" w:hAnsi="Times New Roman" w:cs="Times New Roman"/>
-                <w:kern w:val="0"/>
-                <w:sz w:val="24"/>
-                <w:szCs w:val="24"/>
-                <w:lang w:val="en-GB" w:eastAsia="en-GB" w:bidi="ar-SA"/>
-                <w14:ligatures w14:val="none"/>
-              </w:rPr>
-            </w:pPr>
-            <w:r>
-              <w:rPr>
-                <w:rFonts w:ascii="Times New Roman" w:eastAsia="Times New Roman" w:hAnsi="Times New Roman" w:cs="Times New Roman"/>
-                <w:kern w:val="0"/>
-                <w:sz w:val="24"/>
-                <w:szCs w:val="24"/>
-                <w:lang w:val="en-GB" w:eastAsia="en-GB" w:bidi="ar-SA"/>
-                <w14:ligatures w14:val="none"/>
-              </w:rPr>
-              <w:t>-</w:t>
-            </w:r>
-          </w:p>
-        </w:tc>
-        <w:tc>
-          <w:tcPr>
-            <w:tcW w:w="0" w:type="auto"/>
-            <w:vAlign w:val="center"/>
-            <w:hideMark/>
-          </w:tcPr>
-          <w:p>
-            <w:pPr>
-              <w:spacing w:after="0" w:line="240" w:lineRule="auto"/>
-              <w:rPr>
-                <w:rFonts w:ascii="Times New Roman" w:eastAsia="Times New Roman" w:hAnsi="Times New Roman" w:cs="Times New Roman"/>
-                <w:kern w:val="0"/>
-                <w:sz w:val="24"/>
-                <w:szCs w:val="24"/>
-                <w:lang w:val="en-GB" w:eastAsia="en-GB" w:bidi="ar-SA"/>
-                <w14:ligatures w14:val="none"/>
-              </w:rPr>
-            </w:pPr>
-            <w:r>
-              <w:rPr>
-                <w:rFonts w:ascii="Times New Roman" w:eastAsia="Times New Roman" w:hAnsi="Times New Roman" w:cs="Times New Roman"/>
-                <w:kern w:val="0"/>
-                <w:sz w:val="24"/>
-                <w:szCs w:val="24"/>
-                <w:lang w:val="en-GB" w:eastAsia="en-GB" w:bidi="ar-SA"/>
-                <w14:ligatures w14:val="none"/>
-              </w:rPr>
-              <w:t>-</w:t>
-            </w:r>
-          </w:p>
-        </w:tc>
-        <w:tc>
-          <w:tcPr>
-            <w:tcW w:w="0" w:type="auto"/>
-            <w:vAlign w:val="center"/>
-            <w:hideMark/>
-          </w:tcPr>
-          <w:p>
-            <w:pPr>
-              <w:spacing w:after="0" w:line="240" w:lineRule="auto"/>
-              <w:rPr>
-                <w:rFonts w:ascii="Times New Roman" w:eastAsia="Times New Roman" w:hAnsi="Times New Roman" w:cs="Times New Roman"/>
-                <w:kern w:val="0"/>
-                <w:sz w:val="24"/>
-                <w:szCs w:val="24"/>
-                <w:lang w:val="en-GB" w:eastAsia="en-GB" w:bidi="ar-SA"/>
-                <w14:ligatures w14:val="none"/>
-              </w:rPr>
-            </w:pPr>
-            <w:r>
-              <w:rPr>
-                <w:rFonts w:ascii="Times New Roman" w:eastAsia="Times New Roman" w:hAnsi="Times New Roman" w:cs="Times New Roman"/>
-                <w:kern w:val="0"/>
-                <w:sz w:val="24"/>
-                <w:szCs w:val="24"/>
-                <w:lang w:val="en-GB" w:eastAsia="en-GB" w:bidi="ar-SA"/>
-                <w14:ligatures w14:val="none"/>
-              </w:rPr>
-              <w:t>A</w:t>
-            </w:r>
-          </w:p>
-        </w:tc>
-        <w:tc>
-          <w:tcPr>
-            <w:tcW w:w="0" w:type="auto"/>
-            <w:vAlign w:val="center"/>
-            <w:hideMark/>
-          </w:tcPr>
-          <w:p>
-            <w:pPr>
-              <w:spacing w:after="0" w:line="240" w:lineRule="auto"/>
-              <w:rPr>
-                <w:rFonts w:ascii="Times New Roman" w:eastAsia="Times New Roman" w:hAnsi="Times New Roman" w:cs="Times New Roman"/>
-                <w:kern w:val="0"/>
-                <w:sz w:val="24"/>
-                <w:szCs w:val="24"/>
-                <w:lang w:val="en-GB" w:eastAsia="en-GB" w:bidi="ar-SA"/>
-                <w14:ligatures w14:val="none"/>
-              </w:rPr>
-            </w:pPr>
-            <w:r>
-              <w:rPr>
-                <w:rFonts w:ascii="Times New Roman" w:eastAsia="Times New Roman" w:hAnsi="Times New Roman" w:cs="Times New Roman"/>
-                <w:kern w:val="0"/>
-                <w:sz w:val="24"/>
-                <w:szCs w:val="24"/>
-                <w:lang w:val="en-GB" w:eastAsia="en-GB" w:bidi="ar-SA"/>
-                <w14:ligatures w14:val="none"/>
-              </w:rPr>
-              <w:t>C</w:t>
-            </w:r>
-          </w:p>
-        </w:tc>
-        <w:tc>
-          <w:tcPr>
-            <w:tcW w:w="0" w:type="auto"/>
-            <w:vAlign w:val="center"/>
-            <w:hideMark/>
-          </w:tcPr>
-          <w:p>
-            <w:pPr>
-              <w:spacing w:after="0" w:line="240" w:lineRule="auto"/>
-              <w:rPr>
-                <w:rFonts w:ascii="Times New Roman" w:eastAsia="Times New Roman" w:hAnsi="Times New Roman" w:cs="Times New Roman"/>
-                <w:kern w:val="0"/>
-                <w:sz w:val="24"/>
-                <w:szCs w:val="24"/>
-                <w:lang w:val="en-GB" w:eastAsia="en-GB" w:bidi="ar-SA"/>
-                <w14:ligatures w14:val="none"/>
-              </w:rPr>
-            </w:pPr>
-            <w:r>
-              <w:rPr>
-                <w:rFonts w:ascii="Times New Roman" w:eastAsia="Times New Roman" w:hAnsi="Times New Roman" w:cs="Times New Roman"/>
-                <w:kern w:val="0"/>
-                <w:sz w:val="24"/>
-                <w:szCs w:val="24"/>
-                <w:lang w:val="en-GB" w:eastAsia="en-GB" w:bidi="ar-SA"/>
-                <w14:ligatures w14:val="none"/>
-              </w:rPr>
-              <w:t>C</w:t>
-            </w:r>
-          </w:p>
-        </w:tc>
-        <w:tc>
-          <w:tcPr>
-            <w:tcW w:w="0" w:type="auto"/>
-            <w:vAlign w:val="center"/>
-            <w:hideMark/>
-          </w:tcPr>
-          <w:p>
-            <w:pPr>
-              <w:spacing w:after="0" w:line="240" w:lineRule="auto"/>
-              <w:rPr>
-                <w:rFonts w:ascii="Times New Roman" w:eastAsia="Times New Roman" w:hAnsi="Times New Roman" w:cs="Times New Roman"/>
-                <w:kern w:val="0"/>
-                <w:sz w:val="24"/>
-                <w:szCs w:val="24"/>
-                <w:lang w:val="en-GB" w:eastAsia="en-GB" w:bidi="ar-SA"/>
-                <w14:ligatures w14:val="none"/>
-              </w:rPr>
-            </w:pPr>
-            <w:r>
-              <w:rPr>
-                <w:rFonts w:ascii="Times New Roman" w:eastAsia="Times New Roman" w:hAnsi="Times New Roman" w:cs="Times New Roman"/>
-                <w:kern w:val="0"/>
-                <w:sz w:val="24"/>
-                <w:szCs w:val="24"/>
-                <w:lang w:val="en-GB" w:eastAsia="en-GB" w:bidi="ar-SA"/>
-                <w14:ligatures w14:val="none"/>
-              </w:rPr>
-              <w:t>R</w:t>
-            </w:r>
-          </w:p>
-        </w:tc>
-        <w:tc>
-          <w:tcPr>
-            <w:tcW w:w="0" w:type="auto"/>
-            <w:vAlign w:val="center"/>
-            <w:hideMark/>
-          </w:tcPr>
-          <w:p>
-            <w:pPr>
-              <w:spacing w:after="0" w:line="240" w:lineRule="auto"/>
-              <w:rPr>
-                <w:rFonts w:ascii="Times New Roman" w:eastAsia="Times New Roman" w:hAnsi="Times New Roman" w:cs="Times New Roman"/>
-                <w:kern w:val="0"/>
-                <w:sz w:val="24"/>
-                <w:szCs w:val="24"/>
-                <w:lang w:val="en-GB" w:eastAsia="en-GB" w:bidi="ar-SA"/>
-                <w14:ligatures w14:val="none"/>
-              </w:rPr>
-            </w:pPr>
-            <w:r>
-              <w:rPr>
-                <w:rFonts w:ascii="Times New Roman" w:eastAsia="Times New Roman" w:hAnsi="Times New Roman" w:cs="Times New Roman"/>
-                <w:kern w:val="0"/>
-                <w:sz w:val="24"/>
-                <w:szCs w:val="24"/>
-                <w:lang w:val="en-GB" w:eastAsia="en-GB" w:bidi="ar-SA"/>
-                <w14:ligatures w14:val="none"/>
-              </w:rPr>
-              <w:t>-</w:t>
-            </w:r>
-          </w:p>
-        </w:tc>
-      </w:tr>
-      <w:tr>
-        <w:trPr>
-          <w:tblCellSpacing w:w="15" w:type="dxa"/>
-        </w:trPr>
-        <w:tc>
-          <w:tcPr>
-            <w:tcW w:w="0" w:type="auto"/>
-            <w:vAlign w:val="center"/>
-            <w:hideMark/>
-          </w:tcPr>
-          <w:p>
-            <w:pPr>
-              <w:spacing w:after="0" w:line="240" w:lineRule="auto"/>
-              <w:rPr>
-                <w:rFonts w:ascii="Times New Roman" w:eastAsia="Times New Roman" w:hAnsi="Times New Roman" w:cs="Times New Roman"/>
-                <w:kern w:val="0"/>
-                <w:sz w:val="24"/>
-                <w:szCs w:val="24"/>
-                <w:lang w:val="en-GB" w:eastAsia="en-GB" w:bidi="ar-SA"/>
-                <w14:ligatures w14:val="none"/>
-              </w:rPr>
-            </w:pPr>
-            <w:r>
-              <w:rPr>
-                <w:rFonts w:ascii="Times New Roman" w:eastAsia="Times New Roman" w:hAnsi="Times New Roman" w:cs="Times New Roman"/>
-                <w:kern w:val="0"/>
-                <w:sz w:val="24"/>
-                <w:szCs w:val="24"/>
-                <w:lang w:val="en-GB" w:eastAsia="en-GB" w:bidi="ar-SA"/>
-                <w14:ligatures w14:val="none"/>
-              </w:rPr>
-              <w:t>DoA Update</w:t>
-            </w:r>
-          </w:p>
-        </w:tc>
-        <w:tc>
-          <w:tcPr>
-            <w:tcW w:w="0" w:type="auto"/>
-            <w:vAlign w:val="center"/>
-            <w:hideMark/>
-          </w:tcPr>
-          <w:p>
-            <w:pPr>
-              <w:spacing w:after="0" w:line="240" w:lineRule="auto"/>
-              <w:rPr>
-                <w:rFonts w:ascii="Times New Roman" w:eastAsia="Times New Roman" w:hAnsi="Times New Roman" w:cs="Times New Roman"/>
-                <w:kern w:val="0"/>
-                <w:sz w:val="24"/>
-                <w:szCs w:val="24"/>
-                <w:lang w:val="en-GB" w:eastAsia="en-GB" w:bidi="ar-SA"/>
-                <w14:ligatures w14:val="none"/>
-              </w:rPr>
-            </w:pPr>
-            <w:r>
-              <w:rPr>
-                <w:rFonts w:ascii="Times New Roman" w:eastAsia="Times New Roman" w:hAnsi="Times New Roman" w:cs="Times New Roman"/>
-                <w:kern w:val="0"/>
-                <w:sz w:val="24"/>
-                <w:szCs w:val="24"/>
-                <w:lang w:val="en-GB" w:eastAsia="en-GB" w:bidi="ar-SA"/>
-                <w14:ligatures w14:val="none"/>
-              </w:rPr>
-              <w:t>A</w:t>
-            </w:r>
-          </w:p>
-        </w:tc>
-        <w:tc>
-          <w:tcPr>
-            <w:tcW w:w="0" w:type="auto"/>
-            <w:vAlign w:val="center"/>
-            <w:hideMark/>
-          </w:tcPr>
-          <w:p>
-            <w:pPr>
-              <w:spacing w:after="0" w:line="240" w:lineRule="auto"/>
-              <w:rPr>
-                <w:rFonts w:ascii="Times New Roman" w:eastAsia="Times New Roman" w:hAnsi="Times New Roman" w:cs="Times New Roman"/>
-                <w:kern w:val="0"/>
-                <w:sz w:val="24"/>
-                <w:szCs w:val="24"/>
-                <w:lang w:val="en-GB" w:eastAsia="en-GB" w:bidi="ar-SA"/>
-                <w14:ligatures w14:val="none"/>
-              </w:rPr>
-            </w:pPr>
-            <w:r>
-              <w:rPr>
-                <w:rFonts w:ascii="Times New Roman" w:eastAsia="Times New Roman" w:hAnsi="Times New Roman" w:cs="Times New Roman"/>
-                <w:kern w:val="0"/>
-                <w:sz w:val="24"/>
-                <w:szCs w:val="24"/>
-                <w:lang w:val="en-GB" w:eastAsia="en-GB" w:bidi="ar-SA"/>
-                <w14:ligatures w14:val="none"/>
-              </w:rPr>
-              <w:t>C</w:t>
-            </w:r>
-          </w:p>
-        </w:tc>
-        <w:tc>
-          <w:tcPr>
-            <w:tcW w:w="0" w:type="auto"/>
-            <w:vAlign w:val="center"/>
-            <w:hideMark/>
-          </w:tcPr>
-          <w:p>
-            <w:pPr>
-              <w:spacing w:after="0" w:line="240" w:lineRule="auto"/>
-              <w:rPr>
-                <w:rFonts w:ascii="Times New Roman" w:eastAsia="Times New Roman" w:hAnsi="Times New Roman" w:cs="Times New Roman"/>
-                <w:kern w:val="0"/>
-                <w:sz w:val="24"/>
-                <w:szCs w:val="24"/>
-                <w:lang w:val="en-GB" w:eastAsia="en-GB" w:bidi="ar-SA"/>
-                <w14:ligatures w14:val="none"/>
-              </w:rPr>
-            </w:pPr>
-            <w:r>
-              <w:rPr>
-                <w:rFonts w:ascii="Times New Roman" w:eastAsia="Times New Roman" w:hAnsi="Times New Roman" w:cs="Times New Roman"/>
-                <w:kern w:val="0"/>
-                <w:sz w:val="24"/>
-                <w:szCs w:val="24"/>
-                <w:lang w:val="en-GB" w:eastAsia="en-GB" w:bidi="ar-SA"/>
-                <w14:ligatures w14:val="none"/>
-              </w:rPr>
-              <w:t>-</w:t>
-            </w:r>
-          </w:p>
-        </w:tc>
-        <w:tc>
-          <w:tcPr>
-            <w:tcW w:w="0" w:type="auto"/>
-            <w:vAlign w:val="center"/>
-            <w:hideMark/>
-          </w:tcPr>
-          <w:p>
-            <w:pPr>
-              <w:spacing w:after="0" w:line="240" w:lineRule="auto"/>
-              <w:rPr>
-                <w:rFonts w:ascii="Times New Roman" w:eastAsia="Times New Roman" w:hAnsi="Times New Roman" w:cs="Times New Roman"/>
-                <w:kern w:val="0"/>
-                <w:sz w:val="24"/>
-                <w:szCs w:val="24"/>
-                <w:lang w:val="en-GB" w:eastAsia="en-GB" w:bidi="ar-SA"/>
-                <w14:ligatures w14:val="none"/>
-              </w:rPr>
-            </w:pPr>
-            <w:r>
-              <w:rPr>
-                <w:rFonts w:ascii="Times New Roman" w:eastAsia="Times New Roman" w:hAnsi="Times New Roman" w:cs="Times New Roman"/>
-                <w:kern w:val="0"/>
-                <w:sz w:val="24"/>
-                <w:szCs w:val="24"/>
-                <w:lang w:val="en-GB" w:eastAsia="en-GB" w:bidi="ar-SA"/>
-                <w14:ligatures w14:val="none"/>
-              </w:rPr>
-              <w:t>R</w:t>
-            </w:r>
-          </w:p>
-        </w:tc>
-        <w:tc>
-          <w:tcPr>
-            <w:tcW w:w="0" w:type="auto"/>
-            <w:vAlign w:val="center"/>
-            <w:hideMark/>
-          </w:tcPr>
-          <w:p>
-            <w:pPr>
-              <w:spacing w:after="0" w:line="240" w:lineRule="auto"/>
-              <w:rPr>
-                <w:rFonts w:ascii="Times New Roman" w:eastAsia="Times New Roman" w:hAnsi="Times New Roman" w:cs="Times New Roman"/>
-                <w:kern w:val="0"/>
-                <w:sz w:val="24"/>
-                <w:szCs w:val="24"/>
-                <w:lang w:val="en-GB" w:eastAsia="en-GB" w:bidi="ar-SA"/>
-                <w14:ligatures w14:val="none"/>
-              </w:rPr>
-            </w:pPr>
-            <w:r>
-              <w:rPr>
-                <w:rFonts w:ascii="Times New Roman" w:eastAsia="Times New Roman" w:hAnsi="Times New Roman" w:cs="Times New Roman"/>
-                <w:kern w:val="0"/>
-                <w:sz w:val="24"/>
-                <w:szCs w:val="24"/>
-                <w:lang w:val="en-GB" w:eastAsia="en-GB" w:bidi="ar-SA"/>
-                <w14:ligatures w14:val="none"/>
-              </w:rPr>
-              <w:t>R</w:t>
-            </w:r>
-          </w:p>
-        </w:tc>
-        <w:tc>
-          <w:tcPr>
-            <w:tcW w:w="0" w:type="auto"/>
-            <w:vAlign w:val="center"/>
-            <w:hideMark/>
-          </w:tcPr>
-          <w:p>
-            <w:pPr>
-              <w:spacing w:after="0" w:line="240" w:lineRule="auto"/>
-              <w:rPr>
-                <w:rFonts w:ascii="Times New Roman" w:eastAsia="Times New Roman" w:hAnsi="Times New Roman" w:cs="Times New Roman"/>
-                <w:kern w:val="0"/>
-                <w:sz w:val="24"/>
-                <w:szCs w:val="24"/>
-                <w:lang w:val="en-GB" w:eastAsia="en-GB" w:bidi="ar-SA"/>
-                <w14:ligatures w14:val="none"/>
-              </w:rPr>
-            </w:pPr>
-            <w:r>
-              <w:rPr>
-                <w:rFonts w:ascii="Times New Roman" w:eastAsia="Times New Roman" w:hAnsi="Times New Roman" w:cs="Times New Roman"/>
-                <w:kern w:val="0"/>
-                <w:sz w:val="24"/>
-                <w:szCs w:val="24"/>
-                <w:lang w:val="en-GB" w:eastAsia="en-GB" w:bidi="ar-SA"/>
-                <w14:ligatures w14:val="none"/>
-              </w:rPr>
-              <w:t>C</w:t>
-            </w:r>
-          </w:p>
-        </w:tc>
-        <w:tc>
-          <w:tcPr>
-            <w:tcW w:w="0" w:type="auto"/>
-            <w:vAlign w:val="center"/>
-            <w:hideMark/>
-          </w:tcPr>
-          <w:p>
-            <w:pPr>
-              <w:spacing w:after="0" w:line="240" w:lineRule="auto"/>
+              <w:cnfStyle w:val="000000100000" w:firstRow="0" w:lastRow="0" w:firstColumn="0" w:lastColumn="0" w:oddVBand="0" w:evenVBand="0" w:oddHBand="1" w:evenHBand="0" w:firstRowFirstColumn="0" w:firstRowLastColumn="0" w:lastRowFirstColumn="0" w:lastRowLastColumn="0"/>
               <w:rPr>
                 <w:rFonts w:ascii="Times New Roman" w:eastAsia="Times New Roman" w:hAnsi="Times New Roman" w:cs="Times New Roman"/>
                 <w:kern w:val="0"/>
@@ -9622,7 +9570,6 @@
           <w:lang w:val="en-GB" w:eastAsia="en-GB" w:bidi="ar-SA"/>
           <w14:ligatures w14:val="none"/>
         </w:rPr>
-        <w:lastRenderedPageBreak/>
         <w:t>A = Accountable</w:t>
       </w:r>
       <w:r>
@@ -9671,8 +9618,9 @@
           <w:lang w:val="en-GB" w:eastAsia="en-GB" w:bidi="ar-SA"/>
           <w14:ligatures w14:val="none"/>
         </w:rPr>
+        <w:lastRenderedPageBreak/>
         <w:pict w14:anchorId="50368553">
-          <v:rect id="_x0000_i1052" style="width:0;height:1.5pt" o:hralign="center" o:hrstd="t" o:hr="t" fillcolor="#a0a0a0" stroked="f"/>
+          <v:rect id="_x0000_i1053" style="width:0;height:1.5pt" o:hralign="center" o:hrstd="t" o:hr="t" fillcolor="#a0a0a0" stroked="f"/>
         </w:pict>
       </w:r>
     </w:p>
@@ -9707,40 +9655,33 @@
     </w:p>
     <w:tbl>
       <w:tblPr>
+        <w:tblStyle w:val="PlainTable1"/>
         <w:tblW w:w="0" w:type="auto"/>
-        <w:tblCellSpacing w:w="15" w:type="dxa"/>
-        <w:tblCellMar>
-          <w:top w:w="15" w:type="dxa"/>
-          <w:left w:w="15" w:type="dxa"/>
-          <w:bottom w:w="15" w:type="dxa"/>
-          <w:right w:w="15" w:type="dxa"/>
-        </w:tblCellMar>
         <w:tblLook w:val="04A0" w:firstRow="1" w:lastRow="0" w:firstColumn="1" w:lastColumn="0" w:noHBand="0" w:noVBand="1"/>
       </w:tblPr>
       <w:tblGrid>
-        <w:gridCol w:w="1722"/>
-        <w:gridCol w:w="1361"/>
-        <w:gridCol w:w="2136"/>
+        <w:gridCol w:w="1996"/>
+        <w:gridCol w:w="1517"/>
+        <w:gridCol w:w="2277"/>
       </w:tblGrid>
       <w:tr>
         <w:trPr>
-          <w:tblHeader/>
-          <w:tblCellSpacing w:w="15" w:type="dxa"/>
+          <w:cnfStyle w:val="100000000000" w:firstRow="1" w:lastRow="0" w:firstColumn="0" w:lastColumn="0" w:oddVBand="0" w:evenVBand="0" w:oddHBand="0" w:evenHBand="0" w:firstRowFirstColumn="0" w:firstRowLastColumn="0" w:lastRowFirstColumn="0" w:lastRowLastColumn="0"/>
         </w:trPr>
         <w:tc>
           <w:tcPr>
+            <w:cnfStyle w:val="001000000000" w:firstRow="0" w:lastRow="0" w:firstColumn="1" w:lastColumn="0" w:oddVBand="0" w:evenVBand="0" w:oddHBand="0" w:evenHBand="0" w:firstRowFirstColumn="0" w:firstRowLastColumn="0" w:lastRowFirstColumn="0" w:lastRowLastColumn="0"/>
             <w:tcW w:w="0" w:type="auto"/>
-            <w:vAlign w:val="center"/>
+            <w:shd w:val="clear" w:color="auto" w:fill="002060"/>
             <w:hideMark/>
           </w:tcPr>
           <w:p>
             <w:pPr>
-              <w:spacing w:after="0" w:line="240" w:lineRule="auto"/>
               <w:jc w:val="center"/>
               <w:rPr>
                 <w:rFonts w:ascii="Times New Roman" w:eastAsia="Times New Roman" w:hAnsi="Times New Roman" w:cs="Times New Roman"/>
-                <w:b/>
-                <w:bCs/>
+                <w:b w:val="0"/>
+                <w:bCs w:val="0"/>
                 <w:kern w:val="0"/>
                 <w:sz w:val="24"/>
                 <w:szCs w:val="24"/>
@@ -9751,8 +9692,6 @@
             <w:r>
               <w:rPr>
                 <w:rFonts w:ascii="Times New Roman" w:eastAsia="Times New Roman" w:hAnsi="Times New Roman" w:cs="Times New Roman"/>
-                <w:b/>
-                <w:bCs/>
                 <w:kern w:val="0"/>
                 <w:sz w:val="24"/>
                 <w:szCs w:val="24"/>
@@ -9766,17 +9705,17 @@
         <w:tc>
           <w:tcPr>
             <w:tcW w:w="0" w:type="auto"/>
-            <w:vAlign w:val="center"/>
+            <w:shd w:val="clear" w:color="auto" w:fill="002060"/>
             <w:hideMark/>
           </w:tcPr>
           <w:p>
             <w:pPr>
-              <w:spacing w:after="0" w:line="240" w:lineRule="auto"/>
               <w:jc w:val="center"/>
+              <w:cnfStyle w:val="100000000000" w:firstRow="1" w:lastRow="0" w:firstColumn="0" w:lastColumn="0" w:oddVBand="0" w:evenVBand="0" w:oddHBand="0" w:evenHBand="0" w:firstRowFirstColumn="0" w:firstRowLastColumn="0" w:lastRowFirstColumn="0" w:lastRowLastColumn="0"/>
               <w:rPr>
                 <w:rFonts w:ascii="Times New Roman" w:eastAsia="Times New Roman" w:hAnsi="Times New Roman" w:cs="Times New Roman"/>
-                <w:b/>
-                <w:bCs/>
+                <w:b w:val="0"/>
+                <w:bCs w:val="0"/>
                 <w:kern w:val="0"/>
                 <w:sz w:val="24"/>
                 <w:szCs w:val="24"/>
@@ -9787,8 +9726,6 @@
             <w:r>
               <w:rPr>
                 <w:rFonts w:ascii="Times New Roman" w:eastAsia="Times New Roman" w:hAnsi="Times New Roman" w:cs="Times New Roman"/>
-                <w:b/>
-                <w:bCs/>
                 <w:kern w:val="0"/>
                 <w:sz w:val="24"/>
                 <w:szCs w:val="24"/>
@@ -9802,17 +9739,17 @@
         <w:tc>
           <w:tcPr>
             <w:tcW w:w="0" w:type="auto"/>
-            <w:vAlign w:val="center"/>
+            <w:shd w:val="clear" w:color="auto" w:fill="002060"/>
             <w:hideMark/>
           </w:tcPr>
           <w:p>
             <w:pPr>
-              <w:spacing w:after="0" w:line="240" w:lineRule="auto"/>
               <w:jc w:val="center"/>
+              <w:cnfStyle w:val="100000000000" w:firstRow="1" w:lastRow="0" w:firstColumn="0" w:lastColumn="0" w:oddVBand="0" w:evenVBand="0" w:oddHBand="0" w:evenHBand="0" w:firstRowFirstColumn="0" w:firstRowLastColumn="0" w:lastRowFirstColumn="0" w:lastRowLastColumn="0"/>
               <w:rPr>
                 <w:rFonts w:ascii="Times New Roman" w:eastAsia="Times New Roman" w:hAnsi="Times New Roman" w:cs="Times New Roman"/>
-                <w:b/>
-                <w:bCs/>
+                <w:b w:val="0"/>
+                <w:bCs w:val="0"/>
                 <w:kern w:val="0"/>
                 <w:sz w:val="24"/>
                 <w:szCs w:val="24"/>
@@ -9823,8 +9760,6 @@
             <w:r>
               <w:rPr>
                 <w:rFonts w:ascii="Times New Roman" w:eastAsia="Times New Roman" w:hAnsi="Times New Roman" w:cs="Times New Roman"/>
-                <w:b/>
-                <w:bCs/>
                 <w:kern w:val="0"/>
                 <w:sz w:val="24"/>
                 <w:szCs w:val="24"/>
@@ -9838,17 +9773,16 @@
       </w:tr>
       <w:tr>
         <w:trPr>
-          <w:tblCellSpacing w:w="15" w:type="dxa"/>
+          <w:cnfStyle w:val="000000100000" w:firstRow="0" w:lastRow="0" w:firstColumn="0" w:lastColumn="0" w:oddVBand="0" w:evenVBand="0" w:oddHBand="1" w:evenHBand="0" w:firstRowFirstColumn="0" w:firstRowLastColumn="0" w:lastRowFirstColumn="0" w:lastRowLastColumn="0"/>
         </w:trPr>
         <w:tc>
           <w:tcPr>
+            <w:cnfStyle w:val="001000000000" w:firstRow="0" w:lastRow="0" w:firstColumn="1" w:lastColumn="0" w:oddVBand="0" w:evenVBand="0" w:oddHBand="0" w:evenHBand="0" w:firstRowFirstColumn="0" w:firstRowLastColumn="0" w:lastRowFirstColumn="0" w:lastRowLastColumn="0"/>
             <w:tcW w:w="0" w:type="auto"/>
-            <w:vAlign w:val="center"/>
             <w:hideMark/>
           </w:tcPr>
           <w:p>
             <w:pPr>
-              <w:spacing w:after="0" w:line="240" w:lineRule="auto"/>
               <w:rPr>
                 <w:rFonts w:ascii="Times New Roman" w:eastAsia="Times New Roman" w:hAnsi="Times New Roman" w:cs="Times New Roman"/>
                 <w:kern w:val="0"/>
@@ -9874,12 +9808,11 @@
         <w:tc>
           <w:tcPr>
             <w:tcW w:w="0" w:type="auto"/>
-            <w:vAlign w:val="center"/>
             <w:hideMark/>
           </w:tcPr>
           <w:p>
             <w:pPr>
-              <w:spacing w:after="0" w:line="240" w:lineRule="auto"/>
+              <w:cnfStyle w:val="000000100000" w:firstRow="0" w:lastRow="0" w:firstColumn="0" w:lastColumn="0" w:oddVBand="0" w:evenVBand="0" w:oddHBand="1" w:evenHBand="0" w:firstRowFirstColumn="0" w:firstRowLastColumn="0" w:lastRowFirstColumn="0" w:lastRowLastColumn="0"/>
               <w:rPr>
                 <w:rFonts w:ascii="Times New Roman" w:eastAsia="Times New Roman" w:hAnsi="Times New Roman" w:cs="Times New Roman"/>
                 <w:kern w:val="0"/>
@@ -9905,12 +9838,11 @@
         <w:tc>
           <w:tcPr>
             <w:tcW w:w="0" w:type="auto"/>
-            <w:vAlign w:val="center"/>
             <w:hideMark/>
           </w:tcPr>
           <w:p>
             <w:pPr>
-              <w:spacing w:after="0" w:line="240" w:lineRule="auto"/>
+              <w:cnfStyle w:val="000000100000" w:firstRow="0" w:lastRow="0" w:firstColumn="0" w:lastColumn="0" w:oddVBand="0" w:evenVBand="0" w:oddHBand="1" w:evenHBand="0" w:firstRowFirstColumn="0" w:firstRowLastColumn="0" w:lastRowFirstColumn="0" w:lastRowLastColumn="0"/>
               <w:rPr>
                 <w:rFonts w:ascii="Times New Roman" w:eastAsia="Times New Roman" w:hAnsi="Times New Roman" w:cs="Times New Roman"/>
                 <w:kern w:val="0"/>
@@ -9935,18 +9867,14 @@
         </w:tc>
       </w:tr>
       <w:tr>
-        <w:trPr>
-          <w:tblCellSpacing w:w="15" w:type="dxa"/>
-        </w:trPr>
         <w:tc>
           <w:tcPr>
+            <w:cnfStyle w:val="001000000000" w:firstRow="0" w:lastRow="0" w:firstColumn="1" w:lastColumn="0" w:oddVBand="0" w:evenVBand="0" w:oddHBand="0" w:evenHBand="0" w:firstRowFirstColumn="0" w:firstRowLastColumn="0" w:lastRowFirstColumn="0" w:lastRowLastColumn="0"/>
             <w:tcW w:w="0" w:type="auto"/>
-            <w:vAlign w:val="center"/>
             <w:hideMark/>
           </w:tcPr>
           <w:p>
             <w:pPr>
-              <w:spacing w:after="0" w:line="240" w:lineRule="auto"/>
               <w:rPr>
                 <w:rFonts w:ascii="Times New Roman" w:eastAsia="Times New Roman" w:hAnsi="Times New Roman" w:cs="Times New Roman"/>
                 <w:kern w:val="0"/>
@@ -9972,12 +9900,11 @@
         <w:tc>
           <w:tcPr>
             <w:tcW w:w="0" w:type="auto"/>
-            <w:vAlign w:val="center"/>
             <w:hideMark/>
           </w:tcPr>
           <w:p>
             <w:pPr>
-              <w:spacing w:after="0" w:line="240" w:lineRule="auto"/>
+              <w:cnfStyle w:val="000000000000" w:firstRow="0" w:lastRow="0" w:firstColumn="0" w:lastColumn="0" w:oddVBand="0" w:evenVBand="0" w:oddHBand="0" w:evenHBand="0" w:firstRowFirstColumn="0" w:firstRowLastColumn="0" w:lastRowFirstColumn="0" w:lastRowLastColumn="0"/>
               <w:rPr>
                 <w:rFonts w:ascii="Times New Roman" w:eastAsia="Times New Roman" w:hAnsi="Times New Roman" w:cs="Times New Roman"/>
                 <w:kern w:val="0"/>
@@ -10003,12 +9930,11 @@
         <w:tc>
           <w:tcPr>
             <w:tcW w:w="0" w:type="auto"/>
-            <w:vAlign w:val="center"/>
             <w:hideMark/>
           </w:tcPr>
           <w:p>
             <w:pPr>
-              <w:spacing w:after="0" w:line="240" w:lineRule="auto"/>
+              <w:cnfStyle w:val="000000000000" w:firstRow="0" w:lastRow="0" w:firstColumn="0" w:lastColumn="0" w:oddVBand="0" w:evenVBand="0" w:oddHBand="0" w:evenHBand="0" w:firstRowFirstColumn="0" w:firstRowLastColumn="0" w:lastRowFirstColumn="0" w:lastRowLastColumn="0"/>
               <w:rPr>
                 <w:rFonts w:ascii="Times New Roman" w:eastAsia="Times New Roman" w:hAnsi="Times New Roman" w:cs="Times New Roman"/>
                 <w:kern w:val="0"/>
@@ -10034,17 +9960,16 @@
       </w:tr>
       <w:tr>
         <w:trPr>
-          <w:tblCellSpacing w:w="15" w:type="dxa"/>
+          <w:cnfStyle w:val="000000100000" w:firstRow="0" w:lastRow="0" w:firstColumn="0" w:lastColumn="0" w:oddVBand="0" w:evenVBand="0" w:oddHBand="1" w:evenHBand="0" w:firstRowFirstColumn="0" w:firstRowLastColumn="0" w:lastRowFirstColumn="0" w:lastRowLastColumn="0"/>
         </w:trPr>
         <w:tc>
           <w:tcPr>
+            <w:cnfStyle w:val="001000000000" w:firstRow="0" w:lastRow="0" w:firstColumn="1" w:lastColumn="0" w:oddVBand="0" w:evenVBand="0" w:oddHBand="0" w:evenHBand="0" w:firstRowFirstColumn="0" w:firstRowLastColumn="0" w:lastRowFirstColumn="0" w:lastRowLastColumn="0"/>
             <w:tcW w:w="0" w:type="auto"/>
-            <w:vAlign w:val="center"/>
             <w:hideMark/>
           </w:tcPr>
           <w:p>
             <w:pPr>
-              <w:spacing w:after="0" w:line="240" w:lineRule="auto"/>
               <w:rPr>
                 <w:rFonts w:ascii="Times New Roman" w:eastAsia="Times New Roman" w:hAnsi="Times New Roman" w:cs="Times New Roman"/>
                 <w:kern w:val="0"/>
@@ -10070,12 +9995,11 @@
         <w:tc>
           <w:tcPr>
             <w:tcW w:w="0" w:type="auto"/>
-            <w:vAlign w:val="center"/>
             <w:hideMark/>
           </w:tcPr>
           <w:p>
             <w:pPr>
-              <w:spacing w:after="0" w:line="240" w:lineRule="auto"/>
+              <w:cnfStyle w:val="000000100000" w:firstRow="0" w:lastRow="0" w:firstColumn="0" w:lastColumn="0" w:oddVBand="0" w:evenVBand="0" w:oddHBand="1" w:evenHBand="0" w:firstRowFirstColumn="0" w:firstRowLastColumn="0" w:lastRowFirstColumn="0" w:lastRowLastColumn="0"/>
               <w:rPr>
                 <w:rFonts w:ascii="Times New Roman" w:eastAsia="Times New Roman" w:hAnsi="Times New Roman" w:cs="Times New Roman"/>
                 <w:kern w:val="0"/>
@@ -10101,12 +10025,11 @@
         <w:tc>
           <w:tcPr>
             <w:tcW w:w="0" w:type="auto"/>
-            <w:vAlign w:val="center"/>
             <w:hideMark/>
           </w:tcPr>
           <w:p>
             <w:pPr>
-              <w:spacing w:after="0" w:line="240" w:lineRule="auto"/>
+              <w:cnfStyle w:val="000000100000" w:firstRow="0" w:lastRow="0" w:firstColumn="0" w:lastColumn="0" w:oddVBand="0" w:evenVBand="0" w:oddHBand="1" w:evenHBand="0" w:firstRowFirstColumn="0" w:firstRowLastColumn="0" w:lastRowFirstColumn="0" w:lastRowLastColumn="0"/>
               <w:rPr>
                 <w:rFonts w:ascii="Times New Roman" w:eastAsia="Times New Roman" w:hAnsi="Times New Roman" w:cs="Times New Roman"/>
                 <w:kern w:val="0"/>
@@ -10131,18 +10054,14 @@
         </w:tc>
       </w:tr>
       <w:tr>
-        <w:trPr>
-          <w:tblCellSpacing w:w="15" w:type="dxa"/>
-        </w:trPr>
         <w:tc>
           <w:tcPr>
+            <w:cnfStyle w:val="001000000000" w:firstRow="0" w:lastRow="0" w:firstColumn="1" w:lastColumn="0" w:oddVBand="0" w:evenVBand="0" w:oddHBand="0" w:evenHBand="0" w:firstRowFirstColumn="0" w:firstRowLastColumn="0" w:lastRowFirstColumn="0" w:lastRowLastColumn="0"/>
             <w:tcW w:w="0" w:type="auto"/>
-            <w:vAlign w:val="center"/>
             <w:hideMark/>
           </w:tcPr>
           <w:p>
             <w:pPr>
-              <w:spacing w:after="0" w:line="240" w:lineRule="auto"/>
               <w:rPr>
                 <w:rFonts w:ascii="Times New Roman" w:eastAsia="Times New Roman" w:hAnsi="Times New Roman" w:cs="Times New Roman"/>
                 <w:kern w:val="0"/>
@@ -10168,12 +10087,11 @@
         <w:tc>
           <w:tcPr>
             <w:tcW w:w="0" w:type="auto"/>
-            <w:vAlign w:val="center"/>
             <w:hideMark/>
           </w:tcPr>
           <w:p>
             <w:pPr>
-              <w:spacing w:after="0" w:line="240" w:lineRule="auto"/>
+              <w:cnfStyle w:val="000000000000" w:firstRow="0" w:lastRow="0" w:firstColumn="0" w:lastColumn="0" w:oddVBand="0" w:evenVBand="0" w:oddHBand="0" w:evenHBand="0" w:firstRowFirstColumn="0" w:firstRowLastColumn="0" w:lastRowFirstColumn="0" w:lastRowLastColumn="0"/>
               <w:rPr>
                 <w:rFonts w:ascii="Times New Roman" w:eastAsia="Times New Roman" w:hAnsi="Times New Roman" w:cs="Times New Roman"/>
                 <w:kern w:val="0"/>
@@ -10199,12 +10117,11 @@
         <w:tc>
           <w:tcPr>
             <w:tcW w:w="0" w:type="auto"/>
-            <w:vAlign w:val="center"/>
             <w:hideMark/>
           </w:tcPr>
           <w:p>
             <w:pPr>
-              <w:spacing w:after="0" w:line="240" w:lineRule="auto"/>
+              <w:cnfStyle w:val="000000000000" w:firstRow="0" w:lastRow="0" w:firstColumn="0" w:lastColumn="0" w:oddVBand="0" w:evenVBand="0" w:oddHBand="0" w:evenHBand="0" w:firstRowFirstColumn="0" w:firstRowLastColumn="0" w:lastRowFirstColumn="0" w:lastRowLastColumn="0"/>
               <w:rPr>
                 <w:rFonts w:ascii="Times New Roman" w:eastAsia="Times New Roman" w:hAnsi="Times New Roman" w:cs="Times New Roman"/>
                 <w:kern w:val="0"/>
@@ -10230,17 +10147,16 @@
       </w:tr>
       <w:tr>
         <w:trPr>
-          <w:tblCellSpacing w:w="15" w:type="dxa"/>
+          <w:cnfStyle w:val="000000100000" w:firstRow="0" w:lastRow="0" w:firstColumn="0" w:lastColumn="0" w:oddVBand="0" w:evenVBand="0" w:oddHBand="1" w:evenHBand="0" w:firstRowFirstColumn="0" w:firstRowLastColumn="0" w:lastRowFirstColumn="0" w:lastRowLastColumn="0"/>
         </w:trPr>
         <w:tc>
           <w:tcPr>
+            <w:cnfStyle w:val="001000000000" w:firstRow="0" w:lastRow="0" w:firstColumn="1" w:lastColumn="0" w:oddVBand="0" w:evenVBand="0" w:oddHBand="0" w:evenHBand="0" w:firstRowFirstColumn="0" w:firstRowLastColumn="0" w:lastRowFirstColumn="0" w:lastRowLastColumn="0"/>
             <w:tcW w:w="0" w:type="auto"/>
-            <w:vAlign w:val="center"/>
             <w:hideMark/>
           </w:tcPr>
           <w:p>
             <w:pPr>
-              <w:spacing w:after="0" w:line="240" w:lineRule="auto"/>
               <w:rPr>
                 <w:rFonts w:ascii="Times New Roman" w:eastAsia="Times New Roman" w:hAnsi="Times New Roman" w:cs="Times New Roman"/>
                 <w:kern w:val="0"/>
@@ -10266,12 +10182,11 @@
         <w:tc>
           <w:tcPr>
             <w:tcW w:w="0" w:type="auto"/>
-            <w:vAlign w:val="center"/>
             <w:hideMark/>
           </w:tcPr>
           <w:p>
             <w:pPr>
-              <w:spacing w:after="0" w:line="240" w:lineRule="auto"/>
+              <w:cnfStyle w:val="000000100000" w:firstRow="0" w:lastRow="0" w:firstColumn="0" w:lastColumn="0" w:oddVBand="0" w:evenVBand="0" w:oddHBand="1" w:evenHBand="0" w:firstRowFirstColumn="0" w:firstRowLastColumn="0" w:lastRowFirstColumn="0" w:lastRowLastColumn="0"/>
               <w:rPr>
                 <w:rFonts w:ascii="Times New Roman" w:eastAsia="Times New Roman" w:hAnsi="Times New Roman" w:cs="Times New Roman"/>
                 <w:kern w:val="0"/>
@@ -10297,12 +10212,11 @@
         <w:tc>
           <w:tcPr>
             <w:tcW w:w="0" w:type="auto"/>
-            <w:vAlign w:val="center"/>
             <w:hideMark/>
           </w:tcPr>
           <w:p>
             <w:pPr>
-              <w:spacing w:after="0" w:line="240" w:lineRule="auto"/>
+              <w:cnfStyle w:val="000000100000" w:firstRow="0" w:lastRow="0" w:firstColumn="0" w:lastColumn="0" w:oddVBand="0" w:evenVBand="0" w:oddHBand="1" w:evenHBand="0" w:firstRowFirstColumn="0" w:firstRowLastColumn="0" w:lastRowFirstColumn="0" w:lastRowLastColumn="0"/>
               <w:rPr>
                 <w:rFonts w:ascii="Times New Roman" w:eastAsia="Times New Roman" w:hAnsi="Times New Roman" w:cs="Times New Roman"/>
                 <w:kern w:val="0"/>
@@ -10349,7 +10263,7 @@
           <w14:ligatures w14:val="none"/>
         </w:rPr>
         <w:pict w14:anchorId="56A5A7F5">
-          <v:rect id="_x0000_i1053" style="width:0;height:1.5pt" o:hralign="center" o:hrstd="t" o:hr="t" fillcolor="#a0a0a0" stroked="f"/>
+          <v:rect id="_x0000_i1054" style="width:0;height:1.5pt" o:hralign="center" o:hrstd="t" o:hr="t" fillcolor="#a0a0a0" stroked="f"/>
         </w:pict>
       </w:r>
     </w:p>
@@ -10364,6 +10278,7 @@
           <w:kern w:val="36"/>
           <w:sz w:val="48"/>
           <w:szCs w:val="48"/>
+          <w:highlight w:val="yellow"/>
           <w:lang w:val="en-GB" w:eastAsia="en-GB" w:bidi="ar-SA"/>
           <w14:ligatures w14:val="none"/>
         </w:rPr>
@@ -10376,6 +10291,7 @@
           <w:kern w:val="36"/>
           <w:sz w:val="48"/>
           <w:szCs w:val="48"/>
+          <w:highlight w:val="yellow"/>
           <w:lang w:val="en-GB" w:eastAsia="en-GB" w:bidi="ar-SA"/>
           <w14:ligatures w14:val="none"/>
         </w:rPr>
@@ -10390,16 +10306,18 @@
           <w:kern w:val="0"/>
           <w:sz w:val="24"/>
           <w:szCs w:val="24"/>
-          <w:lang w:val="en-GB" w:eastAsia="en-GB" w:bidi="ar-SA"/>
-          <w14:ligatures w14:val="none"/>
-        </w:rPr>
-      </w:pPr>
-      <w:r>
-        <w:rPr>
-          <w:rFonts w:ascii="Times New Roman" w:eastAsia="Times New Roman" w:hAnsi="Times New Roman" w:cs="Times New Roman"/>
-          <w:kern w:val="0"/>
-          <w:sz w:val="24"/>
-          <w:szCs w:val="24"/>
+          <w:highlight w:val="yellow"/>
+          <w:lang w:val="en-GB" w:eastAsia="en-GB" w:bidi="ar-SA"/>
+          <w14:ligatures w14:val="none"/>
+        </w:rPr>
+      </w:pPr>
+      <w:r>
+        <w:rPr>
+          <w:rFonts w:ascii="Times New Roman" w:eastAsia="Times New Roman" w:hAnsi="Times New Roman" w:cs="Times New Roman"/>
+          <w:kern w:val="0"/>
+          <w:sz w:val="24"/>
+          <w:szCs w:val="24"/>
+          <w:highlight w:val="yellow"/>
           <w:lang w:val="en-GB" w:eastAsia="en-GB" w:bidi="ar-SA"/>
           <w14:ligatures w14:val="none"/>
         </w:rPr>
@@ -10418,16 +10336,18 @@
           <w:kern w:val="0"/>
           <w:sz w:val="24"/>
           <w:szCs w:val="24"/>
-          <w:lang w:val="en-GB" w:eastAsia="en-GB" w:bidi="ar-SA"/>
-          <w14:ligatures w14:val="none"/>
-        </w:rPr>
-      </w:pPr>
-      <w:r>
-        <w:rPr>
-          <w:rFonts w:ascii="Times New Roman" w:eastAsia="Times New Roman" w:hAnsi="Times New Roman" w:cs="Times New Roman"/>
-          <w:kern w:val="0"/>
-          <w:sz w:val="24"/>
-          <w:szCs w:val="24"/>
+          <w:highlight w:val="yellow"/>
+          <w:lang w:val="en-GB" w:eastAsia="en-GB" w:bidi="ar-SA"/>
+          <w14:ligatures w14:val="none"/>
+        </w:rPr>
+      </w:pPr>
+      <w:r>
+        <w:rPr>
+          <w:rFonts w:ascii="Times New Roman" w:eastAsia="Times New Roman" w:hAnsi="Times New Roman" w:cs="Times New Roman"/>
+          <w:kern w:val="0"/>
+          <w:sz w:val="24"/>
+          <w:szCs w:val="24"/>
+          <w:highlight w:val="yellow"/>
           <w:lang w:val="en-GB" w:eastAsia="en-GB" w:bidi="ar-SA"/>
           <w14:ligatures w14:val="none"/>
         </w:rPr>
@@ -10446,16 +10366,18 @@
           <w:kern w:val="0"/>
           <w:sz w:val="24"/>
           <w:szCs w:val="24"/>
-          <w:lang w:val="en-GB" w:eastAsia="en-GB" w:bidi="ar-SA"/>
-          <w14:ligatures w14:val="none"/>
-        </w:rPr>
-      </w:pPr>
-      <w:r>
-        <w:rPr>
-          <w:rFonts w:ascii="Times New Roman" w:eastAsia="Times New Roman" w:hAnsi="Times New Roman" w:cs="Times New Roman"/>
-          <w:kern w:val="0"/>
-          <w:sz w:val="24"/>
-          <w:szCs w:val="24"/>
+          <w:highlight w:val="yellow"/>
+          <w:lang w:val="en-GB" w:eastAsia="en-GB" w:bidi="ar-SA"/>
+          <w14:ligatures w14:val="none"/>
+        </w:rPr>
+      </w:pPr>
+      <w:r>
+        <w:rPr>
+          <w:rFonts w:ascii="Times New Roman" w:eastAsia="Times New Roman" w:hAnsi="Times New Roman" w:cs="Times New Roman"/>
+          <w:kern w:val="0"/>
+          <w:sz w:val="24"/>
+          <w:szCs w:val="24"/>
+          <w:highlight w:val="yellow"/>
           <w:lang w:val="en-GB" w:eastAsia="en-GB" w:bidi="ar-SA"/>
           <w14:ligatures w14:val="none"/>
         </w:rPr>
@@ -10474,16 +10396,18 @@
           <w:kern w:val="0"/>
           <w:sz w:val="24"/>
           <w:szCs w:val="24"/>
-          <w:lang w:val="en-GB" w:eastAsia="en-GB" w:bidi="ar-SA"/>
-          <w14:ligatures w14:val="none"/>
-        </w:rPr>
-      </w:pPr>
-      <w:r>
-        <w:rPr>
-          <w:rFonts w:ascii="Times New Roman" w:eastAsia="Times New Roman" w:hAnsi="Times New Roman" w:cs="Times New Roman"/>
-          <w:kern w:val="0"/>
-          <w:sz w:val="24"/>
-          <w:szCs w:val="24"/>
+          <w:highlight w:val="yellow"/>
+          <w:lang w:val="en-GB" w:eastAsia="en-GB" w:bidi="ar-SA"/>
+          <w14:ligatures w14:val="none"/>
+        </w:rPr>
+      </w:pPr>
+      <w:r>
+        <w:rPr>
+          <w:rFonts w:ascii="Times New Roman" w:eastAsia="Times New Roman" w:hAnsi="Times New Roman" w:cs="Times New Roman"/>
+          <w:kern w:val="0"/>
+          <w:sz w:val="24"/>
+          <w:szCs w:val="24"/>
+          <w:highlight w:val="yellow"/>
           <w:lang w:val="en-GB" w:eastAsia="en-GB" w:bidi="ar-SA"/>
           <w14:ligatures w14:val="none"/>
         </w:rPr>
@@ -10502,16 +10426,18 @@
           <w:kern w:val="0"/>
           <w:sz w:val="24"/>
           <w:szCs w:val="24"/>
-          <w:lang w:val="en-GB" w:eastAsia="en-GB" w:bidi="ar-SA"/>
-          <w14:ligatures w14:val="none"/>
-        </w:rPr>
-      </w:pPr>
-      <w:r>
-        <w:rPr>
-          <w:rFonts w:ascii="Times New Roman" w:eastAsia="Times New Roman" w:hAnsi="Times New Roman" w:cs="Times New Roman"/>
-          <w:kern w:val="0"/>
-          <w:sz w:val="24"/>
-          <w:szCs w:val="24"/>
+          <w:highlight w:val="yellow"/>
+          <w:lang w:val="en-GB" w:eastAsia="en-GB" w:bidi="ar-SA"/>
+          <w14:ligatures w14:val="none"/>
+        </w:rPr>
+      </w:pPr>
+      <w:r>
+        <w:rPr>
+          <w:rFonts w:ascii="Times New Roman" w:eastAsia="Times New Roman" w:hAnsi="Times New Roman" w:cs="Times New Roman"/>
+          <w:kern w:val="0"/>
+          <w:sz w:val="24"/>
+          <w:szCs w:val="24"/>
+          <w:highlight w:val="yellow"/>
           <w:lang w:val="en-GB" w:eastAsia="en-GB" w:bidi="ar-SA"/>
           <w14:ligatures w14:val="none"/>
         </w:rPr>
@@ -10526,16 +10452,18 @@
           <w:kern w:val="0"/>
           <w:sz w:val="24"/>
           <w:szCs w:val="24"/>
-          <w:lang w:val="en-GB" w:eastAsia="en-GB" w:bidi="ar-SA"/>
-          <w14:ligatures w14:val="none"/>
-        </w:rPr>
-      </w:pPr>
-      <w:r>
-        <w:rPr>
-          <w:rFonts w:ascii="Times New Roman" w:eastAsia="Times New Roman" w:hAnsi="Times New Roman" w:cs="Times New Roman"/>
-          <w:kern w:val="0"/>
-          <w:sz w:val="24"/>
-          <w:szCs w:val="24"/>
+          <w:highlight w:val="yellow"/>
+          <w:lang w:val="en-GB" w:eastAsia="en-GB" w:bidi="ar-SA"/>
+          <w14:ligatures w14:val="none"/>
+        </w:rPr>
+      </w:pPr>
+      <w:r>
+        <w:rPr>
+          <w:rFonts w:ascii="Times New Roman" w:eastAsia="Times New Roman" w:hAnsi="Times New Roman" w:cs="Times New Roman"/>
+          <w:kern w:val="0"/>
+          <w:sz w:val="24"/>
+          <w:szCs w:val="24"/>
+          <w:highlight w:val="yellow"/>
           <w:lang w:val="en-GB" w:eastAsia="en-GB" w:bidi="ar-SA"/>
           <w14:ligatures w14:val="none"/>
         </w:rPr>
@@ -10548,6 +10476,7 @@
           <w:kern w:val="0"/>
           <w:sz w:val="24"/>
           <w:szCs w:val="24"/>
+          <w:highlight w:val="yellow"/>
           <w:lang w:val="en-GB" w:eastAsia="en-GB" w:bidi="ar-SA"/>
           <w14:ligatures w14:val="none"/>
         </w:rPr>
@@ -10560,6 +10489,7 @@
           <w:kern w:val="0"/>
           <w:sz w:val="24"/>
           <w:szCs w:val="24"/>
+          <w:highlight w:val="yellow"/>
           <w:lang w:val="en-GB" w:eastAsia="en-GB" w:bidi="ar-SA"/>
           <w14:ligatures w14:val="none"/>
         </w:rPr>
@@ -10578,16 +10508,18 @@
           <w:kern w:val="0"/>
           <w:sz w:val="24"/>
           <w:szCs w:val="24"/>
-          <w:lang w:val="en-GB" w:eastAsia="en-GB" w:bidi="ar-SA"/>
-          <w14:ligatures w14:val="none"/>
-        </w:rPr>
-      </w:pPr>
-      <w:r>
-        <w:rPr>
-          <w:rFonts w:ascii="Times New Roman" w:eastAsia="Times New Roman" w:hAnsi="Times New Roman" w:cs="Times New Roman"/>
-          <w:kern w:val="0"/>
-          <w:sz w:val="24"/>
-          <w:szCs w:val="24"/>
+          <w:highlight w:val="yellow"/>
+          <w:lang w:val="en-GB" w:eastAsia="en-GB" w:bidi="ar-SA"/>
+          <w14:ligatures w14:val="none"/>
+        </w:rPr>
+      </w:pPr>
+      <w:r>
+        <w:rPr>
+          <w:rFonts w:ascii="Times New Roman" w:eastAsia="Times New Roman" w:hAnsi="Times New Roman" w:cs="Times New Roman"/>
+          <w:kern w:val="0"/>
+          <w:sz w:val="24"/>
+          <w:szCs w:val="24"/>
+          <w:highlight w:val="yellow"/>
           <w:lang w:val="en-GB" w:eastAsia="en-GB" w:bidi="ar-SA"/>
           <w14:ligatures w14:val="none"/>
         </w:rPr>
@@ -10606,16 +10538,18 @@
           <w:kern w:val="0"/>
           <w:sz w:val="24"/>
           <w:szCs w:val="24"/>
-          <w:lang w:val="en-GB" w:eastAsia="en-GB" w:bidi="ar-SA"/>
-          <w14:ligatures w14:val="none"/>
-        </w:rPr>
-      </w:pPr>
-      <w:r>
-        <w:rPr>
-          <w:rFonts w:ascii="Times New Roman" w:eastAsia="Times New Roman" w:hAnsi="Times New Roman" w:cs="Times New Roman"/>
-          <w:kern w:val="0"/>
-          <w:sz w:val="24"/>
-          <w:szCs w:val="24"/>
+          <w:highlight w:val="yellow"/>
+          <w:lang w:val="en-GB" w:eastAsia="en-GB" w:bidi="ar-SA"/>
+          <w14:ligatures w14:val="none"/>
+        </w:rPr>
+      </w:pPr>
+      <w:r>
+        <w:rPr>
+          <w:rFonts w:ascii="Times New Roman" w:eastAsia="Times New Roman" w:hAnsi="Times New Roman" w:cs="Times New Roman"/>
+          <w:kern w:val="0"/>
+          <w:sz w:val="24"/>
+          <w:szCs w:val="24"/>
+          <w:highlight w:val="yellow"/>
           <w:lang w:val="en-GB" w:eastAsia="en-GB" w:bidi="ar-SA"/>
           <w14:ligatures w14:val="none"/>
         </w:rPr>
@@ -10634,16 +10568,18 @@
           <w:kern w:val="0"/>
           <w:sz w:val="24"/>
           <w:szCs w:val="24"/>
-          <w:lang w:val="en-GB" w:eastAsia="en-GB" w:bidi="ar-SA"/>
-          <w14:ligatures w14:val="none"/>
-        </w:rPr>
-      </w:pPr>
-      <w:r>
-        <w:rPr>
-          <w:rFonts w:ascii="Times New Roman" w:eastAsia="Times New Roman" w:hAnsi="Times New Roman" w:cs="Times New Roman"/>
-          <w:kern w:val="0"/>
-          <w:sz w:val="24"/>
-          <w:szCs w:val="24"/>
+          <w:highlight w:val="yellow"/>
+          <w:lang w:val="en-GB" w:eastAsia="en-GB" w:bidi="ar-SA"/>
+          <w14:ligatures w14:val="none"/>
+        </w:rPr>
+      </w:pPr>
+      <w:r>
+        <w:rPr>
+          <w:rFonts w:ascii="Times New Roman" w:eastAsia="Times New Roman" w:hAnsi="Times New Roman" w:cs="Times New Roman"/>
+          <w:kern w:val="0"/>
+          <w:sz w:val="24"/>
+          <w:szCs w:val="24"/>
+          <w:highlight w:val="yellow"/>
           <w:lang w:val="en-GB" w:eastAsia="en-GB" w:bidi="ar-SA"/>
           <w14:ligatures w14:val="none"/>
         </w:rPr>
@@ -10662,16 +10598,18 @@
           <w:kern w:val="0"/>
           <w:sz w:val="24"/>
           <w:szCs w:val="24"/>
-          <w:lang w:val="en-GB" w:eastAsia="en-GB" w:bidi="ar-SA"/>
-          <w14:ligatures w14:val="none"/>
-        </w:rPr>
-      </w:pPr>
-      <w:r>
-        <w:rPr>
-          <w:rFonts w:ascii="Times New Roman" w:eastAsia="Times New Roman" w:hAnsi="Times New Roman" w:cs="Times New Roman"/>
-          <w:kern w:val="0"/>
-          <w:sz w:val="24"/>
-          <w:szCs w:val="24"/>
+          <w:highlight w:val="yellow"/>
+          <w:lang w:val="en-GB" w:eastAsia="en-GB" w:bidi="ar-SA"/>
+          <w14:ligatures w14:val="none"/>
+        </w:rPr>
+      </w:pPr>
+      <w:r>
+        <w:rPr>
+          <w:rFonts w:ascii="Times New Roman" w:eastAsia="Times New Roman" w:hAnsi="Times New Roman" w:cs="Times New Roman"/>
+          <w:kern w:val="0"/>
+          <w:sz w:val="24"/>
+          <w:szCs w:val="24"/>
+          <w:highlight w:val="yellow"/>
           <w:lang w:val="en-GB" w:eastAsia="en-GB" w:bidi="ar-SA"/>
           <w14:ligatures w14:val="none"/>
         </w:rPr>
@@ -10690,16 +10628,18 @@
           <w:kern w:val="0"/>
           <w:sz w:val="24"/>
           <w:szCs w:val="24"/>
-          <w:lang w:val="en-GB" w:eastAsia="en-GB" w:bidi="ar-SA"/>
-          <w14:ligatures w14:val="none"/>
-        </w:rPr>
-      </w:pPr>
-      <w:r>
-        <w:rPr>
-          <w:rFonts w:ascii="Times New Roman" w:eastAsia="Times New Roman" w:hAnsi="Times New Roman" w:cs="Times New Roman"/>
-          <w:kern w:val="0"/>
-          <w:sz w:val="24"/>
-          <w:szCs w:val="24"/>
+          <w:highlight w:val="yellow"/>
+          <w:lang w:val="en-GB" w:eastAsia="en-GB" w:bidi="ar-SA"/>
+          <w14:ligatures w14:val="none"/>
+        </w:rPr>
+      </w:pPr>
+      <w:r>
+        <w:rPr>
+          <w:rFonts w:ascii="Times New Roman" w:eastAsia="Times New Roman" w:hAnsi="Times New Roman" w:cs="Times New Roman"/>
+          <w:kern w:val="0"/>
+          <w:sz w:val="24"/>
+          <w:szCs w:val="24"/>
+          <w:highlight w:val="yellow"/>
           <w:lang w:val="en-GB" w:eastAsia="en-GB" w:bidi="ar-SA"/>
           <w14:ligatures w14:val="none"/>
         </w:rPr>
@@ -10718,16 +10658,18 @@
           <w:kern w:val="0"/>
           <w:sz w:val="24"/>
           <w:szCs w:val="24"/>
-          <w:lang w:val="en-GB" w:eastAsia="en-GB" w:bidi="ar-SA"/>
-          <w14:ligatures w14:val="none"/>
-        </w:rPr>
-      </w:pPr>
-      <w:r>
-        <w:rPr>
-          <w:rFonts w:ascii="Times New Roman" w:eastAsia="Times New Roman" w:hAnsi="Times New Roman" w:cs="Times New Roman"/>
-          <w:kern w:val="0"/>
-          <w:sz w:val="24"/>
-          <w:szCs w:val="24"/>
+          <w:highlight w:val="yellow"/>
+          <w:lang w:val="en-GB" w:eastAsia="en-GB" w:bidi="ar-SA"/>
+          <w14:ligatures w14:val="none"/>
+        </w:rPr>
+      </w:pPr>
+      <w:r>
+        <w:rPr>
+          <w:rFonts w:ascii="Times New Roman" w:eastAsia="Times New Roman" w:hAnsi="Times New Roman" w:cs="Times New Roman"/>
+          <w:kern w:val="0"/>
+          <w:sz w:val="24"/>
+          <w:szCs w:val="24"/>
+          <w:highlight w:val="yellow"/>
           <w:lang w:val="en-GB" w:eastAsia="en-GB" w:bidi="ar-SA"/>
           <w14:ligatures w14:val="none"/>
         </w:rPr>
@@ -10752,11 +10694,12 @@
           <w:kern w:val="0"/>
           <w:sz w:val="24"/>
           <w:szCs w:val="24"/>
+          <w:highlight w:val="yellow"/>
           <w:lang w:val="en-GB" w:eastAsia="en-GB" w:bidi="ar-SA"/>
           <w14:ligatures w14:val="none"/>
         </w:rPr>
         <w:pict w14:anchorId="2C293494">
-          <v:rect id="_x0000_i1054" style="width:0;height:1.5pt" o:hralign="center" o:hrstd="t" o:hr="t" fillcolor="#a0a0a0" stroked="f"/>
+          <v:rect id="_x0000_i1055" style="width:0;height:1.5pt" o:hralign="center" o:hrstd="t" o:hr="t" fillcolor="#a0a0a0" stroked="f"/>
         </w:pict>
       </w:r>
     </w:p>
@@ -10978,9 +10921,8 @@
           <w:lang w:val="en-GB" w:eastAsia="en-GB" w:bidi="ar-SA"/>
           <w14:ligatures w14:val="none"/>
         </w:rPr>
-        <w:lastRenderedPageBreak/>
         <w:pict w14:anchorId="43D2CBAF">
-          <v:rect id="_x0000_i1055" style="width:0;height:1.5pt" o:hralign="center" o:hrstd="t" o:hr="t" fillcolor="#a0a0a0" stroked="f"/>
+          <v:rect id="_x0000_i1056" style="width:0;height:1.5pt" o:hralign="center" o:hrstd="t" o:hr="t" fillcolor="#a0a0a0" stroked="f"/>
         </w:pict>
       </w:r>
     </w:p>
@@ -11066,6 +11008,7 @@
           <w:lang w:val="en-GB" w:eastAsia="en-GB" w:bidi="ar-SA"/>
           <w14:ligatures w14:val="none"/>
         </w:rPr>
+        <w:lastRenderedPageBreak/>
         <w:t>7-day document circulation rule</w:t>
       </w:r>
     </w:p>
@@ -11153,9 +11096,22 @@
         <w:t>Automatic SAP threshold enforcement</w:t>
       </w:r>
     </w:p>
-    <w:p/>
+    <w:p>
+      <w:pPr>
+        <w:rPr>
+          <w:color w:val="C00000"/>
+        </w:rPr>
+      </w:pPr>
+      <w:r>
+        <w:rPr>
+          <w:color w:val="C00000"/>
+        </w:rPr>
+        <w:t xml:space="preserve">Forms and process </w:t>
+      </w:r>
+    </w:p>
     <w:sectPr>
       <w:headerReference w:type="default" r:id="rId7"/>
+      <w:footerReference w:type="default" r:id="rId8"/>
       <w:pgSz w:w="11906" w:h="16838"/>
       <w:pgMar w:top="1440" w:right="1440" w:bottom="1440" w:left="1440" w:header="720" w:footer="720" w:gutter="0"/>
       <w:pgBorders w:offsetFrom="page">
@@ -11194,6 +11150,90 @@
     </w:p>
   </w:endnote>
 </w:endnotes>
+</file>
+
+<file path=word/footer1.xml><?xml version="1.0" encoding="utf-8"?>
+<w:ftr xmlns:wpc="http://schemas.microsoft.com/office/word/2010/wordprocessingCanvas" xmlns:cx="http://schemas.microsoft.com/office/drawing/2014/chartex" xmlns:cx1="http://schemas.microsoft.com/office/drawing/2015/9/8/chartex" xmlns:cx2="http://schemas.microsoft.com/office/drawing/2015/10/21/chartex" xmlns:cx3="http://schemas.microsoft.com/office/drawing/2016/5/9/chartex" xmlns:cx4="http://schemas.microsoft.com/office/drawing/2016/5/10/chartex" xmlns:cx5="http://schemas.microsoft.com/office/drawing/2016/5/11/chartex" xmlns:cx6="http://schemas.microsoft.com/office/drawing/2016/5/12/chartex" xmlns:cx7="http://schemas.microsoft.com/office/drawing/2016/5/13/chartex" xmlns:cx8="http://schemas.microsoft.com/office/drawing/2016/5/14/chartex" xmlns:mc="http://schemas.openxmlformats.org/markup-compatibility/2006" xmlns:aink="http://schemas.microsoft.com/office/drawing/2016/ink" xmlns:am3d="http://schemas.microsoft.com/office/drawing/2017/model3d" xmlns:o="urn:schemas-microsoft-com:office:office" xmlns:oel="http://schemas.microsoft.com/office/2019/extlst" xmlns:r="http://schemas.openxmlformats.org/officeDocument/2006/relationships" xmlns:m="http://schemas.openxmlformats.org/officeDocument/2006/math" xmlns:v="urn:schemas-microsoft-com:vml" xmlns:wp14="http://schemas.microsoft.com/office/word/2010/wordprocessingDrawing" xmlns:wp="http://schemas.openxmlformats.org/drawingml/2006/wordprocessingDrawing" xmlns:w10="urn:schemas-microsoft-com:office:word" xmlns:w="http://schemas.openxmlformats.org/wordprocessingml/2006/main" xmlns:w14="http://schemas.microsoft.com/office/word/2010/wordml" xmlns:w15="http://schemas.microsoft.com/office/word/2012/wordml" xmlns:w16cex="http://schemas.microsoft.com/office/word/2018/wordml/cex" xmlns:w16cid="http://schemas.microsoft.com/office/word/2016/wordml/cid" xmlns:w16="http://schemas.microsoft.com/office/word/2018/wordml" xmlns:w16du="http://schemas.microsoft.com/office/word/2023/wordml/word16du" xmlns:w16sdtdh="http://schemas.microsoft.com/office/word/2020/wordml/sdtdatahash" xmlns:w16sdtfl="http://schemas.microsoft.com/office/word/2024/wordml/sdtformatlock" xmlns:w16se="http://schemas.microsoft.com/office/word/2015/wordml/symex" xmlns:wpg="http://schemas.microsoft.com/office/word/2010/wordprocessingGroup" xmlns:wpi="http://schemas.microsoft.com/office/word/2010/wordprocessingInk" xmlns:wne="http://schemas.microsoft.com/office/word/2006/wordml" xmlns:wps="http://schemas.microsoft.com/office/word/2010/wordprocessingShape" mc:Ignorable="w14 w15 w16se w16cid w16 w16cex w16sdtdh w16sdtfl w16du wp14">
+  <w:sdt>
+    <w:sdtPr>
+      <w:rPr>
+        <w:rFonts w:asciiTheme="majorHAnsi" w:eastAsiaTheme="majorEastAsia" w:hAnsiTheme="majorHAnsi" w:cstheme="majorBidi"/>
+        <w:sz w:val="28"/>
+        <w:szCs w:val="28"/>
+        <w:lang w:val="en-GB"/>
+      </w:rPr>
+      <w:id w:val="1001390025"/>
+      <w:docPartObj>
+        <w:docPartGallery w:val="Page Numbers (Bottom of Page)"/>
+        <w:docPartUnique/>
+      </w:docPartObj>
+    </w:sdtPr>
+    <w:sdtEndPr>
+      <w:rPr>
+        <w:lang w:val="en-US"/>
+      </w:rPr>
+    </w:sdtEndPr>
+    <w:sdtContent>
+      <w:p>
+        <w:pPr>
+          <w:pStyle w:val="Footer"/>
+          <w:jc w:val="right"/>
+          <w:rPr>
+            <w:rFonts w:asciiTheme="majorHAnsi" w:eastAsiaTheme="majorEastAsia" w:hAnsiTheme="majorHAnsi" w:cstheme="majorBidi"/>
+            <w:sz w:val="28"/>
+            <w:szCs w:val="28"/>
+          </w:rPr>
+        </w:pPr>
+        <w:r>
+          <w:rPr>
+            <w:rFonts w:asciiTheme="majorHAnsi" w:eastAsiaTheme="majorEastAsia" w:hAnsiTheme="majorHAnsi" w:cstheme="majorBidi"/>
+            <w:sz w:val="28"/>
+            <w:szCs w:val="28"/>
+            <w:lang w:val="en-GB"/>
+          </w:rPr>
+          <w:t xml:space="preserve">pg. </w:t>
+        </w:r>
+        <w:r>
+          <w:rPr>
+            <w:rFonts w:eastAsiaTheme="minorEastAsia" w:cs="Times New Roman"/>
+          </w:rPr>
+          <w:fldChar w:fldCharType="begin"/>
+        </w:r>
+        <w:r>
+          <w:instrText>PAGE    \* MERGEFORMAT</w:instrText>
+        </w:r>
+        <w:r>
+          <w:rPr>
+            <w:rFonts w:eastAsiaTheme="minorEastAsia" w:cs="Times New Roman"/>
+          </w:rPr>
+          <w:fldChar w:fldCharType="separate"/>
+        </w:r>
+        <w:r>
+          <w:rPr>
+            <w:rFonts w:asciiTheme="majorHAnsi" w:eastAsiaTheme="majorEastAsia" w:hAnsiTheme="majorHAnsi" w:cstheme="majorBidi"/>
+            <w:sz w:val="28"/>
+            <w:szCs w:val="28"/>
+            <w:lang w:val="en-GB"/>
+          </w:rPr>
+          <w:t>2</w:t>
+        </w:r>
+        <w:r>
+          <w:rPr>
+            <w:rFonts w:asciiTheme="majorHAnsi" w:eastAsiaTheme="majorEastAsia" w:hAnsiTheme="majorHAnsi" w:cstheme="majorBidi"/>
+            <w:sz w:val="28"/>
+            <w:szCs w:val="28"/>
+          </w:rPr>
+          <w:fldChar w:fldCharType="end"/>
+        </w:r>
+      </w:p>
+    </w:sdtContent>
+  </w:sdt>
+  <w:p>
+    <w:pPr>
+      <w:pStyle w:val="Footer"/>
+    </w:pPr>
+  </w:p>
+</w:ftr>
 </file>
 
 <file path=word/footnotes.xml><?xml version="1.0" encoding="utf-8"?>
@@ -17018,6 +17058,69 @@
       <w:lang w:val="en-US" w:bidi="ar-EG"/>
     </w:rPr>
   </w:style>
+  <w:style w:type="table" w:styleId="PlainTable1">
+    <w:name w:val="Plain Table 1"/>
+    <w:basedOn w:val="TableNormal"/>
+    <w:uiPriority w:val="41"/>
+    <w:rsid w:val="005E2D0D"/>
+    <w:pPr>
+      <w:spacing w:after="0" w:line="240" w:lineRule="auto"/>
+    </w:pPr>
+    <w:tblPr>
+      <w:tblStyleRowBandSize w:val="1"/>
+      <w:tblStyleColBandSize w:val="1"/>
+      <w:tblBorders>
+        <w:top w:val="single" w:sz="4" w:space="0" w:color="BFBFBF" w:themeColor="background1" w:themeShade="BF"/>
+        <w:left w:val="single" w:sz="4" w:space="0" w:color="BFBFBF" w:themeColor="background1" w:themeShade="BF"/>
+        <w:bottom w:val="single" w:sz="4" w:space="0" w:color="BFBFBF" w:themeColor="background1" w:themeShade="BF"/>
+        <w:right w:val="single" w:sz="4" w:space="0" w:color="BFBFBF" w:themeColor="background1" w:themeShade="BF"/>
+        <w:insideH w:val="single" w:sz="4" w:space="0" w:color="BFBFBF" w:themeColor="background1" w:themeShade="BF"/>
+        <w:insideV w:val="single" w:sz="4" w:space="0" w:color="BFBFBF" w:themeColor="background1" w:themeShade="BF"/>
+      </w:tblBorders>
+    </w:tblPr>
+    <w:tblStylePr w:type="firstRow">
+      <w:rPr>
+        <w:b/>
+        <w:bCs/>
+      </w:rPr>
+    </w:tblStylePr>
+    <w:tblStylePr w:type="lastRow">
+      <w:rPr>
+        <w:b/>
+        <w:bCs/>
+      </w:rPr>
+      <w:tblPr/>
+      <w:tcPr>
+        <w:tcBorders>
+          <w:top w:val="double" w:sz="4" w:space="0" w:color="BFBFBF" w:themeColor="background1" w:themeShade="BF"/>
+        </w:tcBorders>
+      </w:tcPr>
+    </w:tblStylePr>
+    <w:tblStylePr w:type="firstCol">
+      <w:rPr>
+        <w:b/>
+        <w:bCs/>
+      </w:rPr>
+    </w:tblStylePr>
+    <w:tblStylePr w:type="lastCol">
+      <w:rPr>
+        <w:b/>
+        <w:bCs/>
+      </w:rPr>
+    </w:tblStylePr>
+    <w:tblStylePr w:type="band1Vert">
+      <w:tblPr/>
+      <w:tcPr>
+        <w:shd w:val="clear" w:color="auto" w:fill="F2F2F2" w:themeFill="background1" w:themeFillShade="F2"/>
+      </w:tcPr>
+    </w:tblStylePr>
+    <w:tblStylePr w:type="band1Horz">
+      <w:tblPr/>
+      <w:tcPr>
+        <w:shd w:val="clear" w:color="auto" w:fill="F2F2F2" w:themeFill="background1" w:themeFillShade="F2"/>
+      </w:tcPr>
+    </w:tblStylePr>
+  </w:style>
 </w:styles>
 </file>
 
